--- a/rapports/16_02_2026/THIMBANE/coh_EQ5_sup_012301250121.docx
+++ b/rapports/16_02_2026/THIMBANE/coh_EQ5_sup_012301250121.docx
@@ -25,7 +25,7 @@
         <w:br/>
         <w:t>Grappe: 012301250121</w:t>
         <w:br/>
-        <w:t>Date: 16/02/2026 a 12:41</w:t>
+        <w:t>Date: 16/02/2026 a 12:58</w:t>
       </w:r>
     </w:p>
     <w:p/>

--- a/rapports/16_02_2026/THIMBANE/coh_EQ5_sup_012301250121.docx
+++ b/rapports/16_02_2026/THIMBANE/coh_EQ5_sup_012301250121.docx
@@ -25,7 +25,7 @@
         <w:br/>
         <w:t>Grappe: 012301250121</w:t>
         <w:br/>
-        <w:t>Date: 16/02/2026 a 12:58</w:t>
+        <w:t>Date: 16/02/2026 a 13:06</w:t>
       </w:r>
     </w:p>
     <w:p/>
@@ -97,7 +97,7 @@
           </w:tcPr>
           <w:p>
             <w:r>
-              <w:t>4</w:t>
+              <w:t>12</w:t>
             </w:r>
           </w:p>
         </w:tc>
@@ -119,7 +119,7 @@
           </w:tcPr>
           <w:p>
             <w:r>
-              <w:t>26</w:t>
+              <w:t>24</w:t>
             </w:r>
           </w:p>
         </w:tc>
@@ -199,7 +199,7 @@
           </w:tcPr>
           <w:p>
             <w:r>
-              <w:t>Section9b</w:t>
+              <w:t>Section16a</w:t>
             </w:r>
           </w:p>
         </w:tc>
@@ -209,7 +209,7 @@
           </w:tcPr>
           <w:p>
             <w:r>
-              <w:t>Depenses non-alimentaires - 7 jours</w:t>
+              <w:t>Champs et parcelles</w:t>
             </w:r>
           </w:p>
         </w:tc>
@@ -219,7 +219,7 @@
           </w:tcPr>
           <w:p>
             <w:r>
-              <w:t>4</w:t>
+              <w:t>12</w:t>
             </w:r>
           </w:p>
         </w:tc>
@@ -231,7 +231,7 @@
           </w:tcPr>
           <w:p>
             <w:r>
-              <w:t>Section14</w:t>
+              <w:t>Section2</w:t>
             </w:r>
           </w:p>
         </w:tc>
@@ -241,7 +241,7 @@
           </w:tcPr>
           <w:p>
             <w:r>
-              <w:t>Chocs</w:t>
+              <w:t>Education</w:t>
             </w:r>
           </w:p>
         </w:tc>
@@ -251,7 +251,71 @@
           </w:tcPr>
           <w:p>
             <w:r>
-              <w:t>4</w:t>
+              <w:t>11</w:t>
+            </w:r>
+          </w:p>
+        </w:tc>
+      </w:tr>
+      <w:tr>
+        <w:tc>
+          <w:tcPr>
+            <w:tcW w:type="dxa" w:w="3324"/>
+          </w:tcPr>
+          <w:p>
+            <w:r>
+              <w:t>Section7b</w:t>
+            </w:r>
+          </w:p>
+        </w:tc>
+        <w:tc>
+          <w:tcPr>
+            <w:tcW w:type="dxa" w:w="3324"/>
+          </w:tcPr>
+          <w:p>
+            <w:r>
+              <w:t>Consommation alimentaire - 7 jours</w:t>
+            </w:r>
+          </w:p>
+        </w:tc>
+        <w:tc>
+          <w:tcPr>
+            <w:tcW w:type="dxa" w:w="3324"/>
+          </w:tcPr>
+          <w:p>
+            <w:r>
+              <w:t>11</w:t>
+            </w:r>
+          </w:p>
+        </w:tc>
+      </w:tr>
+      <w:tr>
+        <w:tc>
+          <w:tcPr>
+            <w:tcW w:type="dxa" w:w="3324"/>
+          </w:tcPr>
+          <w:p>
+            <w:r>
+              <w:t>Section0</w:t>
+            </w:r>
+          </w:p>
+        </w:tc>
+        <w:tc>
+          <w:tcPr>
+            <w:tcW w:type="dxa" w:w="3324"/>
+          </w:tcPr>
+          <w:p>
+            <w:r>
+              <w:t>Identification et renseignements de controle</w:t>
+            </w:r>
+          </w:p>
+        </w:tc>
+        <w:tc>
+          <w:tcPr>
+            <w:tcW w:type="dxa" w:w="3324"/>
+          </w:tcPr>
+          <w:p>
+            <w:r>
+              <w:t>9</w:t>
             </w:r>
           </w:p>
         </w:tc>
@@ -283,135 +347,7 @@
           </w:tcPr>
           <w:p>
             <w:r>
-              <w:t>4</w:t>
-            </w:r>
-          </w:p>
-        </w:tc>
-      </w:tr>
-      <w:tr>
-        <w:tc>
-          <w:tcPr>
-            <w:tcW w:type="dxa" w:w="3324"/>
-          </w:tcPr>
-          <w:p>
-            <w:r>
-              <w:t>Section16a</w:t>
-            </w:r>
-          </w:p>
-        </w:tc>
-        <w:tc>
-          <w:tcPr>
-            <w:tcW w:type="dxa" w:w="3324"/>
-          </w:tcPr>
-          <w:p>
-            <w:r>
-              <w:t>Champs et parcelles</w:t>
-            </w:r>
-          </w:p>
-        </w:tc>
-        <w:tc>
-          <w:tcPr>
-            <w:tcW w:type="dxa" w:w="3324"/>
-          </w:tcPr>
-          <w:p>
-            <w:r>
-              <w:t>4</w:t>
-            </w:r>
-          </w:p>
-        </w:tc>
-      </w:tr>
-      <w:tr>
-        <w:tc>
-          <w:tcPr>
-            <w:tcW w:type="dxa" w:w="3324"/>
-          </w:tcPr>
-          <w:p>
-            <w:r>
-              <w:t>Section0</w:t>
-            </w:r>
-          </w:p>
-        </w:tc>
-        <w:tc>
-          <w:tcPr>
-            <w:tcW w:type="dxa" w:w="3324"/>
-          </w:tcPr>
-          <w:p>
-            <w:r>
-              <w:t>Identification et renseignements de controle</w:t>
-            </w:r>
-          </w:p>
-        </w:tc>
-        <w:tc>
-          <w:tcPr>
-            <w:tcW w:type="dxa" w:w="3324"/>
-          </w:tcPr>
-          <w:p>
-            <w:r>
-              <w:t>3</w:t>
-            </w:r>
-          </w:p>
-        </w:tc>
-      </w:tr>
-      <w:tr>
-        <w:tc>
-          <w:tcPr>
-            <w:tcW w:type="dxa" w:w="3324"/>
-          </w:tcPr>
-          <w:p>
-            <w:r>
-              <w:t>Section2</w:t>
-            </w:r>
-          </w:p>
-        </w:tc>
-        <w:tc>
-          <w:tcPr>
-            <w:tcW w:type="dxa" w:w="3324"/>
-          </w:tcPr>
-          <w:p>
-            <w:r>
-              <w:t>Education</w:t>
-            </w:r>
-          </w:p>
-        </w:tc>
-        <w:tc>
-          <w:tcPr>
-            <w:tcW w:type="dxa" w:w="3324"/>
-          </w:tcPr>
-          <w:p>
-            <w:r>
-              <w:t>3</w:t>
-            </w:r>
-          </w:p>
-        </w:tc>
-      </w:tr>
-      <w:tr>
-        <w:tc>
-          <w:tcPr>
-            <w:tcW w:type="dxa" w:w="3324"/>
-          </w:tcPr>
-          <w:p>
-            <w:r>
-              <w:t>Section3</w:t>
-            </w:r>
-          </w:p>
-        </w:tc>
-        <w:tc>
-          <w:tcPr>
-            <w:tcW w:type="dxa" w:w="3324"/>
-          </w:tcPr>
-          <w:p>
-            <w:r>
-              <w:t>Sante</w:t>
-            </w:r>
-          </w:p>
-        </w:tc>
-        <w:tc>
-          <w:tcPr>
-            <w:tcW w:type="dxa" w:w="3324"/>
-          </w:tcPr>
-          <w:p>
-            <w:r>
-              <w:t>3</w:t>
+              <w:t>9</w:t>
             </w:r>
           </w:p>
         </w:tc>
@@ -443,7 +379,71 @@
           </w:tcPr>
           <w:p>
             <w:r>
-              <w:t>3</w:t>
+              <w:t>7</w:t>
+            </w:r>
+          </w:p>
+        </w:tc>
+      </w:tr>
+      <w:tr>
+        <w:tc>
+          <w:tcPr>
+            <w:tcW w:type="dxa" w:w="3324"/>
+          </w:tcPr>
+          <w:p>
+            <w:r>
+              <w:t>Section12</w:t>
+            </w:r>
+          </w:p>
+        </w:tc>
+        <w:tc>
+          <w:tcPr>
+            <w:tcW w:type="dxa" w:w="3324"/>
+          </w:tcPr>
+          <w:p>
+            <w:r>
+              <w:t>Actifs du menage</w:t>
+            </w:r>
+          </w:p>
+        </w:tc>
+        <w:tc>
+          <w:tcPr>
+            <w:tcW w:type="dxa" w:w="3324"/>
+          </w:tcPr>
+          <w:p>
+            <w:r>
+              <w:t>6</w:t>
+            </w:r>
+          </w:p>
+        </w:tc>
+      </w:tr>
+      <w:tr>
+        <w:tc>
+          <w:tcPr>
+            <w:tcW w:type="dxa" w:w="3324"/>
+          </w:tcPr>
+          <w:p>
+            <w:r>
+              <w:t>Section1</w:t>
+            </w:r>
+          </w:p>
+        </w:tc>
+        <w:tc>
+          <w:tcPr>
+            <w:tcW w:type="dxa" w:w="3324"/>
+          </w:tcPr>
+          <w:p>
+            <w:r>
+              <w:t>Caracteristiques des membres</w:t>
+            </w:r>
+          </w:p>
+        </w:tc>
+        <w:tc>
+          <w:tcPr>
+            <w:tcW w:type="dxa" w:w="3324"/>
+          </w:tcPr>
+          <w:p>
+            <w:r>
+              <w:t>5</w:t>
             </w:r>
           </w:p>
         </w:tc>
@@ -475,7 +475,7 @@
           </w:tcPr>
           <w:p>
             <w:r>
-              <w:t>3</w:t>
+              <w:t>5</w:t>
             </w:r>
           </w:p>
         </w:tc>
@@ -487,7 +487,7 @@
           </w:tcPr>
           <w:p>
             <w:r>
-              <w:t>Section7b</w:t>
+              <w:t>Section9b</w:t>
             </w:r>
           </w:p>
         </w:tc>
@@ -497,7 +497,7 @@
           </w:tcPr>
           <w:p>
             <w:r>
-              <w:t>Consommation alimentaire - 7 jours</w:t>
+              <w:t>Depenses non-alimentaires - 7 jours</w:t>
             </w:r>
           </w:p>
         </w:tc>
@@ -507,7 +507,7 @@
           </w:tcPr>
           <w:p>
             <w:r>
-              <w:t>3</w:t>
+              <w:t>5</w:t>
             </w:r>
           </w:p>
         </w:tc>
@@ -520,6 +520,1956 @@
       </w:pPr>
       <w:r>
         <w:t>Details des erreurs par menage</w:t>
+      </w:r>
+    </w:p>
+    <w:p>
+      <w:pPr>
+        <w:pStyle w:val="Heading2"/>
+      </w:pPr>
+      <w:r>
+        <w:t>Menage 1</w:t>
+      </w:r>
+    </w:p>
+    <w:tbl>
+      <w:tblPr>
+        <w:tblStyle w:val="TableGrid"/>
+        <w:tblW w:type="auto" w:w="0"/>
+        <w:tblLook w:firstColumn="1" w:firstRow="1" w:lastColumn="0" w:lastRow="0" w:noHBand="0" w:noVBand="1" w:val="04A0"/>
+      </w:tblPr>
+      <w:tblGrid>
+        <w:gridCol w:w="1662"/>
+        <w:gridCol w:w="1662"/>
+        <w:gridCol w:w="1662"/>
+        <w:gridCol w:w="1662"/>
+        <w:gridCol w:w="1662"/>
+        <w:gridCol w:w="1662"/>
+      </w:tblGrid>
+      <w:tr>
+        <w:tc>
+          <w:tcPr>
+            <w:tcW w:type="dxa" w:w="1662"/>
+            <w:shd w:fill="5B9BD5"/>
+          </w:tcPr>
+          <w:p>
+            <w:r>
+              <w:rPr>
+                <w:b/>
+                <w:color w:val="FFFFFF"/>
+                <w:sz w:val="16"/>
+              </w:rPr>
+              <w:t>Interview Key</w:t>
+            </w:r>
+          </w:p>
+        </w:tc>
+        <w:tc>
+          <w:tcPr>
+            <w:tcW w:type="dxa" w:w="1662"/>
+            <w:shd w:fill="5B9BD5"/>
+          </w:tcPr>
+          <w:p>
+            <w:r>
+              <w:rPr>
+                <w:b/>
+                <w:color w:val="FFFFFF"/>
+                <w:sz w:val="16"/>
+              </w:rPr>
+              <w:t>Interview ID</w:t>
+            </w:r>
+          </w:p>
+        </w:tc>
+        <w:tc>
+          <w:tcPr>
+            <w:tcW w:type="dxa" w:w="1662"/>
+            <w:shd w:fill="5B9BD5"/>
+          </w:tcPr>
+          <w:p>
+            <w:r>
+              <w:rPr>
+                <w:b/>
+                <w:color w:val="FFFFFF"/>
+                <w:sz w:val="16"/>
+              </w:rPr>
+              <w:t>ID Agent</w:t>
+            </w:r>
+          </w:p>
+        </w:tc>
+        <w:tc>
+          <w:tcPr>
+            <w:tcW w:type="dxa" w:w="1662"/>
+            <w:shd w:fill="5B9BD5"/>
+          </w:tcPr>
+          <w:p>
+            <w:r>
+              <w:rPr>
+                <w:b/>
+                <w:color w:val="FFFFFF"/>
+                <w:sz w:val="16"/>
+              </w:rPr>
+              <w:t>ID Equipe</w:t>
+            </w:r>
+          </w:p>
+        </w:tc>
+        <w:tc>
+          <w:tcPr>
+            <w:tcW w:type="dxa" w:w="1662"/>
+            <w:shd w:fill="5B9BD5"/>
+          </w:tcPr>
+          <w:p>
+            <w:r>
+              <w:rPr>
+                <w:b/>
+                <w:color w:val="FFFFFF"/>
+                <w:sz w:val="16"/>
+              </w:rPr>
+              <w:t>Agent</w:t>
+            </w:r>
+          </w:p>
+        </w:tc>
+        <w:tc>
+          <w:tcPr>
+            <w:tcW w:type="dxa" w:w="1662"/>
+            <w:shd w:fill="5B9BD5"/>
+          </w:tcPr>
+          <w:p>
+            <w:r>
+              <w:rPr>
+                <w:b/>
+                <w:color w:val="FFFFFF"/>
+                <w:sz w:val="16"/>
+              </w:rPr>
+              <w:t>Chef d'equipe</w:t>
+            </w:r>
+          </w:p>
+        </w:tc>
+      </w:tr>
+      <w:tr>
+        <w:tc>
+          <w:tcPr>
+            <w:tcW w:type="dxa" w:w="1662"/>
+          </w:tcPr>
+          <w:p>
+            <w:r>
+              <w:rPr>
+                <w:sz w:val="14"/>
+              </w:rPr>
+              <w:t>11-54-15-02</w:t>
+            </w:r>
+          </w:p>
+        </w:tc>
+        <w:tc>
+          <w:tcPr>
+            <w:tcW w:type="dxa" w:w="1662"/>
+          </w:tcPr>
+          <w:p>
+            <w:r>
+              <w:rPr>
+                <w:sz w:val="14"/>
+              </w:rPr>
+              <w:t>f4b6df45cce1490fb1eb501d214bc6b3</w:t>
+            </w:r>
+          </w:p>
+        </w:tc>
+        <w:tc>
+          <w:tcPr>
+            <w:tcW w:type="dxa" w:w="1662"/>
+          </w:tcPr>
+          <w:p>
+            <w:r>
+              <w:rPr>
+                <w:sz w:val="14"/>
+              </w:rPr>
+              <w:t>EQ5_enq2</w:t>
+            </w:r>
+          </w:p>
+        </w:tc>
+        <w:tc>
+          <w:tcPr>
+            <w:tcW w:type="dxa" w:w="1662"/>
+          </w:tcPr>
+          <w:p>
+            <w:r>
+              <w:rPr>
+                <w:sz w:val="14"/>
+              </w:rPr>
+              <w:t>Equipe5</w:t>
+            </w:r>
+          </w:p>
+        </w:tc>
+        <w:tc>
+          <w:tcPr>
+            <w:tcW w:type="dxa" w:w="1662"/>
+          </w:tcPr>
+          <w:p>
+            <w:r>
+              <w:rPr>
+                <w:sz w:val="14"/>
+              </w:rPr>
+              <w:t>Ramatoulaye SANE</w:t>
+            </w:r>
+          </w:p>
+        </w:tc>
+        <w:tc>
+          <w:tcPr>
+            <w:tcW w:type="dxa" w:w="1662"/>
+          </w:tcPr>
+          <w:p>
+            <w:r>
+              <w:rPr>
+                <w:sz w:val="14"/>
+              </w:rPr>
+              <w:t>Sokhna  FALL</w:t>
+            </w:r>
+          </w:p>
+        </w:tc>
+      </w:tr>
+    </w:tbl>
+    <w:p/>
+    <w:tbl>
+      <w:tblPr>
+        <w:tblStyle w:val="TableGrid"/>
+        <w:tblW w:type="auto" w:w="0"/>
+        <w:tblLook w:firstColumn="1" w:firstRow="1" w:lastColumn="0" w:lastRow="0" w:noHBand="0" w:noVBand="1" w:val="04A0"/>
+      </w:tblPr>
+      <w:tblGrid>
+        <w:gridCol w:w="3324"/>
+        <w:gridCol w:w="3324"/>
+        <w:gridCol w:w="3324"/>
+      </w:tblGrid>
+      <w:tr>
+        <w:tc>
+          <w:tcPr>
+            <w:tcW w:type="dxa" w:w="3324"/>
+            <w:shd w:fill="70AD47"/>
+          </w:tcPr>
+          <w:p>
+            <w:r>
+              <w:rPr>
+                <w:b/>
+                <w:color w:val="FFFFFF"/>
+                <w:sz w:val="18"/>
+              </w:rPr>
+              <w:t>Chef de Menage</w:t>
+            </w:r>
+          </w:p>
+        </w:tc>
+        <w:tc>
+          <w:tcPr>
+            <w:tcW w:type="dxa" w:w="3324"/>
+            <w:shd w:fill="70AD47"/>
+          </w:tcPr>
+          <w:p>
+            <w:r>
+              <w:rPr>
+                <w:b/>
+                <w:color w:val="FFFFFF"/>
+                <w:sz w:val="18"/>
+              </w:rPr>
+              <w:t>Quartier/Village (s00q05)</w:t>
+            </w:r>
+          </w:p>
+        </w:tc>
+        <w:tc>
+          <w:tcPr>
+            <w:tcW w:type="dxa" w:w="3324"/>
+            <w:shd w:fill="70AD47"/>
+          </w:tcPr>
+          <w:p>
+            <w:r>
+              <w:rPr>
+                <w:b/>
+                <w:color w:val="FFFFFF"/>
+                <w:sz w:val="18"/>
+              </w:rPr>
+              <w:t>Localisation GPS</w:t>
+            </w:r>
+          </w:p>
+        </w:tc>
+      </w:tr>
+      <w:tr>
+        <w:tc>
+          <w:tcPr>
+            <w:tcW w:type="dxa" w:w="3324"/>
+          </w:tcPr>
+          <w:p>
+            <w:r>
+              <w:rPr>
+                <w:sz w:val="18"/>
+              </w:rPr>
+              <w:t>NGOMA MBENGUE</w:t>
+            </w:r>
+          </w:p>
+        </w:tc>
+        <w:tc>
+          <w:tcPr>
+            <w:tcW w:type="dxa" w:w="3324"/>
+          </w:tcPr>
+          <w:p>
+            <w:r>
+              <w:rPr>
+                <w:sz w:val="18"/>
+              </w:rPr>
+              <w:t>N/A</w:t>
+            </w:r>
+          </w:p>
+        </w:tc>
+        <w:tc>
+          <w:tcPr>
+            <w:tcW w:type="dxa" w:w="3324"/>
+          </w:tcPr>
+          <w:p>
+            <w:r/>
+            <w:hyperlink r:id="rId9">
+              <w:r>
+                <w:rPr>
+                  <w:color w:val="0563C1"/>
+                  <w:u w:val="single"/>
+                </w:rPr>
+                <w:t>a gauche</w:t>
+              </w:r>
+            </w:hyperlink>
+          </w:p>
+        </w:tc>
+      </w:tr>
+    </w:tbl>
+    <w:p/>
+    <w:p>
+      <w:r>
+        <w:rPr>
+          <w:b/>
+          <w:color w:val="4672C4"/>
+          <w:sz w:val="22"/>
+        </w:rPr>
+        <w:t>&gt;&gt; Section0 - Identification et renseignements de controle</w:t>
+      </w:r>
+    </w:p>
+    <w:p>
+      <w:pPr>
+        <w:ind w:left="283"/>
+      </w:pPr>
+      <w:r>
+        <w:rPr>
+          <w:sz w:val="20"/>
+        </w:rPr>
+        <w:t>- Le questionnaire semble ne pas être complètement fini mais le questionnaire est en statut complet, prière de compléter le questionnaire.</w:t>
+      </w:r>
+    </w:p>
+    <w:p>
+      <w:r>
+        <w:rPr>
+          <w:b/>
+          <w:color w:val="4672C4"/>
+          <w:sz w:val="22"/>
+        </w:rPr>
+        <w:t>&gt;&gt; Section2 - Education</w:t>
+      </w:r>
+    </w:p>
+    <w:p>
+      <w:pPr>
+        <w:ind w:left="283"/>
+      </w:pPr>
+      <w:r>
+        <w:rPr>
+          <w:sz w:val="20"/>
+        </w:rPr>
+        <w:t>- Peu probable! NGOMA MBENGUE  n'arrive pas  à comprendre un petit texte lu dans une langue locale (s02q03). Veuillez corriger ou donner des explications au QG. Peu probable! NGOMA MBENGUE  ne sait ni lire, ni écrire, ni comprendre dans aucune des langues  (s02q01,s02q02,s02q03). Veuillez corriger ou donner des explications au QG.</w:t>
+      </w:r>
+    </w:p>
+    <w:p>
+      <w:r>
+        <w:rPr>
+          <w:b/>
+          <w:color w:val="4672C4"/>
+          <w:sz w:val="22"/>
+        </w:rPr>
+        <w:t>&gt;&gt; Section7b - Consommation alimentaire - 7 jours</w:t>
+      </w:r>
+    </w:p>
+    <w:p>
+      <w:pPr>
+        <w:ind w:left="283"/>
+      </w:pPr>
+      <w:r>
+        <w:rPr>
+          <w:sz w:val="20"/>
+        </w:rPr>
+        <w:t>- Attention ! Le prix unitaire d'achat (55.55556 Fcfa) de Citron en Pièce (Petit) est relativement élevé par rapport aux autres prix observés dans cette zone. Prière de corriger ou de confirmer avec le QG. Avertissement!!! Le ménage a consommé 0.21 Kg taille unique de Lait en poudre, cette quantité semble anormale pour une consommation des 7 derniers jours. prière de corriger ou de confirmer avec le QG. Attention ! Le prix unitaire d'achat (1600 Fcfa) de Lait en poudre en Kg (taille unique) est relativement faible par rapport aux autres prix observés dans cette zone. Prière de corriger ou de confirmer avec le QG. Avertissement!!! Le ménage a consommé 5 Verre ( à thé) taille unique de Thé en sachet, cette quantité semble anormale pour une consommation des 7 derniers jours.Les ménages consomment géneralement en sachet ou en paquet, prière de corriger ou de confirmer avec le QG. Incohérence!! Dans ce ménage, chaque individus consomme par jour 2.071429 Kg  de cereale; Prière de revoir les quantités prises de ces produits.</w:t>
+      </w:r>
+    </w:p>
+    <w:p>
+      <w:r>
+        <w:rPr>
+          <w:b/>
+          <w:color w:val="4672C4"/>
+          <w:sz w:val="22"/>
+        </w:rPr>
+        <w:t>&gt;&gt; Section10b - caracteristiques entreprise non agricole</w:t>
+      </w:r>
+    </w:p>
+    <w:p>
+      <w:pPr>
+        <w:ind w:left="283"/>
+      </w:pPr>
+      <w:r>
+        <w:rPr>
+          <w:sz w:val="20"/>
+        </w:rPr>
+        <w:t>- L'entreprise vente de coucous local est généralement une entreprise commerciale ou de service dont elle ne depense pas en achat de matières premières.Elle ne transforme pas de produit donc ne peut pas obtenir un montant sur la vente des produits transformés (10.48 ou 10.49). Prière de mettre 0 pour ces questions si elles ne font pas de transformation.</w:t>
+      </w:r>
+    </w:p>
+    <w:p>
+      <w:r>
+        <w:rPr>
+          <w:b/>
+          <w:color w:val="4672C4"/>
+          <w:sz w:val="22"/>
+        </w:rPr>
+        <w:t>&gt;&gt; Section12 - Actifs du menage</w:t>
+      </w:r>
+    </w:p>
+    <w:p>
+      <w:pPr>
+        <w:ind w:left="283"/>
+      </w:pPr>
+      <w:r>
+        <w:rPr>
+          <w:sz w:val="20"/>
+        </w:rPr>
+        <w:t>- Avertissement!!! Le prix d'achat (8000) de l'article  Bonbonne de gaz est inférieur aux prix de revente (10000)  avec l'âge du bien atteignant 10 ans. Prière de vérifier ou confirmer avec l'enquêté et mettre les bonnes valeurs après verification, s'il le faut.</w:t>
+      </w:r>
+    </w:p>
+    <w:p>
+      <w:r>
+        <w:rPr>
+          <w:b/>
+          <w:color w:val="4672C4"/>
+          <w:sz w:val="22"/>
+        </w:rPr>
+        <w:t>&gt;&gt; Section15 - Filets sociaux</w:t>
+      </w:r>
+    </w:p>
+    <w:p>
+      <w:pPr>
+        <w:ind w:left="283"/>
+      </w:pPr>
+      <w:r>
+        <w:rPr>
+          <w:sz w:val="20"/>
+        </w:rPr>
+        <w:t>- Avertissement!! Aucun membre dans ce ménage n'a entendu parler d'aucun programme de la section 15, prière de confirmer ce cas avec le QG.</w:t>
+      </w:r>
+    </w:p>
+    <w:p>
+      <w:r>
+        <w:rPr>
+          <w:b/>
+          <w:color w:val="4672C4"/>
+          <w:sz w:val="22"/>
+        </w:rPr>
+        <w:t>&gt;&gt; Section16a - Champs et parcelles</w:t>
+      </w:r>
+    </w:p>
+    <w:p>
+      <w:pPr>
+        <w:ind w:left="283"/>
+      </w:pPr>
+      <w:r>
+        <w:rPr>
+          <w:sz w:val="20"/>
+        </w:rPr>
+        <w:t>- La section 16 du ménage de NGOMA MBENGUE n'est pas renseigné, prière de renseigner.</w:t>
+      </w:r>
+    </w:p>
+    <w:p>
+      <w:r>
+        <w:t>________________________________________________________________________________</w:t>
+      </w:r>
+    </w:p>
+    <w:p>
+      <w:pPr>
+        <w:pStyle w:val="Heading2"/>
+      </w:pPr>
+      <w:r>
+        <w:t>Menage 2</w:t>
+      </w:r>
+    </w:p>
+    <w:tbl>
+      <w:tblPr>
+        <w:tblStyle w:val="TableGrid"/>
+        <w:tblW w:type="auto" w:w="0"/>
+        <w:tblLook w:firstColumn="1" w:firstRow="1" w:lastColumn="0" w:lastRow="0" w:noHBand="0" w:noVBand="1" w:val="04A0"/>
+      </w:tblPr>
+      <w:tblGrid>
+        <w:gridCol w:w="1662"/>
+        <w:gridCol w:w="1662"/>
+        <w:gridCol w:w="1662"/>
+        <w:gridCol w:w="1662"/>
+        <w:gridCol w:w="1662"/>
+        <w:gridCol w:w="1662"/>
+      </w:tblGrid>
+      <w:tr>
+        <w:tc>
+          <w:tcPr>
+            <w:tcW w:type="dxa" w:w="1662"/>
+            <w:shd w:fill="5B9BD5"/>
+          </w:tcPr>
+          <w:p>
+            <w:r>
+              <w:rPr>
+                <w:b/>
+                <w:color w:val="FFFFFF"/>
+                <w:sz w:val="16"/>
+              </w:rPr>
+              <w:t>Interview Key</w:t>
+            </w:r>
+          </w:p>
+        </w:tc>
+        <w:tc>
+          <w:tcPr>
+            <w:tcW w:type="dxa" w:w="1662"/>
+            <w:shd w:fill="5B9BD5"/>
+          </w:tcPr>
+          <w:p>
+            <w:r>
+              <w:rPr>
+                <w:b/>
+                <w:color w:val="FFFFFF"/>
+                <w:sz w:val="16"/>
+              </w:rPr>
+              <w:t>Interview ID</w:t>
+            </w:r>
+          </w:p>
+        </w:tc>
+        <w:tc>
+          <w:tcPr>
+            <w:tcW w:type="dxa" w:w="1662"/>
+            <w:shd w:fill="5B9BD5"/>
+          </w:tcPr>
+          <w:p>
+            <w:r>
+              <w:rPr>
+                <w:b/>
+                <w:color w:val="FFFFFF"/>
+                <w:sz w:val="16"/>
+              </w:rPr>
+              <w:t>ID Agent</w:t>
+            </w:r>
+          </w:p>
+        </w:tc>
+        <w:tc>
+          <w:tcPr>
+            <w:tcW w:type="dxa" w:w="1662"/>
+            <w:shd w:fill="5B9BD5"/>
+          </w:tcPr>
+          <w:p>
+            <w:r>
+              <w:rPr>
+                <w:b/>
+                <w:color w:val="FFFFFF"/>
+                <w:sz w:val="16"/>
+              </w:rPr>
+              <w:t>ID Equipe</w:t>
+            </w:r>
+          </w:p>
+        </w:tc>
+        <w:tc>
+          <w:tcPr>
+            <w:tcW w:type="dxa" w:w="1662"/>
+            <w:shd w:fill="5B9BD5"/>
+          </w:tcPr>
+          <w:p>
+            <w:r>
+              <w:rPr>
+                <w:b/>
+                <w:color w:val="FFFFFF"/>
+                <w:sz w:val="16"/>
+              </w:rPr>
+              <w:t>Agent</w:t>
+            </w:r>
+          </w:p>
+        </w:tc>
+        <w:tc>
+          <w:tcPr>
+            <w:tcW w:type="dxa" w:w="1662"/>
+            <w:shd w:fill="5B9BD5"/>
+          </w:tcPr>
+          <w:p>
+            <w:r>
+              <w:rPr>
+                <w:b/>
+                <w:color w:val="FFFFFF"/>
+                <w:sz w:val="16"/>
+              </w:rPr>
+              <w:t>Chef d'equipe</w:t>
+            </w:r>
+          </w:p>
+        </w:tc>
+      </w:tr>
+      <w:tr>
+        <w:tc>
+          <w:tcPr>
+            <w:tcW w:type="dxa" w:w="1662"/>
+          </w:tcPr>
+          <w:p>
+            <w:r>
+              <w:rPr>
+                <w:sz w:val="14"/>
+              </w:rPr>
+              <w:t>89-48-99-82</w:t>
+            </w:r>
+          </w:p>
+        </w:tc>
+        <w:tc>
+          <w:tcPr>
+            <w:tcW w:type="dxa" w:w="1662"/>
+          </w:tcPr>
+          <w:p>
+            <w:r>
+              <w:rPr>
+                <w:sz w:val="14"/>
+              </w:rPr>
+              <w:t>220d880a5d1d4170aa236b53fbfcdea8</w:t>
+            </w:r>
+          </w:p>
+        </w:tc>
+        <w:tc>
+          <w:tcPr>
+            <w:tcW w:type="dxa" w:w="1662"/>
+          </w:tcPr>
+          <w:p>
+            <w:r>
+              <w:rPr>
+                <w:sz w:val="14"/>
+              </w:rPr>
+              <w:t>EQ5_enq3</w:t>
+            </w:r>
+          </w:p>
+        </w:tc>
+        <w:tc>
+          <w:tcPr>
+            <w:tcW w:type="dxa" w:w="1662"/>
+          </w:tcPr>
+          <w:p>
+            <w:r>
+              <w:rPr>
+                <w:sz w:val="14"/>
+              </w:rPr>
+              <w:t>Equipe5</w:t>
+            </w:r>
+          </w:p>
+        </w:tc>
+        <w:tc>
+          <w:tcPr>
+            <w:tcW w:type="dxa" w:w="1662"/>
+          </w:tcPr>
+          <w:p>
+            <w:r>
+              <w:rPr>
+                <w:sz w:val="14"/>
+              </w:rPr>
+              <w:t>Babacar SENE</w:t>
+            </w:r>
+          </w:p>
+        </w:tc>
+        <w:tc>
+          <w:tcPr>
+            <w:tcW w:type="dxa" w:w="1662"/>
+          </w:tcPr>
+          <w:p>
+            <w:r>
+              <w:rPr>
+                <w:sz w:val="14"/>
+              </w:rPr>
+              <w:t>Sokhna  FALL</w:t>
+            </w:r>
+          </w:p>
+        </w:tc>
+      </w:tr>
+    </w:tbl>
+    <w:p/>
+    <w:tbl>
+      <w:tblPr>
+        <w:tblStyle w:val="TableGrid"/>
+        <w:tblW w:type="auto" w:w="0"/>
+        <w:tblLook w:firstColumn="1" w:firstRow="1" w:lastColumn="0" w:lastRow="0" w:noHBand="0" w:noVBand="1" w:val="04A0"/>
+      </w:tblPr>
+      <w:tblGrid>
+        <w:gridCol w:w="3324"/>
+        <w:gridCol w:w="3324"/>
+        <w:gridCol w:w="3324"/>
+      </w:tblGrid>
+      <w:tr>
+        <w:tc>
+          <w:tcPr>
+            <w:tcW w:type="dxa" w:w="3324"/>
+            <w:shd w:fill="70AD47"/>
+          </w:tcPr>
+          <w:p>
+            <w:r>
+              <w:rPr>
+                <w:b/>
+                <w:color w:val="FFFFFF"/>
+                <w:sz w:val="18"/>
+              </w:rPr>
+              <w:t>Chef de Menage</w:t>
+            </w:r>
+          </w:p>
+        </w:tc>
+        <w:tc>
+          <w:tcPr>
+            <w:tcW w:type="dxa" w:w="3324"/>
+            <w:shd w:fill="70AD47"/>
+          </w:tcPr>
+          <w:p>
+            <w:r>
+              <w:rPr>
+                <w:b/>
+                <w:color w:val="FFFFFF"/>
+                <w:sz w:val="18"/>
+              </w:rPr>
+              <w:t>Quartier/Village (s00q05)</w:t>
+            </w:r>
+          </w:p>
+        </w:tc>
+        <w:tc>
+          <w:tcPr>
+            <w:tcW w:type="dxa" w:w="3324"/>
+            <w:shd w:fill="70AD47"/>
+          </w:tcPr>
+          <w:p>
+            <w:r>
+              <w:rPr>
+                <w:b/>
+                <w:color w:val="FFFFFF"/>
+                <w:sz w:val="18"/>
+              </w:rPr>
+              <w:t>Localisation GPS</w:t>
+            </w:r>
+          </w:p>
+        </w:tc>
+      </w:tr>
+      <w:tr>
+        <w:tc>
+          <w:tcPr>
+            <w:tcW w:type="dxa" w:w="3324"/>
+          </w:tcPr>
+          <w:p>
+            <w:r>
+              <w:rPr>
+                <w:sz w:val="18"/>
+              </w:rPr>
+              <w:t>DAME FALL</w:t>
+            </w:r>
+          </w:p>
+        </w:tc>
+        <w:tc>
+          <w:tcPr>
+            <w:tcW w:type="dxa" w:w="3324"/>
+          </w:tcPr>
+          <w:p>
+            <w:r>
+              <w:rPr>
+                <w:sz w:val="18"/>
+              </w:rPr>
+              <w:t>N/A</w:t>
+            </w:r>
+          </w:p>
+        </w:tc>
+        <w:tc>
+          <w:tcPr>
+            <w:tcW w:type="dxa" w:w="3324"/>
+          </w:tcPr>
+          <w:p>
+            <w:r/>
+            <w:hyperlink r:id="rId10">
+              <w:r>
+                <w:rPr>
+                  <w:color w:val="0563C1"/>
+                  <w:u w:val="single"/>
+                </w:rPr>
+                <w:t>touba thiaroye</w:t>
+              </w:r>
+            </w:hyperlink>
+          </w:p>
+        </w:tc>
+      </w:tr>
+    </w:tbl>
+    <w:p/>
+    <w:p>
+      <w:r>
+        <w:rPr>
+          <w:b/>
+          <w:color w:val="4672C4"/>
+          <w:sz w:val="22"/>
+        </w:rPr>
+        <w:t>&gt;&gt; Section0 - Identification et renseignements de controle</w:t>
+      </w:r>
+    </w:p>
+    <w:p>
+      <w:pPr>
+        <w:ind w:left="283"/>
+      </w:pPr>
+      <w:r>
+        <w:rPr>
+          <w:sz w:val="20"/>
+        </w:rPr>
+        <w:t>- Il est obligatoire de prendre les coordonnées Gps avant d'administrer le questionnaire. Prière de prendre les coordonnées GPS.</w:t>
+      </w:r>
+    </w:p>
+    <w:p>
+      <w:r>
+        <w:rPr>
+          <w:b/>
+          <w:color w:val="4672C4"/>
+          <w:sz w:val="22"/>
+        </w:rPr>
+        <w:t>&gt;&gt; Section2 - Education</w:t>
+      </w:r>
+    </w:p>
+    <w:p>
+      <w:pPr>
+        <w:ind w:left="283"/>
+      </w:pPr>
+      <w:r>
+        <w:rPr>
+          <w:sz w:val="20"/>
+        </w:rPr>
+        <w:t xml:space="preserve">- Incohérence ! seulement les écoles gouvermentales paient les cotisations (Gouvernement, communauté, ONG ou organisation humanitaire). veuillez, s'il vous plait, confirmer cette information de MARIE FALL avec le QG ou apporter les corrections nécessaires. </w:t>
+        <w:br/>
+        <w:t xml:space="preserve">-  Incohérence ! seulement les écoles gouvermentales paient les cotisations (Gouvernement, communauté, ONG ou organisation humanitaire). veuillez, s'il vous plait, confirmer cette information de MODOU FALL avec le QG ou apporter les corrections nécessaires. </w:t>
+        <w:br/>
+        <w:t xml:space="preserve">- Dans les milieux urbains c'est peu probable de voir une école dont les élèves ou étudiants ne dépensent pas en frais d'uniformes, prière de verifier pour MOMAR FALL et corriger ou confirmer avec le QG. </w:t>
+        <w:br/>
+        <w:t xml:space="preserve">- Peu probable! ANTA FALL  n'arrive pas  à comprendre un petit texte lu dans une langue locale (s02q03). Veuillez corriger ou donner des explications au QG. Peu probable! ANTA FALL  ne sait ni lire, ni écrire, ni comprendre dans aucune des langues  (s02q01,s02q02,s02q03). Veuillez corriger ou donner des explications au QG. </w:t>
+        <w:br/>
+        <w:t>- Peu probable! MALADO SY  n'arrive pas  à comprendre un petit texte lu dans une langue locale (s02q03). Veuillez corriger ou donner des explications au QG. Peu probable! MALADO SY  ne sait ni lire, ni écrire, ni comprendre dans aucune des langues  (s02q01,s02q02,s02q03). Veuillez corriger ou donner des explications au QG.</w:t>
+      </w:r>
+    </w:p>
+    <w:p>
+      <w:r>
+        <w:rPr>
+          <w:b/>
+          <w:color w:val="4672C4"/>
+          <w:sz w:val="22"/>
+        </w:rPr>
+        <w:t>&gt;&gt; Section4a - Emploi</w:t>
+      </w:r>
+    </w:p>
+    <w:p>
+      <w:pPr>
+        <w:ind w:left="283"/>
+      </w:pPr>
+      <w:r>
+        <w:rPr>
+          <w:sz w:val="20"/>
+        </w:rPr>
+        <w:t>- Avertissement! MARIAMA KEITA est trop âgé ou en retraite mais il a moins de 58 ans, prière de corriger.</w:t>
+      </w:r>
+    </w:p>
+    <w:p>
+      <w:r>
+        <w:rPr>
+          <w:b/>
+          <w:color w:val="4672C4"/>
+          <w:sz w:val="22"/>
+        </w:rPr>
+        <w:t>&gt;&gt; Section7b - Consommation alimentaire - 7 jours</w:t>
+      </w:r>
+    </w:p>
+    <w:p>
+      <w:pPr>
+        <w:ind w:left="283"/>
+      </w:pPr>
+      <w:r>
+        <w:rPr>
+          <w:sz w:val="20"/>
+        </w:rPr>
+        <w:t>- Attention ! Le prix unitaire d'achat (25 Fcfa) de Cube alimentaire (Maggi, Jumbo, ) en Cube (Petit) est relativement faible par rapport aux autres prix observés dans cette zone. Prière de corriger ou de confirmer avec le QG. Attention ! Le prix unitaire d'achat (25 Fcfa) de Piment frais en Pièce (Petit) est relativement faible par rapport aux autres prix observés dans cette zone. Prière de corriger ou de confirmer avec le QG. Attention ! Le prix unitaire d'achat (800 Fcfa) de Concentré de tomate en Sachets industriel (Petit) est relativement élevé par rapport aux autres prix observés dans cette zone. Prière de corriger ou de confirmer avec le QG. Avertissement!! La quantité (3.5 litre) du produit Huile de soja  consommée  par le ménage semble très élevé, prière de corriger ou confirmer avec le QG. Avertissement!!! Le ménage a consommé 14 Sachets Petit de Sucre en poudre , cette quantité semble anormale pour une consommation des 7 derniers jours.Prière de corriger ou de confirmer avec le QG. Attention ! Le prix unitaire d'achat (50 Fcfa) de Sucre en poudre  en Sachets (Petit) est relativement faible par rapport aux autres prix observés dans cette zone. Prière de corriger ou de confirmer avec le QG. Le prix d'achat unitaire (1 Fcfa) de Aubergine sauvage  en Pièce de taille Moyen  est invraisemblable, prière de regarder les reponses prises dans les questions s07bq07a s07bq07b s07bq07c s07bq08 pour mieux corriger. Attention ! Le prix unitaire d'achat (1 Fcfa) de Aubergine sauvage  en Pièce (Moyen) est relativement faible par rapport aux autres prix observés dans cette zone. Prière de corriger ou de confirmer avec le QG. Attention ! Soupçons de quantité anormale! Le ménage de DAME FALL avec une taille de 13 personnes a consommé 7 Pièce en Moyen de Aubergine sauvage  qui est relativement élevé comme consommation par rapport à la condition de vie des autres ménages de même taille dans cette zone. Prière de corriger ou de confirmer avec le QG.</w:t>
+      </w:r>
+    </w:p>
+    <w:p>
+      <w:r>
+        <w:rPr>
+          <w:b/>
+          <w:color w:val="4672C4"/>
+          <w:sz w:val="22"/>
+        </w:rPr>
+        <w:t>&gt;&gt; Section16a - Champs et parcelles</w:t>
+      </w:r>
+    </w:p>
+    <w:p>
+      <w:pPr>
+        <w:ind w:left="283"/>
+      </w:pPr>
+      <w:r>
+        <w:rPr>
+          <w:sz w:val="20"/>
+        </w:rPr>
+        <w:t>- La section 16 du ménage de DAME FALL n'est pas renseigné, prière de renseigner.</w:t>
+      </w:r>
+    </w:p>
+    <w:p>
+      <w:r>
+        <w:t>________________________________________________________________________________</w:t>
+      </w:r>
+    </w:p>
+    <w:p>
+      <w:pPr>
+        <w:pStyle w:val="Heading2"/>
+      </w:pPr>
+      <w:r>
+        <w:t>Menage 3</w:t>
+      </w:r>
+    </w:p>
+    <w:tbl>
+      <w:tblPr>
+        <w:tblStyle w:val="TableGrid"/>
+        <w:tblW w:type="auto" w:w="0"/>
+        <w:tblLook w:firstColumn="1" w:firstRow="1" w:lastColumn="0" w:lastRow="0" w:noHBand="0" w:noVBand="1" w:val="04A0"/>
+      </w:tblPr>
+      <w:tblGrid>
+        <w:gridCol w:w="1662"/>
+        <w:gridCol w:w="1662"/>
+        <w:gridCol w:w="1662"/>
+        <w:gridCol w:w="1662"/>
+        <w:gridCol w:w="1662"/>
+        <w:gridCol w:w="1662"/>
+      </w:tblGrid>
+      <w:tr>
+        <w:tc>
+          <w:tcPr>
+            <w:tcW w:type="dxa" w:w="1662"/>
+            <w:shd w:fill="5B9BD5"/>
+          </w:tcPr>
+          <w:p>
+            <w:r>
+              <w:rPr>
+                <w:b/>
+                <w:color w:val="FFFFFF"/>
+                <w:sz w:val="16"/>
+              </w:rPr>
+              <w:t>Interview Key</w:t>
+            </w:r>
+          </w:p>
+        </w:tc>
+        <w:tc>
+          <w:tcPr>
+            <w:tcW w:type="dxa" w:w="1662"/>
+            <w:shd w:fill="5B9BD5"/>
+          </w:tcPr>
+          <w:p>
+            <w:r>
+              <w:rPr>
+                <w:b/>
+                <w:color w:val="FFFFFF"/>
+                <w:sz w:val="16"/>
+              </w:rPr>
+              <w:t>Interview ID</w:t>
+            </w:r>
+          </w:p>
+        </w:tc>
+        <w:tc>
+          <w:tcPr>
+            <w:tcW w:type="dxa" w:w="1662"/>
+            <w:shd w:fill="5B9BD5"/>
+          </w:tcPr>
+          <w:p>
+            <w:r>
+              <w:rPr>
+                <w:b/>
+                <w:color w:val="FFFFFF"/>
+                <w:sz w:val="16"/>
+              </w:rPr>
+              <w:t>ID Agent</w:t>
+            </w:r>
+          </w:p>
+        </w:tc>
+        <w:tc>
+          <w:tcPr>
+            <w:tcW w:type="dxa" w:w="1662"/>
+            <w:shd w:fill="5B9BD5"/>
+          </w:tcPr>
+          <w:p>
+            <w:r>
+              <w:rPr>
+                <w:b/>
+                <w:color w:val="FFFFFF"/>
+                <w:sz w:val="16"/>
+              </w:rPr>
+              <w:t>ID Equipe</w:t>
+            </w:r>
+          </w:p>
+        </w:tc>
+        <w:tc>
+          <w:tcPr>
+            <w:tcW w:type="dxa" w:w="1662"/>
+            <w:shd w:fill="5B9BD5"/>
+          </w:tcPr>
+          <w:p>
+            <w:r>
+              <w:rPr>
+                <w:b/>
+                <w:color w:val="FFFFFF"/>
+                <w:sz w:val="16"/>
+              </w:rPr>
+              <w:t>Agent</w:t>
+            </w:r>
+          </w:p>
+        </w:tc>
+        <w:tc>
+          <w:tcPr>
+            <w:tcW w:type="dxa" w:w="1662"/>
+            <w:shd w:fill="5B9BD5"/>
+          </w:tcPr>
+          <w:p>
+            <w:r>
+              <w:rPr>
+                <w:b/>
+                <w:color w:val="FFFFFF"/>
+                <w:sz w:val="16"/>
+              </w:rPr>
+              <w:t>Chef d'equipe</w:t>
+            </w:r>
+          </w:p>
+        </w:tc>
+      </w:tr>
+      <w:tr>
+        <w:tc>
+          <w:tcPr>
+            <w:tcW w:type="dxa" w:w="1662"/>
+          </w:tcPr>
+          <w:p>
+            <w:r>
+              <w:rPr>
+                <w:sz w:val="14"/>
+              </w:rPr>
+              <w:t>61-57-28-62</w:t>
+            </w:r>
+          </w:p>
+        </w:tc>
+        <w:tc>
+          <w:tcPr>
+            <w:tcW w:type="dxa" w:w="1662"/>
+          </w:tcPr>
+          <w:p>
+            <w:r>
+              <w:rPr>
+                <w:sz w:val="14"/>
+              </w:rPr>
+              <w:t>fd1f75779cfd4917820713c138bc78a9</w:t>
+            </w:r>
+          </w:p>
+        </w:tc>
+        <w:tc>
+          <w:tcPr>
+            <w:tcW w:type="dxa" w:w="1662"/>
+          </w:tcPr>
+          <w:p>
+            <w:r>
+              <w:rPr>
+                <w:sz w:val="14"/>
+              </w:rPr>
+              <w:t>EQ5_enq1</w:t>
+            </w:r>
+          </w:p>
+        </w:tc>
+        <w:tc>
+          <w:tcPr>
+            <w:tcW w:type="dxa" w:w="1662"/>
+          </w:tcPr>
+          <w:p>
+            <w:r>
+              <w:rPr>
+                <w:sz w:val="14"/>
+              </w:rPr>
+              <w:t>Equipe5</w:t>
+            </w:r>
+          </w:p>
+        </w:tc>
+        <w:tc>
+          <w:tcPr>
+            <w:tcW w:type="dxa" w:w="1662"/>
+          </w:tcPr>
+          <w:p>
+            <w:r>
+              <w:rPr>
+                <w:sz w:val="14"/>
+              </w:rPr>
+              <w:t>Adama FALL</w:t>
+            </w:r>
+          </w:p>
+        </w:tc>
+        <w:tc>
+          <w:tcPr>
+            <w:tcW w:type="dxa" w:w="1662"/>
+          </w:tcPr>
+          <w:p>
+            <w:r>
+              <w:rPr>
+                <w:sz w:val="14"/>
+              </w:rPr>
+              <w:t>Sokhna  FALL</w:t>
+            </w:r>
+          </w:p>
+        </w:tc>
+      </w:tr>
+    </w:tbl>
+    <w:p/>
+    <w:tbl>
+      <w:tblPr>
+        <w:tblStyle w:val="TableGrid"/>
+        <w:tblW w:type="auto" w:w="0"/>
+        <w:tblLook w:firstColumn="1" w:firstRow="1" w:lastColumn="0" w:lastRow="0" w:noHBand="0" w:noVBand="1" w:val="04A0"/>
+      </w:tblPr>
+      <w:tblGrid>
+        <w:gridCol w:w="3324"/>
+        <w:gridCol w:w="3324"/>
+        <w:gridCol w:w="3324"/>
+      </w:tblGrid>
+      <w:tr>
+        <w:tc>
+          <w:tcPr>
+            <w:tcW w:type="dxa" w:w="3324"/>
+            <w:shd w:fill="70AD47"/>
+          </w:tcPr>
+          <w:p>
+            <w:r>
+              <w:rPr>
+                <w:b/>
+                <w:color w:val="FFFFFF"/>
+                <w:sz w:val="18"/>
+              </w:rPr>
+              <w:t>Chef de Menage</w:t>
+            </w:r>
+          </w:p>
+        </w:tc>
+        <w:tc>
+          <w:tcPr>
+            <w:tcW w:type="dxa" w:w="3324"/>
+            <w:shd w:fill="70AD47"/>
+          </w:tcPr>
+          <w:p>
+            <w:r>
+              <w:rPr>
+                <w:b/>
+                <w:color w:val="FFFFFF"/>
+                <w:sz w:val="18"/>
+              </w:rPr>
+              <w:t>Quartier/Village (s00q05)</w:t>
+            </w:r>
+          </w:p>
+        </w:tc>
+        <w:tc>
+          <w:tcPr>
+            <w:tcW w:type="dxa" w:w="3324"/>
+            <w:shd w:fill="70AD47"/>
+          </w:tcPr>
+          <w:p>
+            <w:r>
+              <w:rPr>
+                <w:b/>
+                <w:color w:val="FFFFFF"/>
+                <w:sz w:val="18"/>
+              </w:rPr>
+              <w:t>Localisation GPS</w:t>
+            </w:r>
+          </w:p>
+        </w:tc>
+      </w:tr>
+      <w:tr>
+        <w:tc>
+          <w:tcPr>
+            <w:tcW w:type="dxa" w:w="3324"/>
+          </w:tcPr>
+          <w:p>
+            <w:r>
+              <w:rPr>
+                <w:sz w:val="18"/>
+              </w:rPr>
+              <w:t>LASSANA CISSE</w:t>
+            </w:r>
+          </w:p>
+        </w:tc>
+        <w:tc>
+          <w:tcPr>
+            <w:tcW w:type="dxa" w:w="3324"/>
+          </w:tcPr>
+          <w:p>
+            <w:r>
+              <w:rPr>
+                <w:sz w:val="18"/>
+              </w:rPr>
+              <w:t>N/A</w:t>
+            </w:r>
+          </w:p>
+        </w:tc>
+        <w:tc>
+          <w:tcPr>
+            <w:tcW w:type="dxa" w:w="3324"/>
+          </w:tcPr>
+          <w:p>
+            <w:r/>
+            <w:hyperlink r:id="rId11">
+              <w:r>
+                <w:rPr>
+                  <w:color w:val="0563C1"/>
+                  <w:u w:val="single"/>
+                </w:rPr>
+                <w:t>en bas � gauche</w:t>
+              </w:r>
+            </w:hyperlink>
+          </w:p>
+        </w:tc>
+      </w:tr>
+    </w:tbl>
+    <w:p/>
+    <w:p>
+      <w:r>
+        <w:rPr>
+          <w:b/>
+          <w:color w:val="4672C4"/>
+          <w:sz w:val="22"/>
+        </w:rPr>
+        <w:t>&gt;&gt; Section0 - Identification et renseignements de controle</w:t>
+      </w:r>
+    </w:p>
+    <w:p>
+      <w:pPr>
+        <w:ind w:left="283"/>
+      </w:pPr>
+      <w:r>
+        <w:rPr>
+          <w:sz w:val="20"/>
+        </w:rPr>
+        <w:t>- Il est obligatoire de prendre les coordonnées Gps avant d'administrer le questionnaire. Prière de prendre les coordonnées GPS.</w:t>
+      </w:r>
+    </w:p>
+    <w:p>
+      <w:r>
+        <w:rPr>
+          <w:b/>
+          <w:color w:val="4672C4"/>
+          <w:sz w:val="22"/>
+        </w:rPr>
+        <w:t>&gt;&gt; Section1 - Caracteristiques des membres</w:t>
+      </w:r>
+    </w:p>
+    <w:p>
+      <w:pPr>
+        <w:ind w:left="283"/>
+      </w:pPr>
+      <w:r>
+        <w:rPr>
+          <w:sz w:val="20"/>
+        </w:rPr>
+        <w:t>- Avertissement!!!  SOUNKARE CISSÉ  ne possède pas le téléphone android, n'utilise régulièrement pas un téléphone appartenant à une autre personne mais a accès à l'internet, merci de confirmer cette information avec le QG.</w:t>
+      </w:r>
+    </w:p>
+    <w:p>
+      <w:r>
+        <w:rPr>
+          <w:b/>
+          <w:color w:val="4672C4"/>
+          <w:sz w:val="22"/>
+        </w:rPr>
+        <w:t>&gt;&gt; Section2 - Education</w:t>
+      </w:r>
+    </w:p>
+    <w:p>
+      <w:pPr>
+        <w:ind w:left="283"/>
+      </w:pPr>
+      <w:r>
+        <w:rPr>
+          <w:sz w:val="20"/>
+        </w:rPr>
+        <w:t xml:space="preserve">- Peu probable! MARIAMA TOURÉ  n'arrive pas  à comprendre un petit texte lu dans une langue locale (s02q03). Veuillez corriger ou donner des explications au QG. Peu probable! MARIAMA TOURÉ  ne sait ni lire, ni écrire, ni comprendre dans aucune des langues  (s02q01,s02q02,s02q03). Veuillez corriger ou donner des explications au QG. </w:t>
+        <w:br/>
+        <w:t xml:space="preserve">- Peu probable! SEMBA CISSÉ  n'arrive pas  à comprendre un petit texte lu dans une langue locale (s02q03). Veuillez corriger ou donner des explications au QG. Peu probable! SEMBA CISSÉ  ne sait ni lire, ni écrire, ni comprendre dans aucune des langues  (s02q01,s02q02,s02q03). Veuillez corriger ou donner des explications au QG. Peu plausible SEMBA CISSÉ fréquente au minimum le fondamental 1 mais ne sait ni lire ni comprendre la langue française, prière de corriger ou de confirmer avec le QG merci. Avertissement!! SEMBA CISSÉ fréquente au minimum la troisième année de fondamental 1 mais ne sait pas écrire, prière de corriger ou confirmer avec le QG. </w:t>
+        <w:br/>
+        <w:t>- Peu probable! SOUNKARE CISSÉ  n'arrive pas  à comprendre un petit texte lu dans une langue locale (s02q03). Veuillez corriger ou donner des explications au QG. Peu probable! SOUNKARE CISSÉ  ne sait ni lire, ni écrire, ni comprendre dans aucune des langues  (s02q01,s02q02,s02q03). Veuillez corriger ou donner des explications au QG.</w:t>
+      </w:r>
+    </w:p>
+    <w:p>
+      <w:r>
+        <w:rPr>
+          <w:b/>
+          <w:color w:val="4672C4"/>
+          <w:sz w:val="22"/>
+        </w:rPr>
+        <w:t>&gt;&gt; Section3 - Sante</w:t>
+      </w:r>
+    </w:p>
+    <w:p>
+      <w:pPr>
+        <w:ind w:left="283"/>
+      </w:pPr>
+      <w:r>
+        <w:rPr>
+          <w:sz w:val="20"/>
+        </w:rPr>
+        <w:t xml:space="preserve">- || </w:t>
+        <w:br/>
+        <w:t>- Avertissement!!! Selon vos informations, aucun membre de ce ménage n'a eu de problème de santé au cours des 12 derniers mois. Veuillez revoir la section santé de ce ménage.</w:t>
+      </w:r>
+    </w:p>
+    <w:p>
+      <w:r>
+        <w:rPr>
+          <w:b/>
+          <w:color w:val="4672C4"/>
+          <w:sz w:val="22"/>
+        </w:rPr>
+        <w:t>&gt;&gt; Section4a - Emploi</w:t>
+      </w:r>
+    </w:p>
+    <w:p>
+      <w:pPr>
+        <w:ind w:left="283"/>
+      </w:pPr>
+      <w:r>
+        <w:rPr>
+          <w:sz w:val="20"/>
+        </w:rPr>
+        <w:t xml:space="preserve">- Avertissement! Généralement les jeunes hommes (10 à 25ans) font des travaux ménager soit apprendre les enfants à reviser leurs léçons ou d'autres cours, SEMBA CISSÉ n'a consacré aucune heure pour les travaux cités en s04q01, s04q02, s04q03, s04q04, s04q05, s04q06, s04q07 et s04q08.Prière de regarder pour corriger ou confirmer avec le QG. </w:t>
+        <w:br/>
+        <w:t>- Avertissement! Généralement les jeunes hommes (10 à 25ans) font des travaux ménager soit apprendre les enfants à reviser leurs léçons ou d'autres cours, SOUNKARE CISSÉ n'a consacré aucune heure pour les travaux cités en s04q01, s04q02, s04q03, s04q04, s04q05, s04q06, s04q07 et s04q08.Prière de regarder pour corriger ou confirmer avec le QG.</w:t>
+      </w:r>
+    </w:p>
+    <w:p>
+      <w:r>
+        <w:rPr>
+          <w:b/>
+          <w:color w:val="4672C4"/>
+          <w:sz w:val="22"/>
+        </w:rPr>
+        <w:t>&gt;&gt; Section7b - Consommation alimentaire - 7 jours</w:t>
+      </w:r>
+    </w:p>
+    <w:p>
+      <w:pPr>
+        <w:ind w:left="283"/>
+      </w:pPr>
+      <w:r>
+        <w:rPr>
+          <w:sz w:val="20"/>
+        </w:rPr>
+        <w:t>- Attention ! Le prix unitaire d'achat (25 Fcfa) de Cube alimentaire (Maggi, Jumbo, ) en Cube (Moyen) est relativement faible par rapport aux autres prix observés dans cette zone. Prière de corriger ou de confirmer avec le QG. Attention ! Le prix unitaire d'achat (50 Fcfa) de Escargots en Morceau (Portion) (Tres petit) est relativement faible par rapport aux autres prix observés dans cette zone. Prière de corriger ou de confirmer avec le QG. Attention ! Le prix unitaire d'achat (50 Fcfa) de Patate douce en Morceau (Portion) (Petit) est relativement faible par rapport aux autres prix observés dans cette zone. Prière de corriger ou de confirmer avec le QG. Avertissement!!! Le ménage a consommé 1 Paquet Tres petit de Thé en sachet, cette quantité semble anormale pour une consommation des 7 derniers jours.Prière de corriger ou de confirmer avec le QG. Avertissement!! le prix unitaire (100 Fcfa) de Thé en sachet (unité: Paquet) de taille Tres petit est très faible ou élevé. Prière de corriger ou de confirmer avec le QG.</w:t>
+      </w:r>
+    </w:p>
+    <w:p>
+      <w:r>
+        <w:rPr>
+          <w:b/>
+          <w:color w:val="4672C4"/>
+          <w:sz w:val="22"/>
+        </w:rPr>
+        <w:t>&gt;&gt; Section9b - Depenses non-alimentaires - 7 jours</w:t>
+      </w:r>
+    </w:p>
+    <w:p>
+      <w:pPr>
+        <w:ind w:left="283"/>
+      </w:pPr>
+      <w:r>
+        <w:rPr>
+          <w:sz w:val="20"/>
+        </w:rPr>
+        <w:t>- Il est difficile d'avoir un ménage qui n'a effectué aucune des dépenses mentionnées au cours de 7 derniers jours, prière de revoir la section 9B pour ce ménage.</w:t>
+      </w:r>
+    </w:p>
+    <w:p>
+      <w:r>
+        <w:rPr>
+          <w:b/>
+          <w:color w:val="4672C4"/>
+          <w:sz w:val="22"/>
+        </w:rPr>
+        <w:t>&gt;&gt; Section9d - Depenses non-alimentaires - 3 mois</w:t>
+      </w:r>
+    </w:p>
+    <w:p>
+      <w:pPr>
+        <w:ind w:left="283"/>
+      </w:pPr>
+      <w:r>
+        <w:rPr>
+          <w:sz w:val="20"/>
+        </w:rPr>
+        <w:t>- Difficile pour un ménage de ne pas avoir effectué de dépenses au cours de 3 derniers mois sur les produits/services cités (Section 9D), prière de revoir la section pour ce ménage.</w:t>
+      </w:r>
+    </w:p>
+    <w:p>
+      <w:r>
+        <w:rPr>
+          <w:b/>
+          <w:color w:val="4672C4"/>
+          <w:sz w:val="22"/>
+        </w:rPr>
+        <w:t>&gt;&gt; Section9f - Depenses non-alimentaires - 12 mois</w:t>
+      </w:r>
+    </w:p>
+    <w:p>
+      <w:pPr>
+        <w:ind w:left="283"/>
+      </w:pPr>
+      <w:r>
+        <w:rPr>
+          <w:sz w:val="20"/>
+        </w:rPr>
+        <w:t>- Moins possible d'avoir un ménage qui n'a effectué aucune des dépenses au cours de 12 derniers mois, veuillez revoir la section pour ce ménage.</w:t>
+      </w:r>
+    </w:p>
+    <w:p>
+      <w:r>
+        <w:rPr>
+          <w:b/>
+          <w:color w:val="4672C4"/>
+          <w:sz w:val="22"/>
+        </w:rPr>
+        <w:t>&gt;&gt; Section10a - Existence entreprise non agricole</w:t>
+      </w:r>
+    </w:p>
+    <w:p>
+      <w:pPr>
+        <w:ind w:left="283"/>
+      </w:pPr>
+      <w:r>
+        <w:rPr>
+          <w:sz w:val="20"/>
+        </w:rPr>
+        <w:t>- Avertissement!!! Le ménage de MARIAMA TOURÉ a comme taille 3 personnes dont ils vivent à DAKAR Urbain et aucune d'entre ne possède une entreprise non agricole, prière de revoir cette partie de la section 10 de ce menage.</w:t>
+      </w:r>
+    </w:p>
+    <w:p>
+      <w:r>
+        <w:rPr>
+          <w:b/>
+          <w:color w:val="4672C4"/>
+          <w:sz w:val="22"/>
+        </w:rPr>
+        <w:t>&gt;&gt; Section14 - Chocs</w:t>
+      </w:r>
+    </w:p>
+    <w:p>
+      <w:pPr>
+        <w:ind w:left="283"/>
+      </w:pPr>
+      <w:r>
+        <w:rPr>
+          <w:sz w:val="20"/>
+        </w:rPr>
+        <w:t>- Avertissement!! Le ménage n'a été négativement affecté par aucun des problèmes donnés dans la section 14. Confirmez vous cette information avec le QG?</w:t>
+      </w:r>
+    </w:p>
+    <w:p>
+      <w:r>
+        <w:rPr>
+          <w:b/>
+          <w:color w:val="4672C4"/>
+          <w:sz w:val="22"/>
+        </w:rPr>
+        <w:t>&gt;&gt; Section15 - Filets sociaux</w:t>
+      </w:r>
+    </w:p>
+    <w:p>
+      <w:pPr>
+        <w:ind w:left="283"/>
+      </w:pPr>
+      <w:r>
+        <w:rPr>
+          <w:sz w:val="20"/>
+        </w:rPr>
+        <w:t>- Avertissement!! Aucun membre dans ce ménage n'a entendu parler d'aucun programme de la section 15, prière de confirmer ce cas avec le QG.</w:t>
+      </w:r>
+    </w:p>
+    <w:p>
+      <w:r>
+        <w:rPr>
+          <w:b/>
+          <w:color w:val="4672C4"/>
+          <w:sz w:val="22"/>
+        </w:rPr>
+        <w:t>&gt;&gt; Section16a - Champs et parcelles</w:t>
+      </w:r>
+    </w:p>
+    <w:p>
+      <w:pPr>
+        <w:ind w:left="283"/>
+      </w:pPr>
+      <w:r>
+        <w:rPr>
+          <w:sz w:val="20"/>
+        </w:rPr>
+        <w:t>- La section 16 du ménage de MARIAMA TOURÉ n'est pas renseigné, prière de renseigner.</w:t>
+      </w:r>
+    </w:p>
+    <w:p>
+      <w:r>
+        <w:t>________________________________________________________________________________</w:t>
+      </w:r>
+    </w:p>
+    <w:p>
+      <w:pPr>
+        <w:pStyle w:val="Heading2"/>
+      </w:pPr>
+      <w:r>
+        <w:t>Menage 4</w:t>
+      </w:r>
+    </w:p>
+    <w:tbl>
+      <w:tblPr>
+        <w:tblStyle w:val="TableGrid"/>
+        <w:tblW w:type="auto" w:w="0"/>
+        <w:tblLook w:firstColumn="1" w:firstRow="1" w:lastColumn="0" w:lastRow="0" w:noHBand="0" w:noVBand="1" w:val="04A0"/>
+      </w:tblPr>
+      <w:tblGrid>
+        <w:gridCol w:w="1662"/>
+        <w:gridCol w:w="1662"/>
+        <w:gridCol w:w="1662"/>
+        <w:gridCol w:w="1662"/>
+        <w:gridCol w:w="1662"/>
+        <w:gridCol w:w="1662"/>
+      </w:tblGrid>
+      <w:tr>
+        <w:tc>
+          <w:tcPr>
+            <w:tcW w:type="dxa" w:w="1662"/>
+            <w:shd w:fill="5B9BD5"/>
+          </w:tcPr>
+          <w:p>
+            <w:r>
+              <w:rPr>
+                <w:b/>
+                <w:color w:val="FFFFFF"/>
+                <w:sz w:val="16"/>
+              </w:rPr>
+              <w:t>Interview Key</w:t>
+            </w:r>
+          </w:p>
+        </w:tc>
+        <w:tc>
+          <w:tcPr>
+            <w:tcW w:type="dxa" w:w="1662"/>
+            <w:shd w:fill="5B9BD5"/>
+          </w:tcPr>
+          <w:p>
+            <w:r>
+              <w:rPr>
+                <w:b/>
+                <w:color w:val="FFFFFF"/>
+                <w:sz w:val="16"/>
+              </w:rPr>
+              <w:t>Interview ID</w:t>
+            </w:r>
+          </w:p>
+        </w:tc>
+        <w:tc>
+          <w:tcPr>
+            <w:tcW w:type="dxa" w:w="1662"/>
+            <w:shd w:fill="5B9BD5"/>
+          </w:tcPr>
+          <w:p>
+            <w:r>
+              <w:rPr>
+                <w:b/>
+                <w:color w:val="FFFFFF"/>
+                <w:sz w:val="16"/>
+              </w:rPr>
+              <w:t>ID Agent</w:t>
+            </w:r>
+          </w:p>
+        </w:tc>
+        <w:tc>
+          <w:tcPr>
+            <w:tcW w:type="dxa" w:w="1662"/>
+            <w:shd w:fill="5B9BD5"/>
+          </w:tcPr>
+          <w:p>
+            <w:r>
+              <w:rPr>
+                <w:b/>
+                <w:color w:val="FFFFFF"/>
+                <w:sz w:val="16"/>
+              </w:rPr>
+              <w:t>ID Equipe</w:t>
+            </w:r>
+          </w:p>
+        </w:tc>
+        <w:tc>
+          <w:tcPr>
+            <w:tcW w:type="dxa" w:w="1662"/>
+            <w:shd w:fill="5B9BD5"/>
+          </w:tcPr>
+          <w:p>
+            <w:r>
+              <w:rPr>
+                <w:b/>
+                <w:color w:val="FFFFFF"/>
+                <w:sz w:val="16"/>
+              </w:rPr>
+              <w:t>Agent</w:t>
+            </w:r>
+          </w:p>
+        </w:tc>
+        <w:tc>
+          <w:tcPr>
+            <w:tcW w:type="dxa" w:w="1662"/>
+            <w:shd w:fill="5B9BD5"/>
+          </w:tcPr>
+          <w:p>
+            <w:r>
+              <w:rPr>
+                <w:b/>
+                <w:color w:val="FFFFFF"/>
+                <w:sz w:val="16"/>
+              </w:rPr>
+              <w:t>Chef d'equipe</w:t>
+            </w:r>
+          </w:p>
+        </w:tc>
+      </w:tr>
+      <w:tr>
+        <w:tc>
+          <w:tcPr>
+            <w:tcW w:type="dxa" w:w="1662"/>
+          </w:tcPr>
+          <w:p>
+            <w:r>
+              <w:rPr>
+                <w:sz w:val="14"/>
+              </w:rPr>
+              <w:t>51-57-24-84</w:t>
+            </w:r>
+          </w:p>
+        </w:tc>
+        <w:tc>
+          <w:tcPr>
+            <w:tcW w:type="dxa" w:w="1662"/>
+          </w:tcPr>
+          <w:p>
+            <w:r>
+              <w:rPr>
+                <w:sz w:val="14"/>
+              </w:rPr>
+              <w:t>fd8f6c2c4d654f689684165608960977</w:t>
+            </w:r>
+          </w:p>
+        </w:tc>
+        <w:tc>
+          <w:tcPr>
+            <w:tcW w:type="dxa" w:w="1662"/>
+          </w:tcPr>
+          <w:p>
+            <w:r>
+              <w:rPr>
+                <w:sz w:val="14"/>
+              </w:rPr>
+              <w:t>EQ5_enq3</w:t>
+            </w:r>
+          </w:p>
+        </w:tc>
+        <w:tc>
+          <w:tcPr>
+            <w:tcW w:type="dxa" w:w="1662"/>
+          </w:tcPr>
+          <w:p>
+            <w:r>
+              <w:rPr>
+                <w:sz w:val="14"/>
+              </w:rPr>
+              <w:t>Equipe5</w:t>
+            </w:r>
+          </w:p>
+        </w:tc>
+        <w:tc>
+          <w:tcPr>
+            <w:tcW w:type="dxa" w:w="1662"/>
+          </w:tcPr>
+          <w:p>
+            <w:r>
+              <w:rPr>
+                <w:sz w:val="14"/>
+              </w:rPr>
+              <w:t>Babacar SENE</w:t>
+            </w:r>
+          </w:p>
+        </w:tc>
+        <w:tc>
+          <w:tcPr>
+            <w:tcW w:type="dxa" w:w="1662"/>
+          </w:tcPr>
+          <w:p>
+            <w:r>
+              <w:rPr>
+                <w:sz w:val="14"/>
+              </w:rPr>
+              <w:t>Sokhna  FALL</w:t>
+            </w:r>
+          </w:p>
+        </w:tc>
+      </w:tr>
+    </w:tbl>
+    <w:p/>
+    <w:tbl>
+      <w:tblPr>
+        <w:tblStyle w:val="TableGrid"/>
+        <w:tblW w:type="auto" w:w="0"/>
+        <w:tblLook w:firstColumn="1" w:firstRow="1" w:lastColumn="0" w:lastRow="0" w:noHBand="0" w:noVBand="1" w:val="04A0"/>
+      </w:tblPr>
+      <w:tblGrid>
+        <w:gridCol w:w="3324"/>
+        <w:gridCol w:w="3324"/>
+        <w:gridCol w:w="3324"/>
+      </w:tblGrid>
+      <w:tr>
+        <w:tc>
+          <w:tcPr>
+            <w:tcW w:type="dxa" w:w="3324"/>
+            <w:shd w:fill="70AD47"/>
+          </w:tcPr>
+          <w:p>
+            <w:r>
+              <w:rPr>
+                <w:b/>
+                <w:color w:val="FFFFFF"/>
+                <w:sz w:val="18"/>
+              </w:rPr>
+              <w:t>Chef de Menage</w:t>
+            </w:r>
+          </w:p>
+        </w:tc>
+        <w:tc>
+          <w:tcPr>
+            <w:tcW w:type="dxa" w:w="3324"/>
+            <w:shd w:fill="70AD47"/>
+          </w:tcPr>
+          <w:p>
+            <w:r>
+              <w:rPr>
+                <w:b/>
+                <w:color w:val="FFFFFF"/>
+                <w:sz w:val="18"/>
+              </w:rPr>
+              <w:t>Quartier/Village (s00q05)</w:t>
+            </w:r>
+          </w:p>
+        </w:tc>
+        <w:tc>
+          <w:tcPr>
+            <w:tcW w:type="dxa" w:w="3324"/>
+            <w:shd w:fill="70AD47"/>
+          </w:tcPr>
+          <w:p>
+            <w:r>
+              <w:rPr>
+                <w:b/>
+                <w:color w:val="FFFFFF"/>
+                <w:sz w:val="18"/>
+              </w:rPr>
+              <w:t>Localisation GPS</w:t>
+            </w:r>
+          </w:p>
+        </w:tc>
+      </w:tr>
+      <w:tr>
+        <w:tc>
+          <w:tcPr>
+            <w:tcW w:type="dxa" w:w="3324"/>
+          </w:tcPr>
+          <w:p>
+            <w:r>
+              <w:rPr>
+                <w:sz w:val="18"/>
+              </w:rPr>
+              <w:t>LASSINA SOMBIE NDIAYE</w:t>
+            </w:r>
+          </w:p>
+        </w:tc>
+        <w:tc>
+          <w:tcPr>
+            <w:tcW w:type="dxa" w:w="3324"/>
+          </w:tcPr>
+          <w:p>
+            <w:r>
+              <w:rPr>
+                <w:sz w:val="18"/>
+              </w:rPr>
+              <w:t>N/A</w:t>
+            </w:r>
+          </w:p>
+        </w:tc>
+        <w:tc>
+          <w:tcPr>
+            <w:tcW w:type="dxa" w:w="3324"/>
+          </w:tcPr>
+          <w:p>
+            <w:r/>
+            <w:hyperlink r:id="rId12">
+              <w:r>
+                <w:rPr>
+                  <w:color w:val="0563C1"/>
+                  <w:u w:val="single"/>
+                </w:rPr>
+                <w:t>Touba Thiaroye</w:t>
+              </w:r>
+            </w:hyperlink>
+          </w:p>
+        </w:tc>
+      </w:tr>
+    </w:tbl>
+    <w:p/>
+    <w:p>
+      <w:r>
+        <w:rPr>
+          <w:b/>
+          <w:color w:val="4672C4"/>
+          <w:sz w:val="22"/>
+        </w:rPr>
+        <w:t>&gt;&gt; Section2 - Education</w:t>
+      </w:r>
+    </w:p>
+    <w:p>
+      <w:pPr>
+        <w:ind w:left="283"/>
+      </w:pPr>
+      <w:r>
+        <w:rPr>
+          <w:sz w:val="20"/>
+        </w:rPr>
+        <w:t>- Attention ! Le frais de scolarité (385000 Fcfa) de SALIF TRAORÈ en 1ére année de Supérieur est relativement élevé par rapport aux autres frais de scolarités observés dans cette zone. Prière de corriger ou de confirmer avec le QG.</w:t>
+      </w:r>
+    </w:p>
+    <w:p>
+      <w:r>
+        <w:rPr>
+          <w:b/>
+          <w:color w:val="4672C4"/>
+          <w:sz w:val="22"/>
+        </w:rPr>
+        <w:t>&gt;&gt; Section7b - Consommation alimentaire - 7 jours</w:t>
+      </w:r>
+    </w:p>
+    <w:p>
+      <w:pPr>
+        <w:ind w:left="283"/>
+      </w:pPr>
+      <w:r>
+        <w:rPr>
+          <w:sz w:val="20"/>
+        </w:rPr>
+        <w:t>- Attention ! Le prix unitaire d'achat (25 Fcfa) de Sucre en poudre  en Sachets (Petit) est relativement faible par rapport aux autres prix observés dans cette zone. Prière de corriger ou de confirmer avec le QG. Attention ! Le prix unitaire d'achat (500 Fcfa) de Pastèque en Pièce (Moyen) est relativement faible par rapport aux autres prix observés dans cette zone. Prière de corriger ou de confirmer avec le QG.</w:t>
+      </w:r>
+    </w:p>
+    <w:p>
+      <w:r>
+        <w:rPr>
+          <w:b/>
+          <w:color w:val="4672C4"/>
+          <w:sz w:val="22"/>
+        </w:rPr>
+        <w:t>&gt;&gt; Section9d - Depenses non-alimentaires - 3 mois</w:t>
+      </w:r>
+    </w:p>
+    <w:p>
+      <w:pPr>
+        <w:ind w:left="283"/>
+      </w:pPr>
+      <w:r>
+        <w:rPr>
+          <w:sz w:val="20"/>
+        </w:rPr>
+        <w:t>- Peu plausible! le montant de la dépense pour Médicaments achetés en pharmacie sans ordonnance: alcool, pansements, paracétamol, médicaments les affections courantes (paludisme, toux, rhume, diarrhée/disenterie, vers intestinaux, etc. ) semble trop faible. Veuillez, s'il vous plaît, confirmer cette information avec le QG ou la corriger.</w:t>
+      </w:r>
+    </w:p>
+    <w:p>
+      <w:r>
+        <w:rPr>
+          <w:b/>
+          <w:color w:val="4672C4"/>
+          <w:sz w:val="22"/>
+        </w:rPr>
+        <w:t>&gt;&gt; Section12 - Actifs du menage</w:t>
+      </w:r>
+    </w:p>
+    <w:p>
+      <w:pPr>
+        <w:ind w:left="283"/>
+      </w:pPr>
+      <w:r>
+        <w:rPr>
+          <w:sz w:val="20"/>
+        </w:rPr>
+        <w:t>- Attention ! Fer à repasser électrique a été revendu à 20000 Fcfa qui est relativement élevé par rapport aux autres prix de revente observés dans cette zone. Prière de corriger ou de confirmer avec le QG.</w:t>
+      </w:r>
+    </w:p>
+    <w:p>
+      <w:r>
+        <w:rPr>
+          <w:b/>
+          <w:color w:val="4672C4"/>
+          <w:sz w:val="22"/>
+        </w:rPr>
+        <w:t>&gt;&gt; Section16a - Champs et parcelles</w:t>
+      </w:r>
+    </w:p>
+    <w:p>
+      <w:pPr>
+        <w:ind w:left="283"/>
+      </w:pPr>
+      <w:r>
+        <w:rPr>
+          <w:sz w:val="20"/>
+        </w:rPr>
+        <w:t>- La section 16 du ménage de LASSINA SOMBIE NDIAYE n'est pas renseigné, prière de renseigner.</w:t>
+      </w:r>
+    </w:p>
+    <w:p>
+      <w:r>
+        <w:rPr>
+          <w:b/>
+          <w:color w:val="4672C4"/>
+          <w:sz w:val="22"/>
+        </w:rPr>
+        <w:t>&gt;&gt; Section17 - Elevage</w:t>
+      </w:r>
+    </w:p>
+    <w:p>
+      <w:pPr>
+        <w:ind w:left="283"/>
+      </w:pPr>
+      <w:r>
+        <w:rPr>
+          <w:sz w:val="20"/>
+        </w:rPr>
+        <w:t>- Avertissement! la valeur de l'achat (650 Fcfa) d'un Poules / poulets est trop petite ou élevée. Veuillez confirmer ces informations avec le QG ou apporter les corrections nécessaires. Le ménage est éléveur mais vous n'avez declaré aucun nombre dans le cheptel c'est-à-dire  s17q05=0. Incohérence!! Le nombre dans le cheptel est inféreur aux nombre qu'appartient aux ménages.</w:t>
+      </w:r>
+    </w:p>
+    <w:p>
+      <w:r>
+        <w:rPr>
+          <w:b/>
+          <w:color w:val="4672C4"/>
+          <w:sz w:val="22"/>
+        </w:rPr>
+        <w:t>&gt;&gt; Section19 - Equipements agricoles</w:t>
+      </w:r>
+    </w:p>
+    <w:p>
+      <w:pPr>
+        <w:ind w:left="283"/>
+      </w:pPr>
+      <w:r>
+        <w:rPr>
+          <w:sz w:val="20"/>
+        </w:rPr>
+        <w:t xml:space="preserve">- Attention ! Bascule a été revendu à 12000 Fcfa qui est relativement élevé par rapport aux autres prix de revente observés dans cette zone. Prière de corriger ou de confirmer avec le QG. </w:t>
+        <w:br/>
+        <w:t>- Avertissement!! Le nombre (22)  de Abreuvoir / Mangeoire est élevé, prière de corriger ou confirmer avec le QG.</w:t>
+      </w:r>
+    </w:p>
+    <w:p>
+      <w:r>
+        <w:t>________________________________________________________________________________</w:t>
       </w:r>
     </w:p>
     <w:p>
@@ -818,7 +2768,7 @@
           </w:tcPr>
           <w:p>
             <w:r/>
-            <w:hyperlink r:id="rId9">
+            <w:hyperlink r:id="rId13">
               <w:r>
                 <w:rPr>
                   <w:color w:val="0563C1"/>
@@ -832,6 +2782,27 @@
       </w:tr>
     </w:tbl>
     <w:p/>
+    <w:p>
+      <w:r>
+        <w:rPr>
+          <w:b/>
+          <w:color w:val="4672C4"/>
+          <w:sz w:val="22"/>
+        </w:rPr>
+        <w:t>&gt;&gt; Section0 - Identification et renseignements de controle</w:t>
+      </w:r>
+    </w:p>
+    <w:p>
+      <w:pPr>
+        <w:ind w:left="283"/>
+      </w:pPr>
+      <w:r>
+        <w:rPr>
+          <w:sz w:val="20"/>
+        </w:rPr>
+        <w:t>- Le questionnaire semble ne pas être complètement fini mais le questionnaire est en statut complet, prière de compléter le questionnaire.</w:t>
+      </w:r>
+    </w:p>
     <w:p>
       <w:r>
         <w:rPr>
@@ -912,31 +2883,6 @@
           <w:color w:val="4672C4"/>
           <w:sz w:val="22"/>
         </w:rPr>
-        <w:t>&gt;&gt; Section4b - Emploi - Activite principale</w:t>
-      </w:r>
-    </w:p>
-    <w:p>
-      <w:pPr>
-        <w:ind w:left="283"/>
-      </w:pPr>
-      <w:r>
-        <w:rPr>
-          <w:sz w:val="20"/>
-        </w:rPr>
-        <w:t xml:space="preserve">- AvertissementABLAYE MBALO  travaille mais les questions relatives à son emploi principal ne sont pas renseignées à 100%, prière de les renseigner. Vous avez sélectionné l'option 'Ne sait pas' pour la catégorie socioprofessionnelle de ABLAYE MBALO ou vous ne l'avez pas renseigné. prière de corriger. </w:t>
-        <w:br/>
-        <w:t xml:space="preserve">-  AvertissementCOUMBA MBALO  travaille mais les questions relatives à son emploi principal ne sont pas renseignées à 100%, prière de les renseigner. Vous avez sélectionné l'option 'Ne sait pas' pour la catégorie socioprofessionnelle de COUMBA MBALO ou vous ne l'avez pas renseigné. prière de corriger. </w:t>
-        <w:br/>
-        <w:t>-  AvertissementSOULEYMANE MBALO  travaille mais les questions relatives à son emploi principal ne sont pas renseignées à 100%, prière de les renseigner. Vous avez sélectionné l'option 'Ne sait pas' pour la catégorie socioprofessionnelle de SOULEYMANE MBALO ou vous ne l'avez pas renseigné. prière de corriger.</w:t>
-      </w:r>
-    </w:p>
-    <w:p>
-      <w:r>
-        <w:rPr>
-          <w:b/>
-          <w:color w:val="4672C4"/>
-          <w:sz w:val="22"/>
-        </w:rPr>
         <w:t>&gt;&gt; Section7b - Consommation alimentaire - 7 jours</w:t>
       </w:r>
     </w:p>
@@ -948,7 +2894,7 @@
         <w:rPr>
           <w:sz w:val="20"/>
         </w:rPr>
-        <w:t>- Le ménage a consommé Ail mais les informations sur la quantité, l'unité ou la taille ne sont pas renseignées.Prière de renseigner. Le ménage a consommé Arôme (Maggi, Jumbo, etc.) mais les informations sur la quantité, l'unité ou la taille ne sont pas renseignées.Prière de renseigner. Le ménage a consommé Aubergine   mais les informations sur la quantité, l'unité ou la taille ne sont pas renseignées.Prière de renseigner. Le ménage a consommé Aubergine sauvage  mais les informations sur la quantité, l'unité ou la taille ne sont pas renseignées.Prière de renseigner. Le ménage a consommé Carotte mais les informations sur la quantité, l'unité ou la taille ne sont pas renseignées.Prière de renseigner. Le ménage a consommé Choux mais les informations sur la quantité, l'unité ou la taille ne sont pas renseignées.Prière de renseigner. Le ménage a consommé Courge mais les informations sur la quantité, l'unité ou la taille ne sont pas renseignées.Prière de renseigner. Le ménage a consommé Cube alimentaire (Maggi, Jumbo, ) mais les informations sur la quantité, l'unité ou la taille ne sont pas renseignées.Prière de renseigner. Le ménage a consommé Huile d'arachide raffinée mais les informations sur la quantité, l'unité ou la taille ne sont pas renseignées.Prière de renseigner. Le ménage a consommé Manioc en tubercules mais les informations sur la quantité, l'unité ou la taille ne sont pas renseignées.Prière de renseigner. Le ménage a consommé Oignon frais mais les informations sur la quantité, l'unité ou la taille ne sont pas renseignées.Prière de renseigner. Le ménage a consommé Patate douce mais les informations sur la quantité, l'unité ou la taille ne sont pas renseignées.Prière de renseigner. Le ménage a consommé Piment frais mais les informations sur la quantité, l'unité ou la taille ne sont pas renseignées.Prière de renseigner. Le ménage a consommé Piment séché mais les informations sur la quantité, l'unité ou la taille ne sont pas renseignées.Prière de renseigner. Le ménage a consommé Poireau mais les informations sur la quantité, l'unité ou la taille ne sont pas renseignées.Prière de renseigner. Le ménage a consommé Poisson fumé type 5 mais les informations sur la quantité, l'unité ou la taille ne sont pas renseignées.Prière de renseigner. Le ménage a consommé Poisson fumé type 6 mais les informations sur la quantité, l'unité ou la taille ne sont pas renseignées.Prière de renseigner. Le ménage a consommé Poivre mais les informations sur la quantité, l'unité ou la taille ne sont pas renseignées.Prière de renseigner. Le ménage a consommé Poivron frais mais les informations sur la quantité, l'unité ou la taille ne sont pas renseignées.Prière de renseigner. Le ménage a consommé Riz local Gambiaka mais les informations sur la quantité, l'unité ou la taille ne sont pas renseignées.Prière de renseigner. Le ménage a consommé Sel mais les informations sur la quantité, l'unité ou la taille ne sont pas renseignées.Prière de renseigner. Difficile de consommer le Sel en   prière de verifier. Le ménage a consommé Sucre en poudre  mais les informations sur la quantité, l'unité ou la taille ne sont pas renseignées.Prière de renseigner. Le ménage a consommé Thé en sachet mais les informations sur la quantité, l'unité ou la taille ne sont pas renseignées.Prière de renseigner. Avertissement!!! Le ménage a consommé .a   de Thé en sachet, cette quantité semble anormale pour une consommation des 7 derniers jours.Les ménages consomment géneralement en sachet ou en paquet, prière de corriger ou de confirmer avec le QG.</w:t>
+        <w:t>- Attention ! Le prix unitaire d'achat (1800 Fcfa) de Pâte d'arachide en Kg (taille unique) est relativement élevé par rapport aux autres prix observés dans cette zone. Prière de corriger ou de confirmer avec le QG. Attention ! Le prix unitaire d'achat (25 Fcfa) de Cube alimentaire (Maggi, Jumbo, ) en Cube (Moyen) est relativement faible par rapport aux autres prix observés dans cette zone. Prière de corriger ou de confirmer avec le QG. Attention ! Soupçons de quantité anormale! Le ménage de ABLAYE MBALO avec une taille de 4 personnes a consommé 4 Kg en taille unique de Sucre en poudre  qui est relativement élevé comme consommation par rapport à la condition de vie des autres ménages de même taille dans cette zone. Prière de corriger ou de confirmer avec le QG. Attention ! Soupçons de quantité anormale! Le ménage de ABLAYE MBALO avec une taille de 4 personnes a consommé 6 Sachets en Petit de Tomate fraîche qui est relativement élevé comme consommation par rapport à la condition de vie des autres ménages de même taille dans cette zone. Prière de corriger ou de confirmer avec le QG. Avertissement!!! Le ménage a consommé 4 Paquet Tres petit de Thé en sachet, cette quantité semble anormale pour une consommation des 7 derniers jours.Prière de corriger ou de confirmer avec le QG. Avertissement!! le prix unitaire (150 Fcfa) de Thé en sachet (unité: Paquet) de taille Tres petit est très faible ou élevé. Prière de corriger ou de confirmer avec le QG.</w:t>
       </w:r>
     </w:p>
     <w:p>
@@ -979,60 +2925,6 @@
           <w:color w:val="4672C4"/>
           <w:sz w:val="22"/>
         </w:rPr>
-        <w:t>&gt;&gt; Section9e - Depenses non-alimentaires - 6 mois</w:t>
-      </w:r>
-    </w:p>
-    <w:p>
-      <w:pPr>
-        <w:ind w:left="283"/>
-      </w:pPr>
-      <w:r>
-        <w:rPr>
-          <w:sz w:val="20"/>
-        </w:rPr>
-        <w:t xml:space="preserve">- Peu plausible! le montant de la dépense pour Ampoules électriques pour le logement semble élevé. Veuillez, s'il vous plaît, confirmer cette information avec le QG ou la corriger. </w:t>
-        <w:br/>
-        <w:t xml:space="preserve">- Peu plausible! le montant de la dépense pour Chaussures femmes semble élevé. Veuillez, s'il vous plaît, confirmer cette information avec le QG ou la corriger. </w:t>
-        <w:br/>
-        <w:t xml:space="preserve">- Peu plausible! le montant de la dépense pour Parfums semble élevé. Veuillez, s'il vous plaît, confirmer cette information avec le QG ou la corriger. </w:t>
-        <w:br/>
-        <w:t xml:space="preserve">- Peu plausible! le montant de la dépense pour Sous-vêtements femme (15 ans et plus): slip, jupon, tee shirt,soutien gorge, collant, etc. semble élevé. Veuillez, s'il vous plaît, confirmer cette information avec le QG ou la corriger. </w:t>
-        <w:br/>
-        <w:t xml:space="preserve">- Peu plausible! le montant de la dépense pour Sous-vêtements homme (15 ans et plus): slip, chaussettes, tee shirt et maillot de corps, etc. semble élevé. Veuillez, s'il vous plaît, confirmer cette information avec le QG ou la corriger. </w:t>
-        <w:br/>
-        <w:t xml:space="preserve">- Peu plausible! le montant de la dépense pour Vêtements femmes (15 ans et plus): robe, jupe, pantalon, ensemble, etc. semble élevé. Veuillez, s'il vous plaît, confirmer cette information avec le QG ou la corriger. </w:t>
-        <w:br/>
-        <w:t>- Peu plausible! le montant de la dépense pour Vêtements hommes (15 ans et plus): chemise, pantalon, veste, ensemble, vêtements de travail, etc. semble élevé. Veuillez, s'il vous plaît, confirmer cette information avec le QG ou la corriger.</w:t>
-      </w:r>
-    </w:p>
-    <w:p>
-      <w:r>
-        <w:rPr>
-          <w:b/>
-          <w:color w:val="4672C4"/>
-          <w:sz w:val="22"/>
-        </w:rPr>
-        <w:t>&gt;&gt; Section10b - caracteristiques entreprise non agricole</w:t>
-      </w:r>
-    </w:p>
-    <w:p>
-      <w:pPr>
-        <w:ind w:left="283"/>
-      </w:pPr>
-      <w:r>
-        <w:rPr>
-          <w:sz w:val="20"/>
-        </w:rPr>
-        <w:t>- Les informations sur ces entrepises non agricole manquent, prière de les renseigner. Le montant obtenus sur les services rendus par l'entreprise ##N/A## au cours des 30 derniers jours ou durant le dernier mois où l'entreprise a fonctionné n'a pas été renseigné, prière de mettre de 0 si l'entreprise n'a pas rendu de service. Prière de renseigner les montants dans les champs (s10q46 s10q47 s10q48 s10q49 s10q50 s10q51 s10q52 s10q53 s10q54 s10q55 s10q56 s10q57), mettre 0 si l'entreprise ##N/A## n'a pas effectué des dépenses ou faire des reventes des marchandises ou des produits ou rendre de service.Cette entreprise ##N/A## dit avoir obtenu une valeur sur les marchandises vendu en etat, les marchandises vendu après transformation et les services rendus. Prière de corriger. Cette entreprise ##N/A## dit avoir obtenu une valeur sur les marchandises vendu en etat et les marchandises vendu après transformation. La main d'oeuvre familiale pour MARIAMA BALDE ayant travaillé dans cette entreprise ##N/A## aucours des 12 derniers mois n'est pas renseigner. Prière de reneigner toutes les informations qui lui concerne. La main d'oeuvre sariale de MARIAMA BALDE ayant travaillé dans cette entreprise ##N/A## aucours des 30 derniers jours n'est pas renseigner. Prière de reneigner toutes les informations qui lui concerne.</w:t>
-      </w:r>
-    </w:p>
-    <w:p>
-      <w:r>
-        <w:rPr>
-          <w:b/>
-          <w:color w:val="4672C4"/>
-          <w:sz w:val="22"/>
-        </w:rPr>
         <w:t>&gt;&gt; Section12 - Actifs du menage</w:t>
       </w:r>
     </w:p>
@@ -1044,38 +2936,9 @@
         <w:rPr>
           <w:sz w:val="20"/>
         </w:rPr>
-        <w:t xml:space="preserve">- Avertissement!! La question s12q04 n'a pas été renseigner pour l'article: Appareil TV, prière de renseigner. </w:t>
+        <w:t xml:space="preserve">- Avertissement !! L'âge de l'article  Armoires et autres meubles dans ce ménages est très élevé (30), prière de corriger ou confirmer avec le QG. </w:t>
         <w:br/>
-        <w:t xml:space="preserve">- Avertissement!! La question s12q04 n'a pas été renseigner pour l'article: Armoires et autres meubles, prière de renseigner. </w:t>
-        <w:br/>
-        <w:t xml:space="preserve">- Avertissement!! La question s12q04 n'a pas été renseigner pour l'article: Lit, prière de renseigner. </w:t>
-        <w:br/>
-        <w:t xml:space="preserve">- Avertissement!! La question s12q04 n'a pas été renseigner pour l'article: Matelas simple, prière de renseigner. </w:t>
-        <w:br/>
-        <w:t xml:space="preserve">- Avertissement!! La question s12q04 n'a pas été renseigner pour l'article: Réfrigérateur, prière de renseigner. </w:t>
-        <w:br/>
-        <w:t>- Avertissement!! La question s12q04 n'a pas été renseigner pour l'article: Téléphone portable, prière de renseigner.</w:t>
-      </w:r>
-    </w:p>
-    <w:p>
-      <w:r>
-        <w:rPr>
-          <w:b/>
-          <w:color w:val="4672C4"/>
-          <w:sz w:val="22"/>
-        </w:rPr>
-        <w:t>&gt;&gt; Section13b - Transferta emis</w:t>
-      </w:r>
-    </w:p>
-    <w:p>
-      <w:pPr>
-        <w:ind w:left="283"/>
-      </w:pPr>
-      <w:r>
-        <w:rPr>
-          <w:sz w:val="20"/>
-        </w:rPr>
-        <w:t>- L'âge du béneficiaire d'argent dans la section 13b (Transfert emis) semble incoherent voir élévé, prière de verifier ou corriger.</w:t>
+        <w:t>- Avertissement !! L'âge de l'article  Lit dans ce ménages est très élevé (30), prière de corriger ou confirmer avec le QG.</w:t>
       </w:r>
     </w:p>
     <w:p>
@@ -1139,6 +3002,472 @@
           <w:sz w:val="20"/>
         </w:rPr>
         <w:t>- La section 16 du ménage de ABLAYE MBALO n'est pas renseigné, prière de renseigner.</w:t>
+      </w:r>
+    </w:p>
+    <w:p>
+      <w:r>
+        <w:t>________________________________________________________________________________</w:t>
+      </w:r>
+    </w:p>
+    <w:p>
+      <w:pPr>
+        <w:pStyle w:val="Heading2"/>
+      </w:pPr>
+      <w:r>
+        <w:t>Menage 6</w:t>
+      </w:r>
+    </w:p>
+    <w:tbl>
+      <w:tblPr>
+        <w:tblStyle w:val="TableGrid"/>
+        <w:tblW w:type="auto" w:w="0"/>
+        <w:tblLook w:firstColumn="1" w:firstRow="1" w:lastColumn="0" w:lastRow="0" w:noHBand="0" w:noVBand="1" w:val="04A0"/>
+      </w:tblPr>
+      <w:tblGrid>
+        <w:gridCol w:w="1662"/>
+        <w:gridCol w:w="1662"/>
+        <w:gridCol w:w="1662"/>
+        <w:gridCol w:w="1662"/>
+        <w:gridCol w:w="1662"/>
+        <w:gridCol w:w="1662"/>
+      </w:tblGrid>
+      <w:tr>
+        <w:tc>
+          <w:tcPr>
+            <w:tcW w:type="dxa" w:w="1662"/>
+            <w:shd w:fill="5B9BD5"/>
+          </w:tcPr>
+          <w:p>
+            <w:r>
+              <w:rPr>
+                <w:b/>
+                <w:color w:val="FFFFFF"/>
+                <w:sz w:val="16"/>
+              </w:rPr>
+              <w:t>Interview Key</w:t>
+            </w:r>
+          </w:p>
+        </w:tc>
+        <w:tc>
+          <w:tcPr>
+            <w:tcW w:type="dxa" w:w="1662"/>
+            <w:shd w:fill="5B9BD5"/>
+          </w:tcPr>
+          <w:p>
+            <w:r>
+              <w:rPr>
+                <w:b/>
+                <w:color w:val="FFFFFF"/>
+                <w:sz w:val="16"/>
+              </w:rPr>
+              <w:t>Interview ID</w:t>
+            </w:r>
+          </w:p>
+        </w:tc>
+        <w:tc>
+          <w:tcPr>
+            <w:tcW w:type="dxa" w:w="1662"/>
+            <w:shd w:fill="5B9BD5"/>
+          </w:tcPr>
+          <w:p>
+            <w:r>
+              <w:rPr>
+                <w:b/>
+                <w:color w:val="FFFFFF"/>
+                <w:sz w:val="16"/>
+              </w:rPr>
+              <w:t>ID Agent</w:t>
+            </w:r>
+          </w:p>
+        </w:tc>
+        <w:tc>
+          <w:tcPr>
+            <w:tcW w:type="dxa" w:w="1662"/>
+            <w:shd w:fill="5B9BD5"/>
+          </w:tcPr>
+          <w:p>
+            <w:r>
+              <w:rPr>
+                <w:b/>
+                <w:color w:val="FFFFFF"/>
+                <w:sz w:val="16"/>
+              </w:rPr>
+              <w:t>ID Equipe</w:t>
+            </w:r>
+          </w:p>
+        </w:tc>
+        <w:tc>
+          <w:tcPr>
+            <w:tcW w:type="dxa" w:w="1662"/>
+            <w:shd w:fill="5B9BD5"/>
+          </w:tcPr>
+          <w:p>
+            <w:r>
+              <w:rPr>
+                <w:b/>
+                <w:color w:val="FFFFFF"/>
+                <w:sz w:val="16"/>
+              </w:rPr>
+              <w:t>Agent</w:t>
+            </w:r>
+          </w:p>
+        </w:tc>
+        <w:tc>
+          <w:tcPr>
+            <w:tcW w:type="dxa" w:w="1662"/>
+            <w:shd w:fill="5B9BD5"/>
+          </w:tcPr>
+          <w:p>
+            <w:r>
+              <w:rPr>
+                <w:b/>
+                <w:color w:val="FFFFFF"/>
+                <w:sz w:val="16"/>
+              </w:rPr>
+              <w:t>Chef d'equipe</w:t>
+            </w:r>
+          </w:p>
+        </w:tc>
+      </w:tr>
+      <w:tr>
+        <w:tc>
+          <w:tcPr>
+            <w:tcW w:type="dxa" w:w="1662"/>
+          </w:tcPr>
+          <w:p>
+            <w:r>
+              <w:rPr>
+                <w:sz w:val="14"/>
+              </w:rPr>
+              <w:t>61-86-60-33</w:t>
+            </w:r>
+          </w:p>
+        </w:tc>
+        <w:tc>
+          <w:tcPr>
+            <w:tcW w:type="dxa" w:w="1662"/>
+          </w:tcPr>
+          <w:p>
+            <w:r>
+              <w:rPr>
+                <w:sz w:val="14"/>
+              </w:rPr>
+              <w:t>86f6f15b7c8742b583f9268fa243c647</w:t>
+            </w:r>
+          </w:p>
+        </w:tc>
+        <w:tc>
+          <w:tcPr>
+            <w:tcW w:type="dxa" w:w="1662"/>
+          </w:tcPr>
+          <w:p>
+            <w:r>
+              <w:rPr>
+                <w:sz w:val="14"/>
+              </w:rPr>
+              <w:t>EQ5_enq3</w:t>
+            </w:r>
+          </w:p>
+        </w:tc>
+        <w:tc>
+          <w:tcPr>
+            <w:tcW w:type="dxa" w:w="1662"/>
+          </w:tcPr>
+          <w:p>
+            <w:r>
+              <w:rPr>
+                <w:sz w:val="14"/>
+              </w:rPr>
+              <w:t>Equipe5</w:t>
+            </w:r>
+          </w:p>
+        </w:tc>
+        <w:tc>
+          <w:tcPr>
+            <w:tcW w:type="dxa" w:w="1662"/>
+          </w:tcPr>
+          <w:p>
+            <w:r>
+              <w:rPr>
+                <w:sz w:val="14"/>
+              </w:rPr>
+              <w:t>Babacar SENE</w:t>
+            </w:r>
+          </w:p>
+        </w:tc>
+        <w:tc>
+          <w:tcPr>
+            <w:tcW w:type="dxa" w:w="1662"/>
+          </w:tcPr>
+          <w:p>
+            <w:r>
+              <w:rPr>
+                <w:sz w:val="14"/>
+              </w:rPr>
+              <w:t>Sokhna  FALL</w:t>
+            </w:r>
+          </w:p>
+        </w:tc>
+      </w:tr>
+    </w:tbl>
+    <w:p/>
+    <w:tbl>
+      <w:tblPr>
+        <w:tblStyle w:val="TableGrid"/>
+        <w:tblW w:type="auto" w:w="0"/>
+        <w:tblLook w:firstColumn="1" w:firstRow="1" w:lastColumn="0" w:lastRow="0" w:noHBand="0" w:noVBand="1" w:val="04A0"/>
+      </w:tblPr>
+      <w:tblGrid>
+        <w:gridCol w:w="3324"/>
+        <w:gridCol w:w="3324"/>
+        <w:gridCol w:w="3324"/>
+      </w:tblGrid>
+      <w:tr>
+        <w:tc>
+          <w:tcPr>
+            <w:tcW w:type="dxa" w:w="3324"/>
+            <w:shd w:fill="70AD47"/>
+          </w:tcPr>
+          <w:p>
+            <w:r>
+              <w:rPr>
+                <w:b/>
+                <w:color w:val="FFFFFF"/>
+                <w:sz w:val="18"/>
+              </w:rPr>
+              <w:t>Chef de Menage</w:t>
+            </w:r>
+          </w:p>
+        </w:tc>
+        <w:tc>
+          <w:tcPr>
+            <w:tcW w:type="dxa" w:w="3324"/>
+            <w:shd w:fill="70AD47"/>
+          </w:tcPr>
+          <w:p>
+            <w:r>
+              <w:rPr>
+                <w:b/>
+                <w:color w:val="FFFFFF"/>
+                <w:sz w:val="18"/>
+              </w:rPr>
+              <w:t>Quartier/Village (s00q05)</w:t>
+            </w:r>
+          </w:p>
+        </w:tc>
+        <w:tc>
+          <w:tcPr>
+            <w:tcW w:type="dxa" w:w="3324"/>
+            <w:shd w:fill="70AD47"/>
+          </w:tcPr>
+          <w:p>
+            <w:r>
+              <w:rPr>
+                <w:b/>
+                <w:color w:val="FFFFFF"/>
+                <w:sz w:val="18"/>
+              </w:rPr>
+              <w:t>Localisation GPS</w:t>
+            </w:r>
+          </w:p>
+        </w:tc>
+      </w:tr>
+      <w:tr>
+        <w:tc>
+          <w:tcPr>
+            <w:tcW w:type="dxa" w:w="3324"/>
+          </w:tcPr>
+          <w:p>
+            <w:r>
+              <w:rPr>
+                <w:sz w:val="18"/>
+              </w:rPr>
+              <w:t>ASSANE KANE</w:t>
+            </w:r>
+          </w:p>
+        </w:tc>
+        <w:tc>
+          <w:tcPr>
+            <w:tcW w:type="dxa" w:w="3324"/>
+          </w:tcPr>
+          <w:p>
+            <w:r>
+              <w:rPr>
+                <w:sz w:val="18"/>
+              </w:rPr>
+              <w:t>N/A</w:t>
+            </w:r>
+          </w:p>
+        </w:tc>
+        <w:tc>
+          <w:tcPr>
+            <w:tcW w:type="dxa" w:w="3324"/>
+          </w:tcPr>
+          <w:p>
+            <w:r/>
+            <w:hyperlink r:id="rId14">
+              <w:r>
+                <w:rPr>
+                  <w:color w:val="0563C1"/>
+                  <w:u w:val="single"/>
+                </w:rPr>
+                <w:t>en bas</w:t>
+              </w:r>
+            </w:hyperlink>
+          </w:p>
+        </w:tc>
+      </w:tr>
+    </w:tbl>
+    <w:p/>
+    <w:p>
+      <w:r>
+        <w:rPr>
+          <w:b/>
+          <w:color w:val="4672C4"/>
+          <w:sz w:val="22"/>
+        </w:rPr>
+        <w:t>&gt;&gt; Section1 - Caracteristiques des membres</w:t>
+      </w:r>
+    </w:p>
+    <w:p>
+      <w:pPr>
+        <w:ind w:left="283"/>
+      </w:pPr>
+      <w:r>
+        <w:rPr>
+          <w:sz w:val="20"/>
+        </w:rPr>
+        <w:t>- Avertissement! Veuillez renseigner par oui ou non toutes les modalités de la question s01q47.</w:t>
+      </w:r>
+    </w:p>
+    <w:p>
+      <w:r>
+        <w:rPr>
+          <w:b/>
+          <w:color w:val="4672C4"/>
+          <w:sz w:val="22"/>
+        </w:rPr>
+        <w:t>&gt;&gt; Section2 - Education</w:t>
+      </w:r>
+    </w:p>
+    <w:p>
+      <w:pPr>
+        <w:ind w:left="283"/>
+      </w:pPr>
+      <w:r>
+        <w:rPr>
+          <w:sz w:val="20"/>
+        </w:rPr>
+        <w:t xml:space="preserve">- Dans les milieux urbains c'est peu probable de voir une école dont les élèves ou étudiants ne dépensent pas en frais d'uniformes, prière de verifier pour SALIMATA KANE et corriger ou confirmer avec le QG. </w:t>
+        <w:br/>
+        <w:t xml:space="preserve">- Peu probable! ABDOU KANE  n'arrive pas  à comprendre un petit texte lu dans une langue locale (s02q03). Veuillez corriger ou donner des explications au QG. </w:t>
+        <w:br/>
+        <w:t>- Peu probable! SIRÈ KANE  n'arrive pas  à comprendre un petit texte lu dans une langue locale (s02q03). Veuillez corriger ou donner des explications au QG. Peu probable! SIRÈ KANE  ne sait ni lire, ni écrire, ni comprendre dans aucune des langues  (s02q01,s02q02,s02q03). Veuillez corriger ou donner des explications au QG.</w:t>
+      </w:r>
+    </w:p>
+    <w:p>
+      <w:r>
+        <w:rPr>
+          <w:b/>
+          <w:color w:val="4672C4"/>
+          <w:sz w:val="22"/>
+        </w:rPr>
+        <w:t>&gt;&gt; Section4b - Emploi - Activite principale</w:t>
+      </w:r>
+    </w:p>
+    <w:p>
+      <w:pPr>
+        <w:ind w:left="283"/>
+      </w:pPr>
+      <w:r>
+        <w:rPr>
+          <w:sz w:val="20"/>
+        </w:rPr>
+        <w:t>- Nombre de mois exercé par SIRÈ KANE dans l'emploi au cours des 12 derniers mois semble faible, veuillez corriger s'il vous plait ou comfirmer avec le QG.</w:t>
+      </w:r>
+    </w:p>
+    <w:p>
+      <w:r>
+        <w:rPr>
+          <w:b/>
+          <w:color w:val="4672C4"/>
+          <w:sz w:val="22"/>
+        </w:rPr>
+        <w:t>&gt;&gt; Section10a - Existence entreprise non agricole</w:t>
+      </w:r>
+    </w:p>
+    <w:p>
+      <w:pPr>
+        <w:ind w:left="283"/>
+      </w:pPr>
+      <w:r>
+        <w:rPr>
+          <w:sz w:val="20"/>
+        </w:rPr>
+        <w:t>- Avertissement!!! Le ménage de ASSANE KANE a comme taille 6 personnes dont ils vivent à DAKAR Urbain et aucune d'entre ne possède une entreprise non agricole, prière de revoir cette partie de la section 10 de ce menage.</w:t>
+      </w:r>
+    </w:p>
+    <w:p>
+      <w:r>
+        <w:rPr>
+          <w:b/>
+          <w:color w:val="4672C4"/>
+          <w:sz w:val="22"/>
+        </w:rPr>
+        <w:t>&gt;&gt; Section12 - Actifs du menage</w:t>
+      </w:r>
+    </w:p>
+    <w:p>
+      <w:pPr>
+        <w:ind w:left="283"/>
+      </w:pPr>
+      <w:r>
+        <w:rPr>
+          <w:sz w:val="20"/>
+        </w:rPr>
+        <w:t>- Le nombre d'article ( Matelas simple)  dans ce ménages est élevé (13), prière de corriger ou confirmer avec le QG.</w:t>
+      </w:r>
+    </w:p>
+    <w:p>
+      <w:r>
+        <w:rPr>
+          <w:b/>
+          <w:color w:val="4672C4"/>
+          <w:sz w:val="22"/>
+        </w:rPr>
+        <w:t>&gt;&gt; Section15 - Filets sociaux</w:t>
+      </w:r>
+    </w:p>
+    <w:p>
+      <w:pPr>
+        <w:ind w:left="283"/>
+      </w:pPr>
+      <w:r>
+        <w:rPr>
+          <w:sz w:val="20"/>
+        </w:rPr>
+        <w:t>- Avertissement!! Aucun membre dans ce ménage n'a entendu parler d'aucun programme de la section 15, prière de confirmer ce cas avec le QG.</w:t>
+      </w:r>
+    </w:p>
+    <w:p>
+      <w:r>
+        <w:rPr>
+          <w:b/>
+          <w:color w:val="4672C4"/>
+          <w:sz w:val="22"/>
+        </w:rPr>
+        <w:t>&gt;&gt; Section16a - Champs et parcelles</w:t>
+      </w:r>
+    </w:p>
+    <w:p>
+      <w:pPr>
+        <w:ind w:left="283"/>
+      </w:pPr>
+      <w:r>
+        <w:rPr>
+          <w:sz w:val="20"/>
+        </w:rPr>
+        <w:t>- La section 16 du ménage de ASSANE KANE n'est pas renseigné, prière de renseigner.</w:t>
       </w:r>
     </w:p>
     <w:p>
@@ -1442,7 +3771,7 @@
           </w:tcPr>
           <w:p>
             <w:r/>
-            <w:hyperlink r:id="rId10">
+            <w:hyperlink r:id="rId15">
               <w:r>
                 <w:rPr>
                   <w:color w:val="0563C1"/>
@@ -1474,7 +3803,7 @@
         <w:rPr>
           <w:sz w:val="20"/>
         </w:rPr>
-        <w:t>- Prière de renseigner toutes les informations du ménage dans la section 0 avant d'entamer les autres informations. Le questionnaire semble ne pas être complètement fini mais le questionnaire est en statut complet, prière de compléter le questionnaire. Il est obligatoire de prendre les coordonnées Gps avant d'administrer le questionnaire. Prière de prendre les coordonnées GPS.</w:t>
+        <w:t>- Le questionnaire semble ne pas être complètement fini mais le questionnaire est en statut complet, prière de compléter le questionnaire. Il est obligatoire de prendre les coordonnées Gps avant d'administrer le questionnaire. Prière de prendre les coordonnées GPS.</w:t>
       </w:r>
     </w:p>
     <w:p>
@@ -1537,7 +3866,7 @@
         <w:rPr>
           <w:sz w:val="20"/>
         </w:rPr>
-        <w:t>- AvertissementDiong vaz  travaille mais les questions relatives à son emploi principal ne sont pas renseignées à 100%, prière de les renseigner. Vous avez sélectionné l'option 'Ne sait pas' pour la catégorie socioprofessionnelle de Diong vaz ou vous ne l'avez pas renseigné. prière de corriger.</w:t>
+        <w:t>- Attention ! Le nombre de jours que Diong vaz a travaillés par mois semble être inférieur à 15. Veuillez, s'il vous plaît, confirmer cette information.</w:t>
       </w:r>
     </w:p>
     <w:p>
@@ -1547,7 +3876,7 @@
           <w:color w:val="4672C4"/>
           <w:sz w:val="22"/>
         </w:rPr>
-        <w:t>&gt;&gt; Section7a1 - Repas pris a l'exterieur du menage</w:t>
+        <w:t>&gt;&gt; Section7b - Consommation alimentaire - 7 jours</w:t>
       </w:r>
     </w:p>
     <w:p>
@@ -1558,91 +3887,7 @@
         <w:rPr>
           <w:sz w:val="20"/>
         </w:rPr>
-        <w:t>- Attention ! La section sur le repas pris à l'extérieur du ménage n'est pas renseignée à 100 %. Prière de vérifier l'ensemble des questions relatives à cette section et de les renseigner en totalité.</w:t>
-      </w:r>
-    </w:p>
-    <w:p>
-      <w:r>
-        <w:rPr>
-          <w:b/>
-          <w:color w:val="4672C4"/>
-          <w:sz w:val="22"/>
-        </w:rPr>
-        <w:t>&gt;&gt; Section7a2 - Repas pris a l'exterieur du menage</w:t>
-      </w:r>
-    </w:p>
-    <w:p>
-      <w:pPr>
-        <w:ind w:left="283"/>
-      </w:pPr>
-      <w:r>
-        <w:rPr>
-          <w:sz w:val="20"/>
-        </w:rPr>
-        <w:t>- La section sur le repas pris à l'extérieur du ménage du membre Diong vaz n'est pas renseignée à 100 %. Prière de vérifier l'ensemble des questions relatives à ce membre et de les renseigner en totalité.</w:t>
-      </w:r>
-    </w:p>
-    <w:p>
-      <w:r>
-        <w:rPr>
-          <w:b/>
-          <w:color w:val="4672C4"/>
-          <w:sz w:val="22"/>
-        </w:rPr>
-        <w:t>&gt;&gt; Section8 - Sécurite alimentaire</w:t>
-      </w:r>
-    </w:p>
-    <w:p>
-      <w:pPr>
-        <w:ind w:left="283"/>
-      </w:pPr>
-      <w:r>
-        <w:rPr>
-          <w:sz w:val="20"/>
-        </w:rPr>
-        <w:t>- Toutes les questions de la section 8 ne sont pas renseignées, prière de renseigner.</w:t>
-      </w:r>
-    </w:p>
-    <w:p>
-      <w:r>
-        <w:rPr>
-          <w:b/>
-          <w:color w:val="4672C4"/>
-          <w:sz w:val="22"/>
-        </w:rPr>
-        <w:t>&gt;&gt; Section9a - Depenses de fetes et ceremonies</w:t>
-      </w:r>
-    </w:p>
-    <w:p>
-      <w:pPr>
-        <w:ind w:left="283"/>
-      </w:pPr>
-      <w:r>
-        <w:rPr>
-          <w:sz w:val="20"/>
-        </w:rPr>
-        <w:t>- Il est improbable d'avoir un ménage qui n'a pas effectué aucune dépense au moins lors d'une de ces fêtes, prière de revoir cette partie pour ce ménage.</w:t>
-      </w:r>
-    </w:p>
-    <w:p>
-      <w:r>
-        <w:rPr>
-          <w:b/>
-          <w:color w:val="4672C4"/>
-          <w:sz w:val="22"/>
-        </w:rPr>
-        <w:t>&gt;&gt; Section9b - Depenses non-alimentaires - 7 jours</w:t>
-      </w:r>
-    </w:p>
-    <w:p>
-      <w:pPr>
-        <w:ind w:left="283"/>
-      </w:pPr>
-      <w:r>
-        <w:rPr>
-          <w:sz w:val="20"/>
-        </w:rPr>
-        <w:t>- Il est difficile d'avoir un ménage qui n'a effectué aucune des dépenses mentionnées au cours de 7 derniers jours, prière de revoir la section 9B pour ce ménage.</w:t>
+        <w:t>- Attention ! Le prix unitaire d'achat (100 Fcfa) de Café en poudre soluble en Sachets industriel (Tres petit) est relativement élevé par rapport aux autres prix observés dans cette zone. Prière de corriger ou de confirmer avec le QG. Attention ! Le prix unitaire d'achat (125 Fcfa) de Pommes en Pièce (Grand) est relativement faible par rapport aux autres prix observés dans cette zone. Prière de corriger ou de confirmer avec le QG. Attention ! Le prix unitaire d'achat (150 Fcfa) de Arachides fraîches en coques en cornet (Moyen) est relativement élevé par rapport aux autres prix observés dans cette zone. Prière de corriger ou de confirmer avec le QG. Attention ! Le prix unitaire d'achat (1600 Fcfa) de Lait en poudre en Kg (taille unique) est relativement faible par rapport aux autres prix observés dans cette zone. Prière de corriger ou de confirmer avec le QG. Attention ! Le prix unitaire d'achat (300 Fcfa) de Sucre en poudre  en Kg (taille unique) est relativement faible par rapport aux autres prix observés dans cette zone. Prière de corriger ou de confirmer avec le QG. Avertissement!!! Le ménage a consommé 2 Paquet Tres petit de Thé en sachet, cette quantité semble anormale pour une consommation des 7 derniers jours.Prière de corriger ou de confirmer avec le QG. Avertissement!! le prix unitaire (150 Fcfa) de Thé en sachet (unité: Paquet) de taille Tres petit est très faible ou élevé. Prière de corriger ou de confirmer avec le QG. Le prix d'achat unitaire (2.5 Fcfa) de Yaourt en Sachets industriel de taille Petit  est invraisemblable, prière de regarder les reponses prises dans les questions s07bq07a s07bq07b s07bq07c s07bq08 pour mieux corriger.</w:t>
       </w:r>
     </w:p>
     <w:p>
@@ -1663,28 +3908,7 @@
         <w:rPr>
           <w:sz w:val="20"/>
         </w:rPr>
-        <w:t>- Il est moins probable q'un ménage n'ait effectué de dépense sur les produits/services cités au cours de 30 derniers jours, Veuillez revoir la section 9C pour ce ménage.</w:t>
-      </w:r>
-    </w:p>
-    <w:p>
-      <w:r>
-        <w:rPr>
-          <w:b/>
-          <w:color w:val="4672C4"/>
-          <w:sz w:val="22"/>
-        </w:rPr>
-        <w:t>&gt;&gt; Section9d - Depenses non-alimentaires - 3 mois</w:t>
-      </w:r>
-    </w:p>
-    <w:p>
-      <w:pPr>
-        <w:ind w:left="283"/>
-      </w:pPr>
-      <w:r>
-        <w:rPr>
-          <w:sz w:val="20"/>
-        </w:rPr>
-        <w:t>- Difficile pour un ménage de ne pas avoir effectué de dépenses au cours de 3 derniers mois sur les produits/services cités (Section 9D), prière de revoir la section pour ce ménage.</w:t>
+        <w:t>- Peu plausible! le montant de la dépense pour Charbon de bois/Charbon minéral semble faible. Veuillez, s'il vous plaît, confirmer cette information avec le QG ou la corriger.</w:t>
       </w:r>
     </w:p>
     <w:p>
@@ -1705,28 +3929,7 @@
         <w:rPr>
           <w:sz w:val="20"/>
         </w:rPr>
-        <w:t>- Moins possible d'avoir un ménage qui n'a effectué aucune des dépenses au cours de 6 derniers mois, prière de revoir la section pour ce ménage</w:t>
-      </w:r>
-    </w:p>
-    <w:p>
-      <w:r>
-        <w:rPr>
-          <w:b/>
-          <w:color w:val="4672C4"/>
-          <w:sz w:val="22"/>
-        </w:rPr>
-        <w:t>&gt;&gt; Section9f - Depenses non-alimentaires - 12 mois</w:t>
-      </w:r>
-    </w:p>
-    <w:p>
-      <w:pPr>
-        <w:ind w:left="283"/>
-      </w:pPr>
-      <w:r>
-        <w:rPr>
-          <w:sz w:val="20"/>
-        </w:rPr>
-        <w:t>- Moins possible d'avoir un ménage qui n'a effectué aucune des dépenses au cours de 12 derniers mois, veuillez revoir la section pour ce ménage.</w:t>
+        <w:t>- Peu plausible! le montant de la dépense pour Accessoires des chaussures (chausse-pieds; brosses à chaussure, lacet) semble faible. Veuillez, s'il vous plaît, confirmer cette information avec le QG ou la corriger.</w:t>
       </w:r>
     </w:p>
     <w:p>
@@ -1757,27 +3960,6 @@
           <w:color w:val="4672C4"/>
           <w:sz w:val="22"/>
         </w:rPr>
-        <w:t>&gt;&gt; Section11 - Caracteristiques logement</w:t>
-      </w:r>
-    </w:p>
-    <w:p>
-      <w:pPr>
-        <w:ind w:left="283"/>
-      </w:pPr>
-      <w:r>
-        <w:rPr>
-          <w:sz w:val="20"/>
-        </w:rPr>
-        <w:t>- Le type de logement du ménage doit être renseigné, prière de renseigner</w:t>
-      </w:r>
-    </w:p>
-    <w:p>
-      <w:r>
-        <w:rPr>
-          <w:b/>
-          <w:color w:val="4672C4"/>
-          <w:sz w:val="22"/>
-        </w:rPr>
         <w:t>&gt;&gt; Section12 - Actifs du menage</w:t>
       </w:r>
     </w:p>
@@ -1789,7 +3971,7 @@
         <w:rPr>
           <w:sz w:val="20"/>
         </w:rPr>
-        <w:t>- Avertissement!! La question s12q04 n'a pas été renseigner pour l'article: Matelas simple, prière de renseigner.</w:t>
+        <w:t>- Avertissement!!! Le prix d'achat (7000) de l'article  Bonbonne de gaz est inférieur aux prix de revente (9000)  avec l'âge du bien atteignant 15 ans. Prière de vérifier ou confirmer avec l'enquêté et mettre les bonnes valeurs après verification, s'il le faut.</w:t>
       </w:r>
     </w:p>
     <w:p>
@@ -1799,7 +3981,7 @@
           <w:color w:val="4672C4"/>
           <w:sz w:val="22"/>
         </w:rPr>
-        <w:t>&gt;&gt; Section14 - Chocs</w:t>
+        <w:t>&gt;&gt; Section13a - Transferts recus</w:t>
       </w:r>
     </w:p>
     <w:p>
@@ -1810,7 +3992,7 @@
         <w:rPr>
           <w:sz w:val="20"/>
         </w:rPr>
-        <w:t>- Avertissement!! Le ménage n'a été négativement affecté par aucun des problèmes donnés dans la section 14. Confirmez vous cette information avec le QG?</w:t>
+        <w:t>- L'enquêteur prière de fournir d'effort pour avoir le niveau d'étude et l'âge de celui qui a envoyé/donné de l'argent dans la section 13a (Transfert reçu). L'âge de celui qui a envoyé/donné de l'argent dans la section 13a (Transfert reçu) semble  élévé, prière de corriger ou confirmer ave le QG.</w:t>
       </w:r>
     </w:p>
     <w:p>
@@ -1853,27 +4035,6 @@
           <w:sz w:val="20"/>
         </w:rPr>
         <w:t>- La section 16 du ménage de Diong vaz n'est pas renseigné, prière de renseigner.</w:t>
-      </w:r>
-    </w:p>
-    <w:p>
-      <w:r>
-        <w:rPr>
-          <w:b/>
-          <w:color w:val="4672C4"/>
-          <w:sz w:val="22"/>
-        </w:rPr>
-        <w:t>&gt;&gt; Section18b - Chasse</w:t>
-      </w:r>
-    </w:p>
-    <w:p>
-      <w:pPr>
-        <w:ind w:left="283"/>
-      </w:pPr>
-      <w:r>
-        <w:rPr>
-          <w:sz w:val="20"/>
-        </w:rPr>
-        <w:t>- Prière de renseigner la section 18 (La chasse).</w:t>
       </w:r>
     </w:p>
     <w:p>
@@ -2177,7 +4338,7 @@
           </w:tcPr>
           <w:p>
             <w:r/>
-            <w:hyperlink r:id="rId10">
+            <w:hyperlink r:id="rId15">
               <w:r>
                 <w:rPr>
                   <w:color w:val="0563C1"/>
@@ -2230,17 +4391,7 @@
         <w:rPr>
           <w:sz w:val="20"/>
         </w:rPr>
-        <w:t xml:space="preserve">- Avertissement!! L'âge (1) ans du premier mariage de Sophi MENDY semble incoherent. Prière de vérifier cette information auprès de l'enquêté et de corriger si nécessaire. </w:t>
-        <w:br/>
-        <w:t xml:space="preserve">- Les données sur les niveaux d'études, les fonctions et les caracteristiques sociodemographiques du père biologique de Diminga Gomis manquent. Veuillez les renseigner. Les données sur les niveaux d'études, les fonctions et les caracteristiques sociodemographiques de la mère biologique de  Diminga Gomis  manquent. </w:t>
-        <w:br/>
-        <w:t xml:space="preserve">- Les données sur les niveaux d'études, les fonctions et les caracteristiques sociodemographiques du père biologique de Louis Gomis manquent. Veuillez les renseigner.  Avertissement! Veuillez renseigner par oui ou non toutes les modalités de la question s01q47. Le montant dépensé ou reçu en cadeau pour les cartes prépayées, les transferts de crédit et les abonnements de  Louis Gomis semble élevé ou faible , prière de corriger ou de confirmer l'information avec le QG. </w:t>
-        <w:br/>
-        <w:t xml:space="preserve">- Les données sur les niveaux d'études, les fonctions et les caracteristiques sociodemographiques du père biologique de gilléne GOMIS manquent. Veuillez les renseigner. Les données sur les niveaux d'études, les fonctions et les caracteristiques sociodemographiques de la mère biologique de  gilléne GOMIS  manquent. </w:t>
-        <w:br/>
-        <w:t xml:space="preserve">- Les données sur les niveaux d'études, les fonctions et les caracteristiques sociodemographiques du père biologique de lauren Gomis manquent. Veuillez les renseigner. Les données sur les niveaux d'études, les fonctions et les caracteristiques sociodemographiques de la mère biologique de  lauren Gomis  manquent. </w:t>
-        <w:br/>
-        <w:t>- Les informations sur l'acte de naissance (ni Jours, ni mois et ni années) de  Elisabeth MENDY  manquent, s'il vous plait pouvez-vous fournir d'effort pour avoir ces informations. Les données sur les niveaux d'études, les fonctions et les caracteristiques sociodemographiques du père biologique de Elisabeth MENDY manquent. Veuillez les renseigner. Les données sur les niveaux d'études, les fonctions et les caracteristiques sociodemographiques de la mère biologique de  Elisabeth MENDY  manquent.</w:t>
+        <w:t>- Les informations sur l'acte de naissance (ni Jours, ni mois et ni années) de  Elisabeth MENDY  manquent, s'il vous plait pouvez-vous fournir d'effort pour avoir ces informations.</w:t>
       </w:r>
     </w:p>
     <w:p>
@@ -2273,7 +4424,7 @@
           <w:color w:val="4672C4"/>
           <w:sz w:val="22"/>
         </w:rPr>
-        <w:t>&gt;&gt; Section3 - Sante</w:t>
+        <w:t>&gt;&gt; Section4a - Emploi</w:t>
       </w:r>
     </w:p>
     <w:p>
@@ -2284,9 +4435,523 @@
         <w:rPr>
           <w:sz w:val="20"/>
         </w:rPr>
-        <w:t xml:space="preserve">- || </w:t>
+        <w:t xml:space="preserve">- Avertissement! Nombre d'heure que Elisabeth MENDY a consacré à son emploi au cours des 7 derniers jours est trop élevé, veuillez revoir s'il vous plait ou confirmer cette information avec le QG. </w:t>
         <w:br/>
-        <w:t>- La section n'est pas renseignée pour Elisabeth MENDY, prière de la renseigner.</w:t>
+        <w:t>- Avertissement! Nombre d'heure que Sophie MENDY a consacré à son emploi au cours des 7 derniers jours est trop élevé, veuillez revoir s'il vous plait ou confirmer cette information avec le QG.</w:t>
+      </w:r>
+    </w:p>
+    <w:p>
+      <w:r>
+        <w:rPr>
+          <w:b/>
+          <w:color w:val="4672C4"/>
+          <w:sz w:val="22"/>
+        </w:rPr>
+        <w:t>&gt;&gt; Section4b - Emploi - Activite principale</w:t>
+      </w:r>
+    </w:p>
+    <w:p>
+      <w:pPr>
+        <w:ind w:left="283"/>
+      </w:pPr>
+      <w:r>
+        <w:rPr>
+          <w:sz w:val="20"/>
+        </w:rPr>
+        <w:t>- Attention ! Le nombre de jours que Elisabeth MENDY a travaillés par mois semble être inférieur à 15. Veuillez, s'il vous plaît, confirmer cette information.</w:t>
+      </w:r>
+    </w:p>
+    <w:p>
+      <w:r>
+        <w:rPr>
+          <w:b/>
+          <w:color w:val="4672C4"/>
+          <w:sz w:val="22"/>
+        </w:rPr>
+        <w:t>&gt;&gt; Section7b - Consommation alimentaire - 7 jours</w:t>
+      </w:r>
+    </w:p>
+    <w:p>
+      <w:pPr>
+        <w:ind w:left="283"/>
+      </w:pPr>
+      <w:r>
+        <w:rPr>
+          <w:sz w:val="20"/>
+        </w:rPr>
+        <w:t>- Attention ! Le prix unitaire d'achat (1000 Fcfa) de Oignon frais en Kg (taille unique) est relativement élevé par rapport aux autres prix observés dans cette zone. Prière de corriger ou de confirmer avec le QG. Attention ! Le prix unitaire d'achat (200 Fcfa) de Arachides fraîches en coques en cornet (Petit) est relativement élevé par rapport aux autres prix observés dans cette zone. Prière de corriger ou de confirmer avec le QG. Attention ! Le prix unitaire d'achat (200 Fcfa) de Aubergine   en Pièce (Moyen) est relativement élevé par rapport aux autres prix observés dans cette zone. Prière de corriger ou de confirmer avec le QG. Attention ! Le prix unitaire d'achat (200 Fcfa) de Aubergine sauvage  en Pièce (Moyen) est relativement élevé par rapport aux autres prix observés dans cette zone. Prière de corriger ou de confirmer avec le QG. Attention ! Le prix unitaire d'achat (30 Fcfa) de Cube alimentaire (Maggi, Jumbo, ) en Cube (Moyen) est relativement faible par rapport aux autres prix observés dans cette zone. Prière de corriger ou de confirmer avec le QG. Attention ! Le prix unitaire d'achat (35.29412 Fcfa) de Vinaigre de vin en Verre ( à thé) (taille unique) est relativement faible par rapport aux autres prix observés dans cette zone. Prière de corriger ou de confirmer avec le QG. Attention ! Le prix unitaire d'achat (500 Fcfa) de Huile de soja  en Litre (taille unique) est relativement faible par rapport aux autres prix observés dans cette zone. Prière de corriger ou de confirmer avec le QG. Attention ! Soupçons de quantité anormale! Le ménage de louis gomis avec une taille de 6 personnes a consommé 14 Pièce en Petit de Piment frais qui est relativement élevé comme consommation par rapport à la condition de vie des autres ménages de même taille dans cette zone. Prière de corriger ou de confirmer avec le QG. Attention ! Soupçons de quantité anormale! Le ménage de louis gomis avec une taille de 6 personnes a consommé 16 Pièce en Petit de Poivron frais qui est relativement élevé comme consommation par rapport à la condition de vie des autres ménages de même taille dans cette zone. Prière de corriger ou de confirmer avec le QG. Avertissement!! La quantité (.86) de Sucre en poudre  en Kg qui provient de la production du ménage et celle reçue en cadeau depasse la quantité consommée, prière de verifier et corriger. Avertissement!!! Le ménage a consommé 0.04 Kg taille unique de Café moulu, cette quantité semble anormale pour une consommation des 7 derniers jours. prière de corriger ou de confirmer avec le QG. Avertissement!!! Le ménage a consommé 18 Pièce Petit de Caramel, bonbons, confiseries, etc., cette quantité semble anormale pour une consommation des 7 derniers jours.Prière de corriger ou de confirmer avec le QG.</w:t>
+      </w:r>
+    </w:p>
+    <w:p>
+      <w:r>
+        <w:rPr>
+          <w:b/>
+          <w:color w:val="4672C4"/>
+          <w:sz w:val="22"/>
+        </w:rPr>
+        <w:t>&gt;&gt; Section9d - Depenses non-alimentaires - 3 mois</w:t>
+      </w:r>
+    </w:p>
+    <w:p>
+      <w:pPr>
+        <w:ind w:left="283"/>
+      </w:pPr>
+      <w:r>
+        <w:rPr>
+          <w:sz w:val="20"/>
+        </w:rPr>
+        <w:t>- Peu plausible! le montant de la dépense pour Médicaments achetés en pharmacie sans ordonnance: alcool, pansements, paracétamol, médicaments les affections courantes (paludisme, toux, rhume, diarrhée/disenterie, vers intestinaux, etc. ) semble trop faible. Veuillez, s'il vous plaît, confirmer cette information avec le QG ou la corriger.</w:t>
+      </w:r>
+    </w:p>
+    <w:p>
+      <w:r>
+        <w:rPr>
+          <w:b/>
+          <w:color w:val="4672C4"/>
+          <w:sz w:val="22"/>
+        </w:rPr>
+        <w:t>&gt;&gt; Section10b - caracteristiques entreprise non agricole</w:t>
+      </w:r>
+    </w:p>
+    <w:p>
+      <w:pPr>
+        <w:ind w:left="283"/>
+      </w:pPr>
+      <w:r>
+        <w:rPr>
+          <w:sz w:val="20"/>
+        </w:rPr>
+        <w:t>- Incohérence!! L'entreprise alimentation gènerale dit avoir réçu une somme sur la revente de ces marchandises achetées et revendues en état (s10q46 est differnt de 0) mais n'a depensé aucune somme sur l'achat des marchandises revendues en état (s10q47==0), prière de fournir plus d'effort pour estimer le montant obtenu sur la depense de ces marchandises achetées et revendues en état.</w:t>
+      </w:r>
+    </w:p>
+    <w:p>
+      <w:r>
+        <w:rPr>
+          <w:b/>
+          <w:color w:val="4672C4"/>
+          <w:sz w:val="22"/>
+        </w:rPr>
+        <w:t>&gt;&gt; Section15 - Filets sociaux</w:t>
+      </w:r>
+    </w:p>
+    <w:p>
+      <w:pPr>
+        <w:ind w:left="283"/>
+      </w:pPr>
+      <w:r>
+        <w:rPr>
+          <w:sz w:val="20"/>
+        </w:rPr>
+        <w:t>- Avertissement!! Aucun membre dans ce ménage n'a entendu parler d'aucun programme de la section 15, prière de confirmer ce cas avec le QG.</w:t>
+      </w:r>
+    </w:p>
+    <w:p>
+      <w:r>
+        <w:rPr>
+          <w:b/>
+          <w:color w:val="4672C4"/>
+          <w:sz w:val="22"/>
+        </w:rPr>
+        <w:t>&gt;&gt; Section16a - Champs et parcelles</w:t>
+      </w:r>
+    </w:p>
+    <w:p>
+      <w:pPr>
+        <w:ind w:left="283"/>
+      </w:pPr>
+      <w:r>
+        <w:rPr>
+          <w:sz w:val="20"/>
+        </w:rPr>
+        <w:t>- La section 16 du ménage de louis gomis n'est pas renseigné, prière de renseigner.</w:t>
+      </w:r>
+    </w:p>
+    <w:p>
+      <w:r>
+        <w:t>________________________________________________________________________________</w:t>
+      </w:r>
+    </w:p>
+    <w:p>
+      <w:pPr>
+        <w:pStyle w:val="Heading2"/>
+      </w:pPr>
+      <w:r>
+        <w:t>Menage 9</w:t>
+      </w:r>
+    </w:p>
+    <w:tbl>
+      <w:tblPr>
+        <w:tblStyle w:val="TableGrid"/>
+        <w:tblW w:type="auto" w:w="0"/>
+        <w:tblLook w:firstColumn="1" w:firstRow="1" w:lastColumn="0" w:lastRow="0" w:noHBand="0" w:noVBand="1" w:val="04A0"/>
+      </w:tblPr>
+      <w:tblGrid>
+        <w:gridCol w:w="1662"/>
+        <w:gridCol w:w="1662"/>
+        <w:gridCol w:w="1662"/>
+        <w:gridCol w:w="1662"/>
+        <w:gridCol w:w="1662"/>
+        <w:gridCol w:w="1662"/>
+      </w:tblGrid>
+      <w:tr>
+        <w:tc>
+          <w:tcPr>
+            <w:tcW w:type="dxa" w:w="1662"/>
+            <w:shd w:fill="5B9BD5"/>
+          </w:tcPr>
+          <w:p>
+            <w:r>
+              <w:rPr>
+                <w:b/>
+                <w:color w:val="FFFFFF"/>
+                <w:sz w:val="16"/>
+              </w:rPr>
+              <w:t>Interview Key</w:t>
+            </w:r>
+          </w:p>
+        </w:tc>
+        <w:tc>
+          <w:tcPr>
+            <w:tcW w:type="dxa" w:w="1662"/>
+            <w:shd w:fill="5B9BD5"/>
+          </w:tcPr>
+          <w:p>
+            <w:r>
+              <w:rPr>
+                <w:b/>
+                <w:color w:val="FFFFFF"/>
+                <w:sz w:val="16"/>
+              </w:rPr>
+              <w:t>Interview ID</w:t>
+            </w:r>
+          </w:p>
+        </w:tc>
+        <w:tc>
+          <w:tcPr>
+            <w:tcW w:type="dxa" w:w="1662"/>
+            <w:shd w:fill="5B9BD5"/>
+          </w:tcPr>
+          <w:p>
+            <w:r>
+              <w:rPr>
+                <w:b/>
+                <w:color w:val="FFFFFF"/>
+                <w:sz w:val="16"/>
+              </w:rPr>
+              <w:t>ID Agent</w:t>
+            </w:r>
+          </w:p>
+        </w:tc>
+        <w:tc>
+          <w:tcPr>
+            <w:tcW w:type="dxa" w:w="1662"/>
+            <w:shd w:fill="5B9BD5"/>
+          </w:tcPr>
+          <w:p>
+            <w:r>
+              <w:rPr>
+                <w:b/>
+                <w:color w:val="FFFFFF"/>
+                <w:sz w:val="16"/>
+              </w:rPr>
+              <w:t>ID Equipe</w:t>
+            </w:r>
+          </w:p>
+        </w:tc>
+        <w:tc>
+          <w:tcPr>
+            <w:tcW w:type="dxa" w:w="1662"/>
+            <w:shd w:fill="5B9BD5"/>
+          </w:tcPr>
+          <w:p>
+            <w:r>
+              <w:rPr>
+                <w:b/>
+                <w:color w:val="FFFFFF"/>
+                <w:sz w:val="16"/>
+              </w:rPr>
+              <w:t>Agent</w:t>
+            </w:r>
+          </w:p>
+        </w:tc>
+        <w:tc>
+          <w:tcPr>
+            <w:tcW w:type="dxa" w:w="1662"/>
+            <w:shd w:fill="5B9BD5"/>
+          </w:tcPr>
+          <w:p>
+            <w:r>
+              <w:rPr>
+                <w:b/>
+                <w:color w:val="FFFFFF"/>
+                <w:sz w:val="16"/>
+              </w:rPr>
+              <w:t>Chef d'equipe</w:t>
+            </w:r>
+          </w:p>
+        </w:tc>
+      </w:tr>
+      <w:tr>
+        <w:tc>
+          <w:tcPr>
+            <w:tcW w:type="dxa" w:w="1662"/>
+          </w:tcPr>
+          <w:p>
+            <w:r>
+              <w:rPr>
+                <w:sz w:val="14"/>
+              </w:rPr>
+              <w:t>19-12-07-53</w:t>
+            </w:r>
+          </w:p>
+        </w:tc>
+        <w:tc>
+          <w:tcPr>
+            <w:tcW w:type="dxa" w:w="1662"/>
+          </w:tcPr>
+          <w:p>
+            <w:r>
+              <w:rPr>
+                <w:sz w:val="14"/>
+              </w:rPr>
+              <w:t>4dc80d0c7d0640ea8585c32a5763674f</w:t>
+            </w:r>
+          </w:p>
+        </w:tc>
+        <w:tc>
+          <w:tcPr>
+            <w:tcW w:type="dxa" w:w="1662"/>
+          </w:tcPr>
+          <w:p>
+            <w:r>
+              <w:rPr>
+                <w:sz w:val="14"/>
+              </w:rPr>
+              <w:t>EQ5_enq1</w:t>
+            </w:r>
+          </w:p>
+        </w:tc>
+        <w:tc>
+          <w:tcPr>
+            <w:tcW w:type="dxa" w:w="1662"/>
+          </w:tcPr>
+          <w:p>
+            <w:r>
+              <w:rPr>
+                <w:sz w:val="14"/>
+              </w:rPr>
+              <w:t>Equipe5</w:t>
+            </w:r>
+          </w:p>
+        </w:tc>
+        <w:tc>
+          <w:tcPr>
+            <w:tcW w:type="dxa" w:w="1662"/>
+          </w:tcPr>
+          <w:p>
+            <w:r>
+              <w:rPr>
+                <w:sz w:val="14"/>
+              </w:rPr>
+              <w:t>Adama FALL</w:t>
+            </w:r>
+          </w:p>
+        </w:tc>
+        <w:tc>
+          <w:tcPr>
+            <w:tcW w:type="dxa" w:w="1662"/>
+          </w:tcPr>
+          <w:p>
+            <w:r>
+              <w:rPr>
+                <w:sz w:val="14"/>
+              </w:rPr>
+              <w:t>Sokhna  FALL</w:t>
+            </w:r>
+          </w:p>
+        </w:tc>
+      </w:tr>
+    </w:tbl>
+    <w:p/>
+    <w:tbl>
+      <w:tblPr>
+        <w:tblStyle w:val="TableGrid"/>
+        <w:tblW w:type="auto" w:w="0"/>
+        <w:tblLook w:firstColumn="1" w:firstRow="1" w:lastColumn="0" w:lastRow="0" w:noHBand="0" w:noVBand="1" w:val="04A0"/>
+      </w:tblPr>
+      <w:tblGrid>
+        <w:gridCol w:w="3324"/>
+        <w:gridCol w:w="3324"/>
+        <w:gridCol w:w="3324"/>
+      </w:tblGrid>
+      <w:tr>
+        <w:tc>
+          <w:tcPr>
+            <w:tcW w:type="dxa" w:w="3324"/>
+            <w:shd w:fill="70AD47"/>
+          </w:tcPr>
+          <w:p>
+            <w:r>
+              <w:rPr>
+                <w:b/>
+                <w:color w:val="FFFFFF"/>
+                <w:sz w:val="18"/>
+              </w:rPr>
+              <w:t>Chef de Menage</w:t>
+            </w:r>
+          </w:p>
+        </w:tc>
+        <w:tc>
+          <w:tcPr>
+            <w:tcW w:type="dxa" w:w="3324"/>
+            <w:shd w:fill="70AD47"/>
+          </w:tcPr>
+          <w:p>
+            <w:r>
+              <w:rPr>
+                <w:b/>
+                <w:color w:val="FFFFFF"/>
+                <w:sz w:val="18"/>
+              </w:rPr>
+              <w:t>Quartier/Village (s00q05)</w:t>
+            </w:r>
+          </w:p>
+        </w:tc>
+        <w:tc>
+          <w:tcPr>
+            <w:tcW w:type="dxa" w:w="3324"/>
+            <w:shd w:fill="70AD47"/>
+          </w:tcPr>
+          <w:p>
+            <w:r>
+              <w:rPr>
+                <w:b/>
+                <w:color w:val="FFFFFF"/>
+                <w:sz w:val="18"/>
+              </w:rPr>
+              <w:t>Localisation GPS</w:t>
+            </w:r>
+          </w:p>
+        </w:tc>
+      </w:tr>
+      <w:tr>
+        <w:tc>
+          <w:tcPr>
+            <w:tcW w:type="dxa" w:w="3324"/>
+          </w:tcPr>
+          <w:p>
+            <w:r>
+              <w:rPr>
+                <w:sz w:val="18"/>
+              </w:rPr>
+              <w:t>ABLAYE GUAYE</w:t>
+            </w:r>
+          </w:p>
+        </w:tc>
+        <w:tc>
+          <w:tcPr>
+            <w:tcW w:type="dxa" w:w="3324"/>
+          </w:tcPr>
+          <w:p>
+            <w:r>
+              <w:rPr>
+                <w:sz w:val="18"/>
+              </w:rPr>
+              <w:t>N/A</w:t>
+            </w:r>
+          </w:p>
+        </w:tc>
+        <w:tc>
+          <w:tcPr>
+            <w:tcW w:type="dxa" w:w="3324"/>
+          </w:tcPr>
+          <w:p>
+            <w:r/>
+            <w:hyperlink r:id="rId16">
+              <w:r>
+                <w:rPr>
+                  <w:color w:val="0563C1"/>
+                  <w:u w:val="single"/>
+                </w:rPr>
+                <w:t>en haut</w:t>
+              </w:r>
+            </w:hyperlink>
+          </w:p>
+        </w:tc>
+      </w:tr>
+    </w:tbl>
+    <w:p/>
+    <w:p>
+      <w:r>
+        <w:rPr>
+          <w:b/>
+          <w:color w:val="4672C4"/>
+          <w:sz w:val="22"/>
+        </w:rPr>
+        <w:t>&gt;&gt; Section0 - Identification et renseignements de controle</w:t>
+      </w:r>
+    </w:p>
+    <w:p>
+      <w:pPr>
+        <w:ind w:left="283"/>
+      </w:pPr>
+      <w:r>
+        <w:rPr>
+          <w:sz w:val="20"/>
+        </w:rPr>
+        <w:t>- Le questionnaire semble ne pas être complètement fini mais le questionnaire est en statut complet, prière de compléter le questionnaire.</w:t>
+      </w:r>
+    </w:p>
+    <w:p>
+      <w:r>
+        <w:rPr>
+          <w:b/>
+          <w:color w:val="4672C4"/>
+          <w:sz w:val="22"/>
+        </w:rPr>
+        <w:t>&gt;&gt; Section1 - Caracteristiques des membres</w:t>
+      </w:r>
+    </w:p>
+    <w:p>
+      <w:pPr>
+        <w:ind w:left="283"/>
+      </w:pPr>
+      <w:r>
+        <w:rPr>
+          <w:sz w:val="20"/>
+        </w:rPr>
+        <w:t>- Aucun membre du ménage ne possède un téléphone, prière de regarder cela et corriger ou confirmez cette information avec le QG. Avertissement!!!  AISSATOU SENE  ne possède pas le téléphone android, n'utilise régulièrement pas un téléphone appartenant à une autre personne mais a accès à l'internet, merci de confirmer cette information avec le QG. La dépense de communication de ce ménage est nulle, c'est-à-dire aucun membre n'a dépensé de cartes prépayées, les transferts de crédit, les abonnements et les recharges internet ou de forfaits de données mobiles(hors appels vocaux) au cours de 30 derniers jours. Prière de corriger cette information auprès de l'enquêté ou founir d'explication auprès du QG</w:t>
+        <w:br/>
+        <w:t>-  Aucun membre du ménage ne possède un téléphone, prière de regarder cela et corriger ou confirmez cette information avec le QG.La dépense de communication de ce ménage est nulle, c'est-à-dire aucun membre n'a dépensé de cartes prépayées, les transferts de crédit, les abonnements et les recharges internet ou de forfaits de données mobiles(hors appels vocaux) au cours de 30 derniers jours. Prière de corriger cette information auprès de l'enquêté ou founir d'explication auprès du QG</w:t>
+        <w:br/>
+        <w:t>-  Aucun membre du ménage ne possède un téléphone, prière de regarder cela et corriger ou confirmez cette information avec le QG.La dépense de communication de ce ménage est nulle, c'est-à-dire aucun membre n'a dépensé de cartes prépayées, les transferts de crédit, les abonnements et les recharges internet ou de forfaits de données mobiles(hors appels vocaux) au cours de 30 derniers jours. Prière de corriger cette information auprès de l'enquêté ou founir d'explication auprès du QG</w:t>
+        <w:br/>
+        <w:t>-  Aucun membre du ménage ne possède un téléphone, prière de regarder cela et corriger ou confirmez cette information avec le QG.La dépense de communication de ce ménage est nulle, c'est-à-dire aucun membre n'a dépensé de cartes prépayées, les transferts de crédit, les abonnements et les recharges internet ou de forfaits de données mobiles(hors appels vocaux) au cours de 30 derniers jours. Prière de corriger cette information auprès de l'enquêté ou founir d'explication auprès du QG</w:t>
+      </w:r>
+    </w:p>
+    <w:p>
+      <w:r>
+        <w:rPr>
+          <w:b/>
+          <w:color w:val="4672C4"/>
+          <w:sz w:val="22"/>
+        </w:rPr>
+        <w:t>&gt;&gt; Section2 - Education</w:t>
+      </w:r>
+    </w:p>
+    <w:p>
+      <w:pPr>
+        <w:ind w:left="283"/>
+      </w:pPr>
+      <w:r>
+        <w:rPr>
+          <w:sz w:val="20"/>
+        </w:rPr>
+        <w:t xml:space="preserve">- Peu probable! AISSATOU SENE  n'arrive pas  à comprendre un petit texte lu dans une langue locale (s02q03). Veuillez corriger ou donner des explications au QG. Peu probable! AISSATOU SENE  ne sait ni lire, ni écrire, ni comprendre dans aucune des langues  (s02q01,s02q02,s02q03). Veuillez corriger ou donner des explications au QG. </w:t>
+        <w:br/>
+        <w:t xml:space="preserve">- Peu probable! MAME COUMBA GAYE  n'arrive pas  à comprendre un petit texte lu dans une langue locale (s02q03). Veuillez corriger ou donner des explications au QG. Peu probable! MAME COUMBA GAYE  ne sait ni lire, ni écrire, ni comprendre dans aucune des langues  (s02q01,s02q02,s02q03). Veuillez corriger ou donner des explications au QG. </w:t>
+        <w:br/>
+        <w:t>- Peu probable! MOUHAMED GAYE  n'arrive pas  à comprendre un petit texte lu dans une langue locale (s02q03). Veuillez corriger ou donner des explications au QG. Peu probable! MOUHAMED GAYE  ne sait ni lire, ni écrire, ni comprendre dans aucune des langues  (s02q01,s02q02,s02q03). Veuillez corriger ou donner des explications au QG.</w:t>
       </w:r>
     </w:p>
     <w:p>
@@ -2307,82 +4972,7 @@
         <w:rPr>
           <w:sz w:val="20"/>
         </w:rPr>
-        <w:t>- Avertissement! Nombre d'heure que Sophi MENDY a consacré à son emploi au cours des 7 derniers jours est trop élevé, veuillez revoir s'il vous plait ou confirmer cette information avec le QG.</w:t>
-      </w:r>
-    </w:p>
-    <w:p>
-      <w:r>
-        <w:rPr>
-          <w:b/>
-          <w:color w:val="4672C4"/>
-          <w:sz w:val="22"/>
-        </w:rPr>
-        <w:t>&gt;&gt; Section4b - Emploi - Activite principale</w:t>
-      </w:r>
-    </w:p>
-    <w:p>
-      <w:pPr>
-        <w:ind w:left="283"/>
-      </w:pPr>
-      <w:r>
-        <w:rPr>
-          <w:sz w:val="20"/>
-        </w:rPr>
-        <w:t xml:space="preserve">- AvertissementLouis Gomis  travaille mais les questions relatives à son emploi principal ne sont pas renseignées à 100%, prière de les renseigner. Vous avez sélectionné l'option 'Ne sait pas' pour la catégorie socioprofessionnelle de Louis Gomis ou vous ne l'avez pas renseigné. prière de corriger. </w:t>
-        <w:br/>
-        <w:t>-  AvertissementSophi MENDY  travaille mais les questions relatives à son emploi principal ne sont pas renseignées à 100%, prière de les renseigner. Vous avez sélectionné l'option 'Ne sait pas' pour la catégorie socioprofessionnelle de Sophi MENDY ou vous ne l'avez pas renseigné. prière de corriger.</w:t>
-      </w:r>
-    </w:p>
-    <w:p>
-      <w:r>
-        <w:rPr>
-          <w:b/>
-          <w:color w:val="4672C4"/>
-          <w:sz w:val="22"/>
-        </w:rPr>
-        <w:t>&gt;&gt; Section6 - Epargne et credit</w:t>
-      </w:r>
-    </w:p>
-    <w:p>
-      <w:pPr>
-        <w:ind w:left="283"/>
-      </w:pPr>
-      <w:r>
-        <w:rPr>
-          <w:sz w:val="20"/>
-        </w:rPr>
-        <w:t xml:space="preserve">- Il est impératif de renseigner la question : #Est-ce que Elisabeth MENDY possède un compte dans les établissements financiers suivants ou une carte prépayée ?# même si la personne ne dispose pas de compte, veuillez les renseigner s'il vous plaît. </w:t>
-        <w:br/>
-        <w:t>- Il est impératif de renseigner la question : #Est-ce que gilléne GOMIS possède un compte dans les établissements financiers suivants ou une carte prépayée ?# même si la personne ne dispose pas de compte, veuillez les renseigner s'il vous plaît.</w:t>
-      </w:r>
-    </w:p>
-    <w:p>
-      <w:r>
-        <w:rPr>
-          <w:b/>
-          <w:color w:val="4672C4"/>
-          <w:sz w:val="22"/>
-        </w:rPr>
-        <w:t>&gt;&gt; Section7a2 - Repas pris a l'exterieur du menage</w:t>
-      </w:r>
-    </w:p>
-    <w:p>
-      <w:pPr>
-        <w:ind w:left="283"/>
-      </w:pPr>
-      <w:r>
-        <w:rPr>
-          <w:sz w:val="20"/>
-        </w:rPr>
-        <w:t xml:space="preserve">- La section sur le repas pris à l'extérieur du ménage du membre Elisabeth MENDY n'est pas renseignée à 100 %. Prière de vérifier l'ensemble des questions relatives à ce membre et de les renseigner en totalité. </w:t>
-        <w:br/>
-        <w:t xml:space="preserve">- La section sur le repas pris à l'extérieur du ménage du membre Louis Gomis n'est pas renseignée à 100 %. Prière de vérifier l'ensemble des questions relatives à ce membre et de les renseigner en totalité. </w:t>
-        <w:br/>
-        <w:t xml:space="preserve">- La section sur le repas pris à l'extérieur du ménage du membre Sophi MENDY n'est pas renseignée à 100 %. Prière de vérifier l'ensemble des questions relatives à ce membre et de les renseigner en totalité. </w:t>
-        <w:br/>
-        <w:t xml:space="preserve">- La section sur le repas pris à l'extérieur du ménage du membre gilléne GOMIS n'est pas renseignée à 100 %. Prière de vérifier l'ensemble des questions relatives à ce membre et de les renseigner en totalité. </w:t>
-        <w:br/>
-        <w:t>- La section sur le repas pris à l'extérieur du ménage du membre lauren Gomis n'est pas renseignée à 100 %. Prière de vérifier l'ensemble des questions relatives à ce membre et de les renseigner en totalité.</w:t>
+        <w:t>- Avertissement! Le nombre d'heure consacré à faire des courses au cours des 7 derniers jours au marché ou travaux menager ou lessive etc.. pour AISSATOU SENE semble très élevés, prière de corriger ou confirmer avec le QG (s04q01 s04q02 s04q03 s04q04 s04q05 s04q06 s04q07 s04q08). Aucune personne ne travaille dans ce ménage, ou la section emploi dans le questionnaire n'est pas renseignée. Comment ils font pour subvenir à leurs besoins dans ce ménage ? Prière de renseigner toutes les questions de la section pour tous les membres du ménage ou de fournir des explications plausibles au QG.</w:t>
       </w:r>
     </w:p>
     <w:p>
@@ -2403,49 +4993,7 @@
         <w:rPr>
           <w:sz w:val="20"/>
         </w:rPr>
-        <w:t>- Le ménage a consommé Orange  mais les informations sur la quantité, l'unité ou la taille ne sont pas renseignées.Prière de renseigner. Le ménage a consommé Pain moderne (Baguette) mais les informations sur la quantité, l'unité ou la taille ne sont pas renseignées.Prière de renseigner. Le ménage a consommé Papaye mais les informations sur la quantité, l'unité ou la taille ne sont pas renseignées.Prière de renseigner. Le ménage a consommé Salade (laitue) mais les informations sur la quantité, l'unité ou la taille ne sont pas renseignées.Prière de renseigner. Le ménage a consommé Tamarin noir mais les informations sur la quantité, l'unité ou la taille ne sont pas renseignées.Prière de renseigner.</w:t>
-      </w:r>
-    </w:p>
-    <w:p>
-      <w:r>
-        <w:rPr>
-          <w:b/>
-          <w:color w:val="4672C4"/>
-          <w:sz w:val="22"/>
-        </w:rPr>
-        <w:t>&gt;&gt; Section8 - Sécurite alimentaire</w:t>
-      </w:r>
-    </w:p>
-    <w:p>
-      <w:pPr>
-        <w:ind w:left="283"/>
-      </w:pPr>
-      <w:r>
-        <w:rPr>
-          <w:sz w:val="20"/>
-        </w:rPr>
-        <w:t>- Toutes les questions de la section 8 ne sont pas renseignées, prière de renseigner.</w:t>
-      </w:r>
-    </w:p>
-    <w:p>
-      <w:r>
-        <w:rPr>
-          <w:b/>
-          <w:color w:val="4672C4"/>
-          <w:sz w:val="22"/>
-        </w:rPr>
-        <w:t>&gt;&gt; Section9a - Depenses de fetes et ceremonies</w:t>
-      </w:r>
-    </w:p>
-    <w:p>
-      <w:pPr>
-        <w:ind w:left="283"/>
-      </w:pPr>
-      <w:r>
-        <w:rPr>
-          <w:sz w:val="20"/>
-        </w:rPr>
-        <w:t>- Il est improbable d'avoir un ménage qui n'a pas effectué aucune dépense au moins lors d'une de ces fêtes, prière de revoir cette partie pour ce ménage.</w:t>
+        <w:t>- Attention ! Le prix unitaire d'achat (25 Fcfa) de Cube alimentaire (Maggi, Jumbo, ) en Cube (Moyen) est relativement faible par rapport aux autres prix observés dans cette zone. Prière de corriger ou de confirmer avec le QG. Attention ! Le prix unitaire d'achat (50 Fcfa) de Carotte en Pièce (Petit) est relativement faible par rapport aux autres prix observés dans cette zone. Prière de corriger ou de confirmer avec le QG. Attention ! Le prix unitaire d'achat (50 Fcfa) de Piment frais en Sachets (Petit) est relativement faible par rapport aux autres prix observés dans cette zone. Prière de corriger ou de confirmer avec le QG. Attention ! Soupçons de quantité anormale! Le ménage de ABLAYE GUAYE avec une taille de 4 personnes a consommé 7 Pièce en Petit de Patate douce qui est relativement élevé comme consommation par rapport à la condition de vie des autres ménages de même taille dans cette zone. Prière de corriger ou de confirmer avec le QG. Avertissement!! La quantité (5 litre) du produit Huile d'arachide raffinée consommée  par le ménage semble très élevé, prière de corriger ou confirmer avec le QG.</w:t>
       </w:r>
     </w:p>
     <w:p>
@@ -2476,7 +5024,7 @@
           <w:color w:val="4672C4"/>
           <w:sz w:val="22"/>
         </w:rPr>
-        <w:t>&gt;&gt; Section9c - Depenses non-alimentaires - 30 jours</w:t>
+        <w:t>&gt;&gt; Section10a - Existence entreprise non agricole</w:t>
       </w:r>
     </w:p>
     <w:p>
@@ -2487,143 +5035,7 @@
         <w:rPr>
           <w:sz w:val="20"/>
         </w:rPr>
-        <w:t>- Il est moins probable q'un ménage n'ait effectué de dépense sur les produits/services cités au cours de 30 derniers jours, Veuillez revoir la section 9C pour ce ménage.</w:t>
-      </w:r>
-    </w:p>
-    <w:p>
-      <w:r>
-        <w:rPr>
-          <w:b/>
-          <w:color w:val="4672C4"/>
-          <w:sz w:val="22"/>
-        </w:rPr>
-        <w:t>&gt;&gt; Section9d - Depenses non-alimentaires - 3 mois</w:t>
-      </w:r>
-    </w:p>
-    <w:p>
-      <w:pPr>
-        <w:ind w:left="283"/>
-      </w:pPr>
-      <w:r>
-        <w:rPr>
-          <w:sz w:val="20"/>
-        </w:rPr>
-        <w:t>- Difficile pour un ménage de ne pas avoir effectué de dépenses au cours de 3 derniers mois sur les produits/services cités (Section 9D), prière de revoir la section pour ce ménage.</w:t>
-      </w:r>
-    </w:p>
-    <w:p>
-      <w:r>
-        <w:rPr>
-          <w:b/>
-          <w:color w:val="4672C4"/>
-          <w:sz w:val="22"/>
-        </w:rPr>
-        <w:t>&gt;&gt; Section9e - Depenses non-alimentaires - 6 mois</w:t>
-      </w:r>
-    </w:p>
-    <w:p>
-      <w:pPr>
-        <w:ind w:left="283"/>
-      </w:pPr>
-      <w:r>
-        <w:rPr>
-          <w:sz w:val="20"/>
-        </w:rPr>
-        <w:t>- Moins possible d'avoir un ménage qui n'a effectué aucune des dépenses au cours de 6 derniers mois, prière de revoir la section pour ce ménage</w:t>
-      </w:r>
-    </w:p>
-    <w:p>
-      <w:r>
-        <w:rPr>
-          <w:b/>
-          <w:color w:val="4672C4"/>
-          <w:sz w:val="22"/>
-        </w:rPr>
-        <w:t>&gt;&gt; Section9f - Depenses non-alimentaires - 12 mois</w:t>
-      </w:r>
-    </w:p>
-    <w:p>
-      <w:pPr>
-        <w:ind w:left="283"/>
-      </w:pPr>
-      <w:r>
-        <w:rPr>
-          <w:sz w:val="20"/>
-        </w:rPr>
-        <w:t>- Moins possible d'avoir un ménage qui n'a effectué aucune des dépenses au cours de 12 derniers mois, veuillez revoir la section pour ce ménage.</w:t>
-      </w:r>
-    </w:p>
-    <w:p>
-      <w:r>
-        <w:rPr>
-          <w:b/>
-          <w:color w:val="4672C4"/>
-          <w:sz w:val="22"/>
-        </w:rPr>
-        <w:t>&gt;&gt; Section10b - caracteristiques entreprise non agricole</w:t>
-      </w:r>
-    </w:p>
-    <w:p>
-      <w:pPr>
-        <w:ind w:left="283"/>
-      </w:pPr>
-      <w:r>
-        <w:rPr>
-          <w:sz w:val="20"/>
-        </w:rPr>
-        <w:t>- Le montant dépensé de L'entreprise alimentation gènerale pour l'achat de ces marchandises revendues en état, sans transformation ne peut être supérieur aux montants obtenus sur la revente de marchandises achetées et revendues en état au cours des 30 derniers jours ou durant le dernier mois où l'entreprise a fonctionné (s10q47 &gt; s10q46), prière de corriger. Le montant obtenus sur les services rendus par l'entreprise alimentation gènerale au cours des 30 derniers jours ou durant le dernier mois où l'entreprise a fonctionné n'a pas été renseigné, prière de mettre de 0 si l'entreprise n'a pas rendu de service. Prière de renseigner les montants dans les champs (s10q46 s10q47 s10q48 s10q49 s10q50 s10q51 s10q52 s10q53 s10q54 s10q55 s10q56 s10q57), mettre 0 si l'entreprise alimentation gènerale n'a pas effectué des dépenses ou faire des reventes des marchandises ou des produits ou rendre de service.Cette entreprise alimentation gènerale dit avoir obtenu une valeur sur les marchandises vendu en etat, les marchandises vendu après transformation et les services rendus. Prière de corriger. Cette entreprise alimentation gènerale dit avoir obtenu une valeur sur les marchandises vendu en etat et les marchandises vendu après transformation. La main d'oeuvre familiale pour Sophi MENDY ayant travaillé dans cette entreprise alimentation gènerale aucours des 12 derniers mois n'est pas renseigner. Prière de reneigner toutes les informations qui lui concerne. La main d'oeuvre sariale de Sophi MENDY ayant travaillé dans cette entreprise alimentation gènerale aucours des 30 derniers jours n'est pas renseigner. Prière de reneigner toutes les informations qui lui concerne.</w:t>
-      </w:r>
-    </w:p>
-    <w:p>
-      <w:r>
-        <w:rPr>
-          <w:b/>
-          <w:color w:val="4672C4"/>
-          <w:sz w:val="22"/>
-        </w:rPr>
-        <w:t>&gt;&gt; Section11 - Caracteristiques logement</w:t>
-      </w:r>
-    </w:p>
-    <w:p>
-      <w:pPr>
-        <w:ind w:left="283"/>
-      </w:pPr>
-      <w:r>
-        <w:rPr>
-          <w:sz w:val="20"/>
-        </w:rPr>
-        <w:t>- Le type de logement est Duplex/ Villa ou Immeuble à plusieurs Appartements mais le principal matériau de construction est different de Ciment/Béton/Pierres de taille et briques cuites. Le type de logement est Duplex/ Villa ou Immeuble à plusieurs Appartements mais le principal matériau de toit est de tôle et autres. Le ménage a comme principale source d'éclairage du logement    mais disposent Climatiseurs/Splits installés au mur ou Chauffe-eau (pour eau chaude) ou Ventilateurs incrustés au plafond, prière de corriger cette incohérence.</w:t>
-      </w:r>
-    </w:p>
-    <w:p>
-      <w:r>
-        <w:rPr>
-          <w:b/>
-          <w:color w:val="4672C4"/>
-          <w:sz w:val="22"/>
-        </w:rPr>
-        <w:t>&gt;&gt; Section12 - Actifs du menage</w:t>
-      </w:r>
-    </w:p>
-    <w:p>
-      <w:pPr>
-        <w:ind w:left="283"/>
-      </w:pPr>
-      <w:r>
-        <w:rPr>
-          <w:sz w:val="20"/>
-        </w:rPr>
-        <w:t xml:space="preserve">- Avertissement!! La question s12q04 n'a pas été renseigner pour l'article: Armoires et autres meubles, prière de renseigner. </w:t>
-        <w:br/>
-        <w:t xml:space="preserve">- Avertissement!! La question s12q04 n'a pas été renseigner pour l'article: Bonbonne de gaz, prière de renseigner. </w:t>
-        <w:br/>
-        <w:t xml:space="preserve">- Avertissement!! La question s12q04 n'a pas été renseigner pour l'article: Salon  (Fauteuils et table basse), prière de renseigner. </w:t>
-        <w:br/>
-        <w:t xml:space="preserve">- Avertissement!! La question s12q04 n'a pas été renseigner pour l'article: Table à manger  (table + chaises), prière de renseigner. </w:t>
-        <w:br/>
-        <w:t xml:space="preserve">- Avertissement!! La question s12q04 n'a pas été renseigner pour l'article: Tapis, prière de renseigner. </w:t>
-        <w:br/>
-        <w:t>- Avertissement!! La question s12q04 n'a pas été renseigner pour l'article: Téléphone portable, prière de renseigner.</w:t>
+        <w:t>- Avertissement!!! Le ménage de ABLAYE GUAYE a comme taille 4 personnes dont ils vivent à DAKAR Urbain et aucune d'entre ne possède une entreprise non agricole, prière de revoir cette partie de la section 10 de ce menage.</w:t>
       </w:r>
     </w:p>
     <w:p>
@@ -2686,28 +5098,7 @@
         <w:rPr>
           <w:sz w:val="20"/>
         </w:rPr>
-        <w:t>- La section 16 du ménage de louis gomis n'est pas renseigné, prière de renseigner.</w:t>
-      </w:r>
-    </w:p>
-    <w:p>
-      <w:r>
-        <w:rPr>
-          <w:b/>
-          <w:color w:val="4672C4"/>
-          <w:sz w:val="22"/>
-        </w:rPr>
-        <w:t>&gt;&gt; Section18b - Chasse</w:t>
-      </w:r>
-    </w:p>
-    <w:p>
-      <w:pPr>
-        <w:ind w:left="283"/>
-      </w:pPr>
-      <w:r>
-        <w:rPr>
-          <w:sz w:val="20"/>
-        </w:rPr>
-        <w:t>- Prière de renseigner la section 18 (La chasse).</w:t>
+        <w:t>- La section 16 du ménage de ABLAYE GUAYE n'est pas renseigné, prière de renseigner.</w:t>
       </w:r>
     </w:p>
     <w:p>
@@ -3043,7 +5434,7 @@
         <w:rPr>
           <w:sz w:val="20"/>
         </w:rPr>
-        <w:t>- Il est obligatoire de prendre les coordonnées Gps avant d'administrer le questionnaire. Prière de prendre les coordonnées GPS.</w:t>
+        <w:t>- Le questionnaire semble ne pas être complètement fini mais le questionnaire est en statut complet, prière de compléter le questionnaire. Il est obligatoire de prendre les coordonnées Gps avant d'administrer le questionnaire. Prière de prendre les coordonnées GPS.</w:t>
       </w:r>
     </w:p>
     <w:p>
@@ -3118,7 +5509,7 @@
         <w:rPr>
           <w:sz w:val="20"/>
         </w:rPr>
-        <w:t>- Le ménage a consommé Ail mais les informations sur la quantité, l'unité ou la taille ne sont pas renseignées.Prière de renseigner. Le ménage a consommé Aubergine   mais les informations sur la quantité, l'unité ou la taille ne sont pas renseignées.Prière de renseigner. Le ménage a consommé Aubergine sauvage  mais les informations sur la quantité, l'unité ou la taille ne sont pas renseignées.Prière de renseigner. Le ménage a consommé Café moulu mais les informations sur la quantité, l'unité ou la taille ne sont pas renseignées.Prière de renseigner. Le ménage a consommé Carotte mais les informations sur la quantité, l'unité ou la taille ne sont pas renseignées.Prière de renseigner. Le ménage a consommé Choux mais les informations sur la quantité, l'unité ou la taille ne sont pas renseignées.Prière de renseigner. Le ménage a consommé Citron mais les informations sur la quantité, l'unité ou la taille ne sont pas renseignées.Prière de renseigner. Le ménage a consommé Concentré de tomate mais les informations sur la quantité, l'unité ou la taille ne sont pas renseignées.Prière de renseigner. Le ménage a consommé Courge mais les informations sur la quantité, l'unité ou la taille ne sont pas renseignées.Prière de renseigner. Le ménage a consommé Cube alimentaire (Maggi, Jumbo, ) mais les informations sur la quantité, l'unité ou la taille ne sont pas renseignées.Prière de renseigner. Le ménage a consommé Escargots mais les informations sur la quantité, l'unité ou la taille ne sont pas renseignées.Prière de renseigner. Le ménage a consommé Feuilles de  Haricot mais les informations sur la quantité, l'unité ou la taille ne sont pas renseignées.Prière de renseigner. Le ménage a consommé Huile d'arachide raffinée mais les informations sur la quantité, l'unité ou la taille ne sont pas renseignées.Prière de renseigner. Le ménage a consommé Lait caillé mais les informations sur la quantité, l'unité ou la taille ne sont pas renseignées.Prière de renseigner. Le ménage a consommé Manioc en tubercules mais les informations sur la quantité, l'unité ou la taille ne sont pas renseignées.Prière de renseigner. Le ménage a consommé Moutarde mais les informations sur la quantité, l'unité ou la taille ne sont pas renseignées.Prière de renseigner. Le ménage a consommé Mâchoiron séchée (Kon) mais les informations sur la quantité, l'unité ou la taille ne sont pas renseignées.Prière de renseigner. Le ménage a consommé Oignon frais mais les informations sur la quantité, l'unité ou la taille ne sont pas renseignées.Prière de renseigner. Le ménage a consommé Pain moderne (Baguette) mais les informations sur la quantité, l'unité ou la taille ne sont pas renseignées.Prière de renseigner. Le ménage a consommé Patate douce mais les informations sur la quantité, l'unité ou la taille ne sont pas renseignées.Prière de renseigner. Le ménage a consommé Piment frais mais les informations sur la quantité, l'unité ou la taille ne sont pas renseignées.Prière de renseigner. Le ménage a consommé Piment séché mais les informations sur la quantité, l'unité ou la taille ne sont pas renseignées.Prière de renseigner. Le ménage a consommé Poireau mais les informations sur la quantité, l'unité ou la taille ne sont pas renseignées.Prière de renseigner. Le ménage a consommé Poisson fumé type 4 mais les informations sur la quantité, l'unité ou la taille ne sont pas renseignées.Prière de renseigner. Le ménage a consommé Poisson fumé type 6 mais les informations sur la quantité, l'unité ou la taille ne sont pas renseignées.Prière de renseigner. Le ménage a consommé Poivron frais mais les informations sur la quantité, l'unité ou la taille ne sont pas renseignées.Prière de renseigner. Le ménage a consommé Pomme de terre mais les informations sur la quantité, l'unité ou la taille ne sont pas renseignées.Prière de renseigner. Le ménage a consommé Riz local Gambiaka mais les informations sur la quantité, l'unité ou la taille ne sont pas renseignées.Prière de renseigner. Le ménage a consommé Salade (laitue) mais les informations sur la quantité, l'unité ou la taille ne sont pas renseignées.Prière de renseigner. Le ménage a consommé Sel mais les informations sur la quantité, l'unité ou la taille ne sont pas renseignées.Prière de renseigner. Difficile de consommer le Sel en   prière de verifier. Le ménage a consommé Sucre en poudre  mais les informations sur la quantité, l'unité ou la taille ne sont pas renseignées.Prière de renseigner. Le ménage a consommé Tomate fraîche mais les informations sur la quantité, l'unité ou la taille ne sont pas renseignées.Prière de renseigner. Le ménage a consommé Viande de bœuf: filet, faux-filet mais les informations sur la quantité, l'unité ou la taille ne sont pas renseignées.Prière de renseigner. Le ménage a consommé Vinaigre de vin mais les informations sur la quantité, l'unité ou la taille ne sont pas renseignées.Prière de renseigner.</w:t>
+        <w:t>- Attention ! Le prix unitaire d'achat (1200 Fcfa) de Pomme de terre en Kg (taille unique) est relativement élevé par rapport aux autres prix observés dans cette zone. Prière de corriger ou de confirmer avec le QG. Attention ! Le prix unitaire d'achat (200 Fcfa) de Feuilles de  Haricot en Tas (Petit) est relativement élevé par rapport aux autres prix observés dans cette zone. Prière de corriger ou de confirmer avec le QG. Avertissement!! La quantité (3.5 litre) du produit Huile d'arachide raffinée consommée  par le ménage semble très élevé, prière de corriger ou confirmer avec le QG. Avertissement!!! Le ménage a consommé 8 Morceau (Portion) Petit de Poisson fumé type 4, cette quantité semble anormale pour une consommation des 7 derniers jours.Prière de corriger ou de confirmer avec le QG. Le prix d'achat unitaire (1 Fcfa) de Citron en Pièce de taille Moyen  est invraisemblable, prière de regarder les reponses prises dans les questions s07bq07a s07bq07b s07bq07c s07bq08 pour mieux corriger.</w:t>
       </w:r>
     </w:p>
     <w:p>
@@ -3203,6 +5594,1091 @@
           <w:sz w:val="20"/>
         </w:rPr>
         <w:t>- La section 16 du ménage de DEGUENE KANE n'est pas renseigné, prière de renseigner.</w:t>
+      </w:r>
+    </w:p>
+    <w:p>
+      <w:r>
+        <w:t>________________________________________________________________________________</w:t>
+      </w:r>
+    </w:p>
+    <w:p>
+      <w:pPr>
+        <w:pStyle w:val="Heading2"/>
+      </w:pPr>
+      <w:r>
+        <w:t>Menage 12</w:t>
+      </w:r>
+    </w:p>
+    <w:tbl>
+      <w:tblPr>
+        <w:tblStyle w:val="TableGrid"/>
+        <w:tblW w:type="auto" w:w="0"/>
+        <w:tblLook w:firstColumn="1" w:firstRow="1" w:lastColumn="0" w:lastRow="0" w:noHBand="0" w:noVBand="1" w:val="04A0"/>
+      </w:tblPr>
+      <w:tblGrid>
+        <w:gridCol w:w="1662"/>
+        <w:gridCol w:w="1662"/>
+        <w:gridCol w:w="1662"/>
+        <w:gridCol w:w="1662"/>
+        <w:gridCol w:w="1662"/>
+        <w:gridCol w:w="1662"/>
+      </w:tblGrid>
+      <w:tr>
+        <w:tc>
+          <w:tcPr>
+            <w:tcW w:type="dxa" w:w="1662"/>
+            <w:shd w:fill="5B9BD5"/>
+          </w:tcPr>
+          <w:p>
+            <w:r>
+              <w:rPr>
+                <w:b/>
+                <w:color w:val="FFFFFF"/>
+                <w:sz w:val="16"/>
+              </w:rPr>
+              <w:t>Interview Key</w:t>
+            </w:r>
+          </w:p>
+        </w:tc>
+        <w:tc>
+          <w:tcPr>
+            <w:tcW w:type="dxa" w:w="1662"/>
+            <w:shd w:fill="5B9BD5"/>
+          </w:tcPr>
+          <w:p>
+            <w:r>
+              <w:rPr>
+                <w:b/>
+                <w:color w:val="FFFFFF"/>
+                <w:sz w:val="16"/>
+              </w:rPr>
+              <w:t>Interview ID</w:t>
+            </w:r>
+          </w:p>
+        </w:tc>
+        <w:tc>
+          <w:tcPr>
+            <w:tcW w:type="dxa" w:w="1662"/>
+            <w:shd w:fill="5B9BD5"/>
+          </w:tcPr>
+          <w:p>
+            <w:r>
+              <w:rPr>
+                <w:b/>
+                <w:color w:val="FFFFFF"/>
+                <w:sz w:val="16"/>
+              </w:rPr>
+              <w:t>ID Agent</w:t>
+            </w:r>
+          </w:p>
+        </w:tc>
+        <w:tc>
+          <w:tcPr>
+            <w:tcW w:type="dxa" w:w="1662"/>
+            <w:shd w:fill="5B9BD5"/>
+          </w:tcPr>
+          <w:p>
+            <w:r>
+              <w:rPr>
+                <w:b/>
+                <w:color w:val="FFFFFF"/>
+                <w:sz w:val="16"/>
+              </w:rPr>
+              <w:t>ID Equipe</w:t>
+            </w:r>
+          </w:p>
+        </w:tc>
+        <w:tc>
+          <w:tcPr>
+            <w:tcW w:type="dxa" w:w="1662"/>
+            <w:shd w:fill="5B9BD5"/>
+          </w:tcPr>
+          <w:p>
+            <w:r>
+              <w:rPr>
+                <w:b/>
+                <w:color w:val="FFFFFF"/>
+                <w:sz w:val="16"/>
+              </w:rPr>
+              <w:t>Agent</w:t>
+            </w:r>
+          </w:p>
+        </w:tc>
+        <w:tc>
+          <w:tcPr>
+            <w:tcW w:type="dxa" w:w="1662"/>
+            <w:shd w:fill="5B9BD5"/>
+          </w:tcPr>
+          <w:p>
+            <w:r>
+              <w:rPr>
+                <w:b/>
+                <w:color w:val="FFFFFF"/>
+                <w:sz w:val="16"/>
+              </w:rPr>
+              <w:t>Chef d'equipe</w:t>
+            </w:r>
+          </w:p>
+        </w:tc>
+      </w:tr>
+      <w:tr>
+        <w:tc>
+          <w:tcPr>
+            <w:tcW w:type="dxa" w:w="1662"/>
+          </w:tcPr>
+          <w:p>
+            <w:r>
+              <w:rPr>
+                <w:sz w:val="14"/>
+              </w:rPr>
+              <w:t>11-16-14-55</w:t>
+            </w:r>
+          </w:p>
+        </w:tc>
+        <w:tc>
+          <w:tcPr>
+            <w:tcW w:type="dxa" w:w="1662"/>
+          </w:tcPr>
+          <w:p>
+            <w:r>
+              <w:rPr>
+                <w:sz w:val="14"/>
+              </w:rPr>
+              <w:t>76a5d9f4e7c44a90b2b03115b4bd0339</w:t>
+            </w:r>
+          </w:p>
+        </w:tc>
+        <w:tc>
+          <w:tcPr>
+            <w:tcW w:type="dxa" w:w="1662"/>
+          </w:tcPr>
+          <w:p>
+            <w:r>
+              <w:rPr>
+                <w:sz w:val="14"/>
+              </w:rPr>
+              <w:t>EQ5_enq3</w:t>
+            </w:r>
+          </w:p>
+        </w:tc>
+        <w:tc>
+          <w:tcPr>
+            <w:tcW w:type="dxa" w:w="1662"/>
+          </w:tcPr>
+          <w:p>
+            <w:r>
+              <w:rPr>
+                <w:sz w:val="14"/>
+              </w:rPr>
+              <w:t>Equipe5</w:t>
+            </w:r>
+          </w:p>
+        </w:tc>
+        <w:tc>
+          <w:tcPr>
+            <w:tcW w:type="dxa" w:w="1662"/>
+          </w:tcPr>
+          <w:p>
+            <w:r>
+              <w:rPr>
+                <w:sz w:val="14"/>
+              </w:rPr>
+              <w:t>Babacar SENE</w:t>
+            </w:r>
+          </w:p>
+        </w:tc>
+        <w:tc>
+          <w:tcPr>
+            <w:tcW w:type="dxa" w:w="1662"/>
+          </w:tcPr>
+          <w:p>
+            <w:r>
+              <w:rPr>
+                <w:sz w:val="14"/>
+              </w:rPr>
+              <w:t>Sokhna  FALL</w:t>
+            </w:r>
+          </w:p>
+        </w:tc>
+      </w:tr>
+    </w:tbl>
+    <w:p/>
+    <w:tbl>
+      <w:tblPr>
+        <w:tblStyle w:val="TableGrid"/>
+        <w:tblW w:type="auto" w:w="0"/>
+        <w:tblLook w:firstColumn="1" w:firstRow="1" w:lastColumn="0" w:lastRow="0" w:noHBand="0" w:noVBand="1" w:val="04A0"/>
+      </w:tblPr>
+      <w:tblGrid>
+        <w:gridCol w:w="3324"/>
+        <w:gridCol w:w="3324"/>
+        <w:gridCol w:w="3324"/>
+      </w:tblGrid>
+      <w:tr>
+        <w:tc>
+          <w:tcPr>
+            <w:tcW w:type="dxa" w:w="3324"/>
+            <w:shd w:fill="70AD47"/>
+          </w:tcPr>
+          <w:p>
+            <w:r>
+              <w:rPr>
+                <w:b/>
+                <w:color w:val="FFFFFF"/>
+                <w:sz w:val="18"/>
+              </w:rPr>
+              <w:t>Chef de Menage</w:t>
+            </w:r>
+          </w:p>
+        </w:tc>
+        <w:tc>
+          <w:tcPr>
+            <w:tcW w:type="dxa" w:w="3324"/>
+            <w:shd w:fill="70AD47"/>
+          </w:tcPr>
+          <w:p>
+            <w:r>
+              <w:rPr>
+                <w:b/>
+                <w:color w:val="FFFFFF"/>
+                <w:sz w:val="18"/>
+              </w:rPr>
+              <w:t>Quartier/Village (s00q05)</w:t>
+            </w:r>
+          </w:p>
+        </w:tc>
+        <w:tc>
+          <w:tcPr>
+            <w:tcW w:type="dxa" w:w="3324"/>
+            <w:shd w:fill="70AD47"/>
+          </w:tcPr>
+          <w:p>
+            <w:r>
+              <w:rPr>
+                <w:b/>
+                <w:color w:val="FFFFFF"/>
+                <w:sz w:val="18"/>
+              </w:rPr>
+              <w:t>Localisation GPS</w:t>
+            </w:r>
+          </w:p>
+        </w:tc>
+      </w:tr>
+      <w:tr>
+        <w:tc>
+          <w:tcPr>
+            <w:tcW w:type="dxa" w:w="3324"/>
+          </w:tcPr>
+          <w:p>
+            <w:r>
+              <w:rPr>
+                <w:sz w:val="18"/>
+              </w:rPr>
+              <w:t>MAMOUR TALL</w:t>
+            </w:r>
+          </w:p>
+        </w:tc>
+        <w:tc>
+          <w:tcPr>
+            <w:tcW w:type="dxa" w:w="3324"/>
+          </w:tcPr>
+          <w:p>
+            <w:r>
+              <w:rPr>
+                <w:sz w:val="18"/>
+              </w:rPr>
+              <w:t>N/A</w:t>
+            </w:r>
+          </w:p>
+        </w:tc>
+        <w:tc>
+          <w:tcPr>
+            <w:tcW w:type="dxa" w:w="3324"/>
+          </w:tcPr>
+          <w:p>
+            <w:r/>
+            <w:hyperlink r:id="rId17">
+              <w:r>
+                <w:rPr>
+                  <w:color w:val="0563C1"/>
+                  <w:u w:val="single"/>
+                </w:rPr>
+                <w:t>au fond � gauche</w:t>
+              </w:r>
+            </w:hyperlink>
+          </w:p>
+        </w:tc>
+      </w:tr>
+    </w:tbl>
+    <w:p/>
+    <w:p>
+      <w:r>
+        <w:rPr>
+          <w:b/>
+          <w:color w:val="4672C4"/>
+          <w:sz w:val="22"/>
+        </w:rPr>
+        <w:t>&gt;&gt; Section2 - Education</w:t>
+      </w:r>
+    </w:p>
+    <w:p>
+      <w:pPr>
+        <w:ind w:left="283"/>
+      </w:pPr>
+      <w:r>
+        <w:rPr>
+          <w:sz w:val="20"/>
+        </w:rPr>
+        <w:t>- Incohérence ! le montant payé de ADJA MARIETOU TALL BA pour les frais de scolarité semble etre très élevé. veuillez, s'il vous plait, confirmer ces informations avec le QG ou apporter les corrections nécessaires.  Incohérence ! seulement les écoles gouvermentales paient les cotisations (Gouvernement, communauté, ONG ou organisation humanitaire). veuillez, s'il vous plait, confirmer cette information de ADJA MARIETOU TALL BA avec le QG ou apporter les corrections nécessaires. Le montant des frais de cantines ou de restauration pour l'année scolaire de ADJA MARIETOU TALL BA est faible ou élevé. veuillez, s'il vous plait, confirmer ces informations avec le QG ou apporter les corrections nécessaires. Le montant des frais de transport pour l'année scolaire de ADJA MARIETOU TALL BA est faible ou élevé. veuillez, s'il vous plait, confirmer ces informations avec le QG ou apporter les corrections nécessaires. Attention ! Le frais de scolarité (587500 Fcfa) de ADJA MARIETOU TALL BA en 2ème année de Primaire est relativement élevé par rapport aux autres frais de scolarités observés dans cette zone. Prière de corriger ou de confirmer avec le QG.</w:t>
+      </w:r>
+    </w:p>
+    <w:p>
+      <w:r>
+        <w:rPr>
+          <w:b/>
+          <w:color w:val="4672C4"/>
+          <w:sz w:val="22"/>
+        </w:rPr>
+        <w:t>&gt;&gt; Section4b - Emploi - Activite principale</w:t>
+      </w:r>
+    </w:p>
+    <w:p>
+      <w:pPr>
+        <w:ind w:left="283"/>
+      </w:pPr>
+      <w:r>
+        <w:rPr>
+          <w:sz w:val="20"/>
+        </w:rPr>
+        <w:t>- Avertissement!!! MAMADOU TALL BA est un Professions intermédiaires de la comptabilité qui travaille dans Entreprise Privée et a declaré comme catégorie socioprofessionnelle Travailleur pour compte propre , prière de vérifier cette information de catégorie socioprofessionnelle auprès de l'enquêté (e) ou confirmer avec le QG.</w:t>
+      </w:r>
+    </w:p>
+    <w:p>
+      <w:r>
+        <w:rPr>
+          <w:b/>
+          <w:color w:val="4672C4"/>
+          <w:sz w:val="22"/>
+        </w:rPr>
+        <w:t>&gt;&gt; Section7a1 - Repas pris a l'exterieur du menage</w:t>
+      </w:r>
+    </w:p>
+    <w:p>
+      <w:pPr>
+        <w:ind w:left="283"/>
+      </w:pPr>
+      <w:r>
+        <w:rPr>
+          <w:sz w:val="20"/>
+        </w:rPr>
+        <w:t>- Avertissement ! Le montant total déclaré par le ménage concernant les repas pris par l'ensemble des membres au cours des 7 derniers jours semble incohérent. Prière de vérifier dans la section 7a si l'information est correcte et de confirmer avec le QG.</w:t>
+      </w:r>
+    </w:p>
+    <w:p>
+      <w:r>
+        <w:rPr>
+          <w:b/>
+          <w:color w:val="4672C4"/>
+          <w:sz w:val="22"/>
+        </w:rPr>
+        <w:t>&gt;&gt; Section7b - Consommation alimentaire - 7 jours</w:t>
+      </w:r>
+    </w:p>
+    <w:p>
+      <w:pPr>
+        <w:ind w:left="283"/>
+      </w:pPr>
+      <w:r>
+        <w:rPr>
+          <w:sz w:val="20"/>
+        </w:rPr>
+        <w:t>- Avertissement!!! Le ménage a consommé 14 Cuillère Tres petit de Miel, cette quantité semble anormale pour une consommation des 7 derniers jours.Prière de corriger ou de confirmer avec le QG.</w:t>
+      </w:r>
+    </w:p>
+    <w:p>
+      <w:r>
+        <w:rPr>
+          <w:b/>
+          <w:color w:val="4672C4"/>
+          <w:sz w:val="22"/>
+        </w:rPr>
+        <w:t>&gt;&gt; Section10b - caracteristiques entreprise non agricole</w:t>
+      </w:r>
+    </w:p>
+    <w:p>
+      <w:pPr>
+        <w:ind w:left="283"/>
+      </w:pPr>
+      <w:r>
+        <w:rPr>
+          <w:sz w:val="20"/>
+        </w:rPr>
+        <w:t>- Le montant dépensé de L'entreprise commercialise des tissus pour l'achat de ces marchandises revendues en état, sans transformation ne peut être supérieur aux montants obtenus sur la revente de marchandises achetées et revendues en état au cours des 30 derniers jours ou durant le dernier mois où l'entreprise a fonctionné (s10q47 &gt; s10q46), prière de corriger.</w:t>
+      </w:r>
+    </w:p>
+    <w:p>
+      <w:r>
+        <w:rPr>
+          <w:b/>
+          <w:color w:val="4672C4"/>
+          <w:sz w:val="22"/>
+        </w:rPr>
+        <w:t>&gt;&gt; Section14 - Chocs</w:t>
+      </w:r>
+    </w:p>
+    <w:p>
+      <w:pPr>
+        <w:ind w:left="283"/>
+      </w:pPr>
+      <w:r>
+        <w:rPr>
+          <w:sz w:val="20"/>
+        </w:rPr>
+        <w:t>- Avertissement!! Le ménage n'a été négativement affecté par aucun des problèmes donnés dans la section 14. Confirmez vous cette information avec le QG?</w:t>
+      </w:r>
+    </w:p>
+    <w:p>
+      <w:r>
+        <w:rPr>
+          <w:b/>
+          <w:color w:val="4672C4"/>
+          <w:sz w:val="22"/>
+        </w:rPr>
+        <w:t>&gt;&gt; Section16a - Champs et parcelles</w:t>
+      </w:r>
+    </w:p>
+    <w:p>
+      <w:pPr>
+        <w:ind w:left="283"/>
+      </w:pPr>
+      <w:r>
+        <w:rPr>
+          <w:sz w:val="20"/>
+        </w:rPr>
+        <w:t>- La section 16 du ménage de MAMADOU TAll BA n'est pas renseigné, prière de renseigner.</w:t>
+      </w:r>
+    </w:p>
+    <w:p>
+      <w:r>
+        <w:t>________________________________________________________________________________</w:t>
+      </w:r>
+    </w:p>
+    <w:p>
+      <w:pPr>
+        <w:pStyle w:val="Heading2"/>
+      </w:pPr>
+      <w:r>
+        <w:t>Menage 13</w:t>
+      </w:r>
+    </w:p>
+    <w:tbl>
+      <w:tblPr>
+        <w:tblStyle w:val="TableGrid"/>
+        <w:tblW w:type="auto" w:w="0"/>
+        <w:tblLook w:firstColumn="1" w:firstRow="1" w:lastColumn="0" w:lastRow="0" w:noHBand="0" w:noVBand="1" w:val="04A0"/>
+      </w:tblPr>
+      <w:tblGrid>
+        <w:gridCol w:w="1662"/>
+        <w:gridCol w:w="1662"/>
+        <w:gridCol w:w="1662"/>
+        <w:gridCol w:w="1662"/>
+        <w:gridCol w:w="1662"/>
+        <w:gridCol w:w="1662"/>
+      </w:tblGrid>
+      <w:tr>
+        <w:tc>
+          <w:tcPr>
+            <w:tcW w:type="dxa" w:w="1662"/>
+            <w:shd w:fill="5B9BD5"/>
+          </w:tcPr>
+          <w:p>
+            <w:r>
+              <w:rPr>
+                <w:b/>
+                <w:color w:val="FFFFFF"/>
+                <w:sz w:val="16"/>
+              </w:rPr>
+              <w:t>Interview Key</w:t>
+            </w:r>
+          </w:p>
+        </w:tc>
+        <w:tc>
+          <w:tcPr>
+            <w:tcW w:type="dxa" w:w="1662"/>
+            <w:shd w:fill="5B9BD5"/>
+          </w:tcPr>
+          <w:p>
+            <w:r>
+              <w:rPr>
+                <w:b/>
+                <w:color w:val="FFFFFF"/>
+                <w:sz w:val="16"/>
+              </w:rPr>
+              <w:t>Interview ID</w:t>
+            </w:r>
+          </w:p>
+        </w:tc>
+        <w:tc>
+          <w:tcPr>
+            <w:tcW w:type="dxa" w:w="1662"/>
+            <w:shd w:fill="5B9BD5"/>
+          </w:tcPr>
+          <w:p>
+            <w:r>
+              <w:rPr>
+                <w:b/>
+                <w:color w:val="FFFFFF"/>
+                <w:sz w:val="16"/>
+              </w:rPr>
+              <w:t>ID Agent</w:t>
+            </w:r>
+          </w:p>
+        </w:tc>
+        <w:tc>
+          <w:tcPr>
+            <w:tcW w:type="dxa" w:w="1662"/>
+            <w:shd w:fill="5B9BD5"/>
+          </w:tcPr>
+          <w:p>
+            <w:r>
+              <w:rPr>
+                <w:b/>
+                <w:color w:val="FFFFFF"/>
+                <w:sz w:val="16"/>
+              </w:rPr>
+              <w:t>ID Equipe</w:t>
+            </w:r>
+          </w:p>
+        </w:tc>
+        <w:tc>
+          <w:tcPr>
+            <w:tcW w:type="dxa" w:w="1662"/>
+            <w:shd w:fill="5B9BD5"/>
+          </w:tcPr>
+          <w:p>
+            <w:r>
+              <w:rPr>
+                <w:b/>
+                <w:color w:val="FFFFFF"/>
+                <w:sz w:val="16"/>
+              </w:rPr>
+              <w:t>Agent</w:t>
+            </w:r>
+          </w:p>
+        </w:tc>
+        <w:tc>
+          <w:tcPr>
+            <w:tcW w:type="dxa" w:w="1662"/>
+            <w:shd w:fill="5B9BD5"/>
+          </w:tcPr>
+          <w:p>
+            <w:r>
+              <w:rPr>
+                <w:b/>
+                <w:color w:val="FFFFFF"/>
+                <w:sz w:val="16"/>
+              </w:rPr>
+              <w:t>Chef d'equipe</w:t>
+            </w:r>
+          </w:p>
+        </w:tc>
+      </w:tr>
+      <w:tr>
+        <w:tc>
+          <w:tcPr>
+            <w:tcW w:type="dxa" w:w="1662"/>
+          </w:tcPr>
+          <w:p>
+            <w:r>
+              <w:rPr>
+                <w:sz w:val="14"/>
+              </w:rPr>
+              <w:t>34-27-61-16</w:t>
+            </w:r>
+          </w:p>
+        </w:tc>
+        <w:tc>
+          <w:tcPr>
+            <w:tcW w:type="dxa" w:w="1662"/>
+          </w:tcPr>
+          <w:p>
+            <w:r>
+              <w:rPr>
+                <w:sz w:val="14"/>
+              </w:rPr>
+              <w:t>df0854daac5c43a3951fd9bcf3cfbe76</w:t>
+            </w:r>
+          </w:p>
+        </w:tc>
+        <w:tc>
+          <w:tcPr>
+            <w:tcW w:type="dxa" w:w="1662"/>
+          </w:tcPr>
+          <w:p>
+            <w:r>
+              <w:rPr>
+                <w:sz w:val="14"/>
+              </w:rPr>
+              <w:t>EQ5_enq2</w:t>
+            </w:r>
+          </w:p>
+        </w:tc>
+        <w:tc>
+          <w:tcPr>
+            <w:tcW w:type="dxa" w:w="1662"/>
+          </w:tcPr>
+          <w:p>
+            <w:r>
+              <w:rPr>
+                <w:sz w:val="14"/>
+              </w:rPr>
+              <w:t>Equipe5</w:t>
+            </w:r>
+          </w:p>
+        </w:tc>
+        <w:tc>
+          <w:tcPr>
+            <w:tcW w:type="dxa" w:w="1662"/>
+          </w:tcPr>
+          <w:p>
+            <w:r>
+              <w:rPr>
+                <w:sz w:val="14"/>
+              </w:rPr>
+              <w:t>Ramatoulaye SANE</w:t>
+            </w:r>
+          </w:p>
+        </w:tc>
+        <w:tc>
+          <w:tcPr>
+            <w:tcW w:type="dxa" w:w="1662"/>
+          </w:tcPr>
+          <w:p>
+            <w:r>
+              <w:rPr>
+                <w:sz w:val="14"/>
+              </w:rPr>
+              <w:t>Sokhna  FALL</w:t>
+            </w:r>
+          </w:p>
+        </w:tc>
+      </w:tr>
+    </w:tbl>
+    <w:p/>
+    <w:tbl>
+      <w:tblPr>
+        <w:tblStyle w:val="TableGrid"/>
+        <w:tblW w:type="auto" w:w="0"/>
+        <w:tblLook w:firstColumn="1" w:firstRow="1" w:lastColumn="0" w:lastRow="0" w:noHBand="0" w:noVBand="1" w:val="04A0"/>
+      </w:tblPr>
+      <w:tblGrid>
+        <w:gridCol w:w="3324"/>
+        <w:gridCol w:w="3324"/>
+        <w:gridCol w:w="3324"/>
+      </w:tblGrid>
+      <w:tr>
+        <w:tc>
+          <w:tcPr>
+            <w:tcW w:type="dxa" w:w="3324"/>
+            <w:shd w:fill="70AD47"/>
+          </w:tcPr>
+          <w:p>
+            <w:r>
+              <w:rPr>
+                <w:b/>
+                <w:color w:val="FFFFFF"/>
+                <w:sz w:val="18"/>
+              </w:rPr>
+              <w:t>Chef de Menage</w:t>
+            </w:r>
+          </w:p>
+        </w:tc>
+        <w:tc>
+          <w:tcPr>
+            <w:tcW w:type="dxa" w:w="3324"/>
+            <w:shd w:fill="70AD47"/>
+          </w:tcPr>
+          <w:p>
+            <w:r>
+              <w:rPr>
+                <w:b/>
+                <w:color w:val="FFFFFF"/>
+                <w:sz w:val="18"/>
+              </w:rPr>
+              <w:t>Quartier/Village (s00q05)</w:t>
+            </w:r>
+          </w:p>
+        </w:tc>
+        <w:tc>
+          <w:tcPr>
+            <w:tcW w:type="dxa" w:w="3324"/>
+            <w:shd w:fill="70AD47"/>
+          </w:tcPr>
+          <w:p>
+            <w:r>
+              <w:rPr>
+                <w:b/>
+                <w:color w:val="FFFFFF"/>
+                <w:sz w:val="18"/>
+              </w:rPr>
+              <w:t>Localisation GPS</w:t>
+            </w:r>
+          </w:p>
+        </w:tc>
+      </w:tr>
+      <w:tr>
+        <w:tc>
+          <w:tcPr>
+            <w:tcW w:type="dxa" w:w="3324"/>
+          </w:tcPr>
+          <w:p>
+            <w:r>
+              <w:rPr>
+                <w:sz w:val="18"/>
+              </w:rPr>
+              <w:t>TANATOU BA</w:t>
+            </w:r>
+          </w:p>
+        </w:tc>
+        <w:tc>
+          <w:tcPr>
+            <w:tcW w:type="dxa" w:w="3324"/>
+          </w:tcPr>
+          <w:p>
+            <w:r>
+              <w:rPr>
+                <w:sz w:val="18"/>
+              </w:rPr>
+              <w:t>N/A</w:t>
+            </w:r>
+          </w:p>
+        </w:tc>
+        <w:tc>
+          <w:tcPr>
+            <w:tcW w:type="dxa" w:w="3324"/>
+          </w:tcPr>
+          <w:p>
+            <w:r/>
+            <w:hyperlink r:id="rId18">
+              <w:r>
+                <w:rPr>
+                  <w:color w:val="0563C1"/>
+                  <w:u w:val="single"/>
+                </w:rPr>
+                <w:t>en haut</w:t>
+              </w:r>
+            </w:hyperlink>
+          </w:p>
+        </w:tc>
+      </w:tr>
+    </w:tbl>
+    <w:p/>
+    <w:p>
+      <w:r>
+        <w:rPr>
+          <w:b/>
+          <w:color w:val="4672C4"/>
+          <w:sz w:val="22"/>
+        </w:rPr>
+        <w:t>&gt;&gt; Section0 - Identification et renseignements de controle</w:t>
+      </w:r>
+    </w:p>
+    <w:p>
+      <w:pPr>
+        <w:ind w:left="283"/>
+      </w:pPr>
+      <w:r>
+        <w:rPr>
+          <w:sz w:val="20"/>
+        </w:rPr>
+        <w:t>- Le questionnaire semble ne pas être complètement fini mais le questionnaire est en statut complet, prière de compléter le questionnaire.</w:t>
+      </w:r>
+    </w:p>
+    <w:p>
+      <w:r>
+        <w:rPr>
+          <w:b/>
+          <w:color w:val="4672C4"/>
+          <w:sz w:val="22"/>
+        </w:rPr>
+        <w:t>&gt;&gt; Section2 - Education</w:t>
+      </w:r>
+    </w:p>
+    <w:p>
+      <w:pPr>
+        <w:ind w:left="283"/>
+      </w:pPr>
+      <w:r>
+        <w:rPr>
+          <w:sz w:val="20"/>
+        </w:rPr>
+        <w:t xml:space="preserve">- Le montant des autres depenses pour l'année scolaire de Dalanda Ba est faible ou élevé. veuillez, s'il vous plait, confirmer ces informations avec le QG ou apporter les corrections nécessaires. </w:t>
+        <w:br/>
+        <w:t xml:space="preserve">- Le montant des frais pour les cahiers et autres matériels scolaires pour l'année scolaire de aissatou Ba est faible ou élevé, veuillez, s'il vous plait, confirmer ces informations avec le QG ou apporter les corrections nécessaires. Le montant des autres depenses pour l'année scolaire de aissatou Ba est faible ou élevé. veuillez, s'il vous plait, confirmer ces informations avec le QG ou apporter les corrections nécessaires. </w:t>
+        <w:br/>
+        <w:t>- Peu probable! fatim BA  n'arrive pas  à comprendre un petit texte lu dans une langue locale (s02q03). Veuillez corriger ou donner des explications au QG. Peu probable! fatim BA  ne sait ni lire, ni écrire, ni comprendre dans aucune des langues  (s02q01,s02q02,s02q03). Veuillez corriger ou donner des explications au QG. Peu plausible fatim BA fréquente au minimum le fondamental 1 mais ne sait ni lire ni comprendre la langue française, prière de corriger ou de confirmer avec le QG merci.  Incohérence ! seulement les écoles gouvermentales paient les cotisations (Gouvernement, communauté, ONG ou organisation humanitaire). veuillez, s'il vous plait, confirmer cette information de fatim BA avec le QG ou apporter les corrections nécessaires.</w:t>
+      </w:r>
+    </w:p>
+    <w:p>
+      <w:r>
+        <w:rPr>
+          <w:b/>
+          <w:color w:val="4672C4"/>
+          <w:sz w:val="22"/>
+        </w:rPr>
+        <w:t>&gt;&gt; Section3 - Sante</w:t>
+      </w:r>
+    </w:p>
+    <w:p>
+      <w:pPr>
+        <w:ind w:left="283"/>
+      </w:pPr>
+      <w:r>
+        <w:rPr>
+          <w:sz w:val="20"/>
+        </w:rPr>
+        <w:t xml:space="preserve">- Incoherent! Bocar Ba Bénéficie de CMU et les actes couverts sont différents de tiers payant. </w:t>
+        <w:br/>
+        <w:t xml:space="preserve">-  Incoherent! aissatou Ba Bénéficie de CMU et les actes couverts sont différents de tiers payant. </w:t>
+        <w:br/>
+        <w:t xml:space="preserve">-  Incoherent! fatim BA Bénéficie de CMU et les actes couverts sont différents de tiers payant. </w:t>
+        <w:br/>
+        <w:t>-  Incoherent! talatou BA Bénéficie de CMU et les actes couverts sont différents de tiers payant.</w:t>
+      </w:r>
+    </w:p>
+    <w:p>
+      <w:r>
+        <w:rPr>
+          <w:b/>
+          <w:color w:val="4672C4"/>
+          <w:sz w:val="22"/>
+        </w:rPr>
+        <w:t>&gt;&gt; Section4a - Emploi</w:t>
+      </w:r>
+    </w:p>
+    <w:p>
+      <w:pPr>
+        <w:ind w:left="283"/>
+      </w:pPr>
+      <w:r>
+        <w:rPr>
+          <w:sz w:val="20"/>
+        </w:rPr>
+        <w:t>- Avertissement! Généralement les jeunes hommes (10 à 25ans) font des travaux ménager soit apprendre les enfants à reviser leurs léçons ou d'autres cours, Bocar Ba n'a consacré aucune heure pour les travaux cités en s04q01, s04q02, s04q03, s04q04, s04q05, s04q06, s04q07 et s04q08.Prière de regarder pour corriger ou confirmer avec le QG.</w:t>
+      </w:r>
+    </w:p>
+    <w:p>
+      <w:r>
+        <w:rPr>
+          <w:b/>
+          <w:color w:val="4672C4"/>
+          <w:sz w:val="22"/>
+        </w:rPr>
+        <w:t>&gt;&gt; Section4b - Emploi - Activite principale</w:t>
+      </w:r>
+    </w:p>
+    <w:p>
+      <w:pPr>
+        <w:ind w:left="283"/>
+      </w:pPr>
+      <w:r>
+        <w:rPr>
+          <w:sz w:val="20"/>
+        </w:rPr>
+        <w:t>- Avertissement!!! talatou BA est un Autres membres des forces armées qui travaille dans Entreprise Privée et a declaré comme catégorie socioprofessionnelle Ouvrier ou employé qualifié , prière de vérifier cette information de catégorie socioprofessionnelle auprès de l'enquêté (e) ou confirmer avec le QG.</w:t>
+      </w:r>
+    </w:p>
+    <w:p>
+      <w:r>
+        <w:rPr>
+          <w:b/>
+          <w:color w:val="4672C4"/>
+          <w:sz w:val="22"/>
+        </w:rPr>
+        <w:t>&gt;&gt; Section6 - Epargne et credit</w:t>
+      </w:r>
+    </w:p>
+    <w:p>
+      <w:pPr>
+        <w:ind w:left="283"/>
+      </w:pPr>
+      <w:r>
+        <w:rPr>
+          <w:sz w:val="20"/>
+        </w:rPr>
+        <w:t xml:space="preserve">- Avertissement!!! fatoumata DIALLO a demandé un crédit auprès d'une institution financière au cours des 12 derniers mois, qui a obtenu un crédit auprès d'une de ces institutions au cours des 12 derniers mois dit n'avoir pas beneficer de crédit immobilier. Veuillez vous rassurez réellement que la personne n'a pas affecté de crédit immobilier. </w:t>
+        <w:br/>
+        <w:t>-  Avertissement!!! talatou BA a demandé un crédit auprès d'une institution financière au cours des 12 derniers mois, qui a obtenu un crédit auprès d'une de ces institutions au cours des 12 derniers mois dit n'avoir pas beneficer de crédit immobilier. Veuillez vous rassurez réellement que la personne n'a pas affecté de crédit immobilier.</w:t>
+      </w:r>
+    </w:p>
+    <w:p>
+      <w:r>
+        <w:rPr>
+          <w:b/>
+          <w:color w:val="4672C4"/>
+          <w:sz w:val="22"/>
+        </w:rPr>
+        <w:t>&gt;&gt; Section7b - Consommation alimentaire - 7 jours</w:t>
+      </w:r>
+    </w:p>
+    <w:p>
+      <w:pPr>
+        <w:ind w:left="283"/>
+      </w:pPr>
+      <w:r>
+        <w:rPr>
+          <w:sz w:val="20"/>
+        </w:rPr>
+        <w:t>- Attention ! Le prix unitaire d'achat (100 Fcfa) de Pain moderne (Baguette) en miche (Moyen) est relativement faible par rapport aux autres prix observés dans cette zone. Prière de corriger ou de confirmer avec le QG. Attention ! Le prix unitaire d'achat (50 Fcfa) de Haricot vert en Tas (Tres petit) est relativement faible par rapport aux autres prix observés dans cette zone. Prière de corriger ou de confirmer avec le QG. Attention ! Le prix unitaire d'achat (8.333333 Fcfa) de Cube alimentaire (Maggi, Jumbo, ) en Cube (Moyen) est relativement faible par rapport aux autres prix observés dans cette zone. Prière de corriger ou de confirmer avec le QG. Attention ! Le prix unitaire d'achat (800 Fcfa) de Oignon frais en Kg (taille unique) est relativement élevé par rapport aux autres prix observés dans cette zone. Prière de corriger ou de confirmer avec le QG. Attention ! Soupçons de quantité anormale! Le ménage de talatou ba avec une taille de 6 personnes a consommé 9 Sachets en Tres petit de Piment séché qui est relativement élevé comme consommation par rapport à la condition de vie des autres ménages de même taille dans cette zone. Prière de corriger ou de confirmer avec le QG. Avertissement!! La quantité (.37) de Huile de palme brute en Litre qui provient de la production du ménage et celle reçue en cadeau depasse la quantité consommée, prière de verifier et corriger.</w:t>
+      </w:r>
+    </w:p>
+    <w:p>
+      <w:r>
+        <w:rPr>
+          <w:b/>
+          <w:color w:val="4672C4"/>
+          <w:sz w:val="22"/>
+        </w:rPr>
+        <w:t>&gt;&gt; Section9b - Depenses non-alimentaires - 7 jours</w:t>
+      </w:r>
+    </w:p>
+    <w:p>
+      <w:pPr>
+        <w:ind w:left="283"/>
+      </w:pPr>
+      <w:r>
+        <w:rPr>
+          <w:sz w:val="20"/>
+        </w:rPr>
+        <w:t>- Peu plausible! le montant de la dépense pour Transport urbain en train semble faible. Veuillez, s'il vous plaît, confirmer cette information avec le QG ou la corriger.</w:t>
+      </w:r>
+    </w:p>
+    <w:p>
+      <w:r>
+        <w:rPr>
+          <w:b/>
+          <w:color w:val="4672C4"/>
+          <w:sz w:val="22"/>
+        </w:rPr>
+        <w:t>&gt;&gt; Section9e - Depenses non-alimentaires - 6 mois</w:t>
+      </w:r>
+    </w:p>
+    <w:p>
+      <w:pPr>
+        <w:ind w:left="283"/>
+      </w:pPr>
+      <w:r>
+        <w:rPr>
+          <w:sz w:val="20"/>
+        </w:rPr>
+        <w:t xml:space="preserve">- Peu plausible! le montant de la dépense pour Service de portefaix (pousse-pousse, wotro, etc. ) semble faible. Veuillez, s'il vous plaît, confirmer cette information avec le QG ou la corriger. </w:t>
+        <w:br/>
+        <w:t>- Peu plausible! le montant de la dépense pour Vêtements femmes (15 ans et plus): robe, jupe, pantalon, ensemble, etc. semble élevé. Veuillez, s'il vous plaît, confirmer cette information avec le QG ou la corriger.</w:t>
+      </w:r>
+    </w:p>
+    <w:p>
+      <w:r>
+        <w:rPr>
+          <w:b/>
+          <w:color w:val="4672C4"/>
+          <w:sz w:val="22"/>
+        </w:rPr>
+        <w:t>&gt;&gt; Section10b - caracteristiques entreprise non agricole</w:t>
+      </w:r>
+    </w:p>
+    <w:p>
+      <w:pPr>
+        <w:ind w:left="283"/>
+      </w:pPr>
+      <w:r>
+        <w:rPr>
+          <w:sz w:val="20"/>
+        </w:rPr>
+        <w:t>- Incohérence!! L'entreprise vente de lègumes au marchè de thiaroye dit avoir réçu une somme sur la revente de ces marchandises achetées et revendues en état (s10q46 est differnt de 0) mais n'a depensé aucune somme sur l'achat des marchandises revendues en état (s10q47==0), prière de fournir plus d'effort pour estimer le montant obtenu sur la depense de ces marchandises achetées et revendues en état.</w:t>
+      </w:r>
+    </w:p>
+    <w:p>
+      <w:r>
+        <w:rPr>
+          <w:b/>
+          <w:color w:val="4672C4"/>
+          <w:sz w:val="22"/>
+        </w:rPr>
+        <w:t>&gt;&gt; Section11 - Caracteristiques logement</w:t>
+      </w:r>
+    </w:p>
+    <w:p>
+      <w:pPr>
+        <w:ind w:left="283"/>
+      </w:pPr>
+      <w:r>
+        <w:rPr>
+          <w:sz w:val="20"/>
+        </w:rPr>
+        <w:t>- Le type de logement est Duplex/ Villa ou Immeuble à plusieurs Appartements mais le principal matériau de toit est de tôle et autres. Le montant de la dernière facture d'eau avec la périodicité ne peut pas être égale à 0 ou est trop élevé, veuillez revoir la question s11q23a s'il vous plait.</w:t>
+      </w:r>
+    </w:p>
+    <w:p>
+      <w:r>
+        <w:rPr>
+          <w:b/>
+          <w:color w:val="4672C4"/>
+          <w:sz w:val="22"/>
+        </w:rPr>
+        <w:t>&gt;&gt; Section12 - Actifs du menage</w:t>
+      </w:r>
+    </w:p>
+    <w:p>
+      <w:pPr>
+        <w:ind w:left="283"/>
+      </w:pPr>
+      <w:r>
+        <w:rPr>
+          <w:sz w:val="20"/>
+        </w:rPr>
+        <w:t>- Avertissement!!! Le prix d'achat (8000) de l'article  Bonbonne de gaz est inférieur aux prix de revente (10000)  avec l'âge du bien atteignant 20 ans. Prière de vérifier ou confirmer avec l'enquêté et mettre les bonnes valeurs après verification, s'il le faut.</w:t>
+      </w:r>
+    </w:p>
+    <w:p>
+      <w:r>
+        <w:rPr>
+          <w:b/>
+          <w:color w:val="4672C4"/>
+          <w:sz w:val="22"/>
+        </w:rPr>
+        <w:t>&gt;&gt; Section15 - Filets sociaux</w:t>
+      </w:r>
+    </w:p>
+    <w:p>
+      <w:pPr>
+        <w:ind w:left="283"/>
+      </w:pPr>
+      <w:r>
+        <w:rPr>
+          <w:sz w:val="20"/>
+        </w:rPr>
+        <w:t>- Avertissement!! Aucun membre dans ce ménage n'a entendu parler d'aucun programme de la section 15, prière de confirmer ce cas avec le QG.</w:t>
+      </w:r>
+    </w:p>
+    <w:p>
+      <w:r>
+        <w:rPr>
+          <w:b/>
+          <w:color w:val="4672C4"/>
+          <w:sz w:val="22"/>
+        </w:rPr>
+        <w:t>&gt;&gt; Section16a - Champs et parcelles</w:t>
+      </w:r>
+    </w:p>
+    <w:p>
+      <w:pPr>
+        <w:ind w:left="283"/>
+      </w:pPr>
+      <w:r>
+        <w:rPr>
+          <w:sz w:val="20"/>
+        </w:rPr>
+        <w:t>- La section 16 du ménage de talatou ba n'est pas renseigné, prière de renseigner.</w:t>
       </w:r>
     </w:p>
     <w:p>
